--- a/Dbbb-Ebc/B304-Abt.docx
+++ b/Dbbb-Ebc/B304-Abt.docx
@@ -5,71 +5,47 @@
     <w:p>
       <w:pPr>
         <w:pStyle w:val="NormalWeb"/>
-        <w:spacing w:before="120" w:beforeAutospacing="0" w:afterAutospacing="0"/>
-        <w:jc w:val="both"/>
-        <w:rPr>
-          <w:rFonts w:ascii="Gentium" w:hAnsi="Gentium" w:cs="Gentium"/>
+        <w:keepNext/>
+        <w:spacing w:beforeAutospacing="0" w:afterAutospacing="0"/>
+        <w:jc w:val="center"/>
+        <w:rPr>
+          <w:rStyle w:val="Strong"/>
+          <w:rFonts w:ascii="Gentium" w:hAnsi="Gentium" w:cs="Gentium"/>
+          <w:smallCaps/>
           <w:noProof/>
           <w:color w:val="auto"/>
-        </w:rPr>
-      </w:pPr>
-      <w:r>
-        <w:rPr>
-          <w:rFonts w:ascii="Gentium" w:hAnsi="Gentium" w:cs="Gentium"/>
+          <w:sz w:val="32"/>
+          <w:szCs w:val="32"/>
+          <w:u w:val="single"/>
+        </w:rPr>
+      </w:pPr>
+      <w:r>
+        <w:rPr>
+          <w:rStyle w:val="Strong"/>
+          <w:rFonts w:ascii="Gentium" w:hAnsi="Gentium" w:cs="Gentium"/>
+          <w:smallCaps/>
           <w:noProof/>
           <w:color w:val="auto"/>
-        </w:rPr>
-        <w:t xml:space="preserve">This book is printed here from the Syriac, in Mai’s Latin. The Syriac carries eighty-three canons, which is the number of the fullest Ethiopic copy; the Coptic of the same book has eighty-one, and another Ethiopic copy eighty-two. Where the Coptic differs it is noted. The same canons stand in shorter form as Book Three. As with Book One, this is printed from Ebedjesu’s Epitome and is not a translation of the Ge’ez. Cowley counts Abṭəlis at eighty-one or eighty-three canons and says it is very similar to Book VIII of the Syriac Octateuch of Clement, which is the form given here; he also records that the text of Abṭəlis 83 in </w:t>
-      </w:r>
-      <w:r>
-        <w:rPr>
-          <w:rFonts w:ascii="Gentium" w:hAnsi="Gentium" w:cs="Gentium"/>
-          <w:i/>
-          <w:iCs/>
-          <w:noProof/>
-          <w:color w:val="auto"/>
-        </w:rPr>
-        <w:t>British Museum Orient. 793</w:t>
-      </w:r>
-      <w:r>
-        <w:rPr>
-          <w:rFonts w:ascii="Gentium" w:hAnsi="Gentium" w:cs="Gentium"/>
-          <w:noProof/>
-          <w:color w:val="auto"/>
-        </w:rPr>
-        <w:t xml:space="preserve"> lists the canonical books as the Ge’ez Fetha Nagast does, which is the list standing at canon 83 below. Bausi sets out four recensions of the Apostolic Canons in the Senodos: one of fifty-six canons, of Coptic origin, which is Fell’s and stands here as Book Three; one of eighty-one; and two more, of eighty-one and of eighty canons, which are the ones called ‘Abṭelisāt and Baṭelsāt. The name he derives from the Arabic rendering of the Greek titlos, a title; properly the recension in eighty-one canons is the Abṭelisāt and that in eighty the Baṭelsāt, though tradition calls both by the first name. The Encyclopaedia Aethiopica gives the word as Ge’ez of Greek origin meaning an article of ecclesiastical law, a canon, and records that the Senodos holds two collections of eighty-one such canons, largely the same in content, both introduced as abṭelisat, the one heading each canon abṭelis and the other the commoner qanona. Of the Abṭelisāt he says that they carry an enlarged and more developed text, and that their first canon treats the election not of the bishop only but of the metropolitan as well, which is a Melkite mark. He edited all four critically, so the Ge’ez has been printed since 1995, though not in English: Fell judged in 1871 that the titles deserved printing, Cowley was preparing an edition in 1974, and Bausi published them in CSCO 552 and 553 with an Italian translation. Source: Mai, </w:t>
-      </w:r>
-      <w:r>
-        <w:rPr>
-          <w:rFonts w:ascii="Gentium" w:hAnsi="Gentium" w:cs="Gentium"/>
-          <w:i/>
-          <w:iCs/>
-          <w:noProof/>
-          <w:color w:val="auto"/>
-        </w:rPr>
-        <w:t>Scriptorum veterum nova collectio</w:t>
-      </w:r>
-      <w:r>
-        <w:rPr>
-          <w:rFonts w:ascii="Gentium" w:hAnsi="Gentium" w:cs="Gentium"/>
-          <w:noProof/>
-          <w:color w:val="auto"/>
-        </w:rPr>
-        <w:t>, vol. X, Latin section, pp. 8–17; the Syriac of the same at p. 175.</w:t>
+          <w:sz w:val="32"/>
+          <w:szCs w:val="32"/>
+          <w:u w:val="single"/>
+        </w:rPr>
+        <w:t>Abtilis</w:t>
       </w:r>
     </w:p>
     <w:p>
       <w:pPr>
         <w:pStyle w:val="NormalWeb"/>
-        <w:pBdr>
-          <w:bottom w:val="single" w:sz="4" w:space="1" w:color="000000"/>
-        </w:pBdr>
-        <w:spacing w:before="120" w:beforeAutospacing="0" w:afterAutospacing="0"/>
+        <w:keepNext/>
+        <w:spacing w:beforeAutospacing="0" w:afterAutospacing="0"/>
         <w:jc w:val="center"/>
         <w:rPr>
-          <w:rFonts w:ascii="Gentium" w:hAnsi="Gentium" w:cs="Gentium"/>
-          <w:b/>
-          <w:bCs/>
+          <w:noProof/>
+        </w:rPr>
+      </w:pPr>
+      <w:r>
+        <w:rPr>
+          <w:rFonts w:ascii="Gentium" w:hAnsi="Gentium" w:cs="Gentium"/>
           <w:i/>
           <w:iCs/>
           <w:noProof/>
@@ -77,12 +53,11 @@
           <w:sz w:val="26"/>
           <w:szCs w:val="26"/>
         </w:rPr>
-      </w:pPr>
-      <w:r>
-        <w:rPr>
-          <w:rFonts w:ascii="Gentium" w:hAnsi="Gentium" w:cs="Gentium"/>
-          <w:b/>
-          <w:bCs/>
+        <w:t>English Translation as posted by the</w:t>
+      </w:r>
+      <w:r>
+        <w:rPr>
+          <w:rFonts w:ascii="Gentium" w:hAnsi="Gentium" w:cs="Gentium"/>
           <w:i/>
           <w:iCs/>
           <w:noProof/>
@@ -90,76 +65,7 @@
           <w:sz w:val="26"/>
           <w:szCs w:val="26"/>
         </w:rPr>
-        <w:t>From: Breandan Lumpkin, “</w:t>
-      </w:r>
-      <w:r>
-        <w:rPr>
-          <w:rFonts w:ascii="Gentium" w:hAnsi="Gentium" w:cs="Gentium"/>
-          <w:b/>
-          <w:bCs/>
-          <w:i/>
-          <w:iCs/>
-          <w:noProof/>
-          <w:color w:val="7030A0"/>
-          <w:sz w:val="26"/>
-          <w:szCs w:val="26"/>
-          <w:u w:val="single"/>
-        </w:rPr>
-        <w:t>The Ethiopian Sinodos: Lost Books of the Ethiopian Bible</w:t>
-      </w:r>
-      <w:r>
-        <w:rPr>
-          <w:rFonts w:ascii="Gentium" w:hAnsi="Gentium" w:cs="Gentium"/>
-          <w:b/>
-          <w:bCs/>
-          <w:i/>
-          <w:iCs/>
-          <w:noProof/>
-          <w:color w:val="7030A0"/>
-          <w:sz w:val="26"/>
-          <w:szCs w:val="26"/>
-        </w:rPr>
-        <w:t xml:space="preserve">.” </w:t>
-      </w:r>
-      <w:r>
-        <w:rPr>
-          <w:rFonts w:ascii="Gentium" w:hAnsi="Gentium" w:cs="Gentium"/>
-          <w:b/>
-          <w:bCs/>
-          <w:i/>
-          <w:iCs/>
-          <w:noProof/>
-          <w:color w:val="7030A0"/>
-          <w:sz w:val="26"/>
-          <w:szCs w:val="26"/>
-        </w:rPr>
-        <w:br/>
-        <w:t>Copyright © 2026, Fifth Estate Publishing, Blountsville, AL.</w:t>
-      </w:r>
-    </w:p>
-    <w:p>
-      <w:pPr>
-        <w:pStyle w:val="NormalWeb"/>
-        <w:pBdr>
-          <w:bottom w:val="single" w:sz="4" w:space="1" w:color="000000"/>
-        </w:pBdr>
-        <w:spacing w:before="120" w:beforeAutospacing="0" w:afterAutospacing="0"/>
-        <w:jc w:val="center"/>
-        <w:rPr>
-          <w:noProof/>
-        </w:rPr>
-      </w:pPr>
-      <w:r>
-        <w:rPr>
-          <w:rFonts w:ascii="Gentium" w:hAnsi="Gentium" w:cs="Gentium"/>
-          <w:i/>
-          <w:iCs/>
-          <w:noProof/>
-          <w:color w:val="7030A0"/>
-          <w:sz w:val="26"/>
-          <w:szCs w:val="26"/>
-        </w:rPr>
-        <w:t xml:space="preserve">A print version of the entire work (including all four Books of the Sinodos, with a full introduction &amp; glossary) can be ordered </w:t>
+        <w:t xml:space="preserve"> </w:t>
       </w:r>
       <w:hyperlink r:id="rId5">
         <w:r>
@@ -172,7 +78,7 @@
             <w:sz w:val="26"/>
             <w:szCs w:val="26"/>
           </w:rPr>
-          <w:t>online from Amazon</w:t>
+          <w:t>Modern Testament Digital Library</w:t>
         </w:r>
       </w:hyperlink>
       <w:r>
@@ -190,93 +96,10 @@
     </w:p>
     <w:p>
       <w:pPr>
-        <w:pStyle w:val="NormalWeb"/>
-        <w:spacing w:before="240" w:beforeAutospacing="0" w:afterAutospacing="0"/>
-        <w:jc w:val="center"/>
-        <w:rPr>
-          <w:noProof/>
-        </w:rPr>
-      </w:pPr>
-      <w:r>
-        <w:rPr>
-          <w:rStyle w:val="Strong"/>
-          <w:rFonts w:ascii="Gentium" w:hAnsi="Gentium" w:cs="Gentium"/>
-          <w:smallCaps/>
-          <w:noProof/>
-          <w:color w:val="auto"/>
-          <w:sz w:val="32"/>
-          <w:szCs w:val="32"/>
-          <w:u w:val="single"/>
-        </w:rPr>
-        <w:t>The Sinodos of The Apostles – Book IV, ‘Abṭəlis</w:t>
-      </w:r>
-      <w:r>
-        <w:rPr>
-          <w:rStyle w:val="Strong"/>
-          <w:rFonts w:ascii="Gentium" w:hAnsi="Gentium" w:cs="Gentium"/>
-          <w:smallCaps/>
-          <w:noProof/>
-          <w:color w:val="auto"/>
-          <w:sz w:val="32"/>
-          <w:szCs w:val="32"/>
-          <w:u w:val="single"/>
-        </w:rPr>
-        <w:br/>
-      </w:r>
-      <w:r>
-        <w:rPr>
-          <w:rStyle w:val="Strong"/>
-          <w:rFonts w:ascii="Gentium" w:hAnsi="Gentium" w:cs="Gentium"/>
-          <w:b w:val="0"/>
-          <w:bCs w:val="0"/>
-          <w:i/>
-          <w:iCs/>
-          <w:smallCaps/>
-          <w:noProof/>
-          <w:color w:val="auto"/>
-          <w:sz w:val="32"/>
-          <w:szCs w:val="32"/>
-        </w:rPr>
-        <w:t>The Canons of the Apostles, which were given through the holy Clement, disciple of the Apostles</w:t>
-      </w:r>
-    </w:p>
-    <w:p>
-      <w:pPr>
-        <w:shd w:val="clear" w:color="auto" w:fill="FFFFFF"/>
-        <w:spacing w:before="120"/>
-        <w:jc w:val="both"/>
-        <w:rPr>
-          <w:rFonts w:ascii="Gentium" w:hAnsi="Gentium" w:cs="Gentium"/>
-          <w:noProof/>
-        </w:rPr>
-      </w:pPr>
-      <w:r>
-        <w:rPr>
-          <w:rFonts w:ascii="Gentium" w:hAnsi="Gentium" w:cs="Gentium"/>
-          <w:noProof/>
-        </w:rPr>
-        <w:t>Long after the time of the ascension of our Lord into heaven, and the departure of the blessed apostles out of this world into the region of life and light — while bishops were still marked with the name of apostleship, and their households called them apostles after the manner of the order of the Twelve, and not after the manner of the bishops of the present day, and bishops in that time called the presbyters their household folk — afterwards, when the fathers drew back from the greatness of this name and left it, as befitted the honour of the Twelve, and submitted themselves so that they should be called bishops as is fitting and the presbyters be called presbyters as they are; while yet, I say, bishops were still named with the name of the apostles, they came together and appointed the several canons which follow.</w:t>
-      </w:r>
-    </w:p>
-    <w:p>
-      <w:pPr>
-        <w:rPr>
-          <w:noProof/>
-        </w:rPr>
-        <w:sectPr>
-          <w:pgSz w:w="16838" w:h="11906" w:orient="landscape"/>
-          <w:pgMar w:top="1247" w:right="1418" w:bottom="1247" w:left="1418" w:header="0" w:footer="0" w:gutter="0"/>
-          <w:cols w:space="720"/>
-          <w:formProt w:val="0"/>
-          <w:docGrid w:linePitch="600" w:charSpace="32768"/>
-        </w:sectPr>
-      </w:pPr>
-    </w:p>
-    <w:p>
-      <w:pPr>
         <w:keepNext/>
         <w:widowControl w:val="0"/>
         <w:shd w:val="clear" w:color="auto" w:fill="FFFFFF"/>
+        <w:spacing w:before="120"/>
         <w:jc w:val="center"/>
         <w:rPr>
           <w:noProof/>
@@ -291,29 +114,94 @@
           <w:sz w:val="28"/>
           <w:szCs w:val="28"/>
         </w:rPr>
-        <w:t>Canon 1</w:t>
-      </w:r>
-    </w:p>
-    <w:p>
-      <w:pPr>
-        <w:shd w:val="clear" w:color="auto" w:fill="FFFFFF"/>
-        <w:spacing w:before="100"/>
-        <w:jc w:val="both"/>
-        <w:rPr>
-          <w:rFonts w:ascii="Gentium" w:hAnsi="Gentium" w:cs="Gentium"/>
-          <w:noProof/>
-        </w:rPr>
-      </w:pPr>
-      <w:r>
-        <w:rPr>
-          <w:rFonts w:ascii="Gentium" w:hAnsi="Gentium" w:cs="Gentium"/>
-          <w:noProof/>
-        </w:rPr>
-        <w:t>A bishop receives the laying on of hands from two bishops, or from three.</w:t>
-      </w:r>
-    </w:p>
-    <w:p>
-      <w:pPr>
+        <w:t>Prologue</w:t>
+      </w:r>
+    </w:p>
+    <w:p>
+      <w:pPr>
+        <w:shd w:val="clear" w:color="auto" w:fill="FFFFFF"/>
+        <w:spacing w:before="120"/>
+        <w:jc w:val="both"/>
+        <w:rPr>
+          <w:rFonts w:ascii="Gentium" w:hAnsi="Gentium" w:cs="Gentium"/>
+          <w:noProof/>
+        </w:rPr>
+      </w:pPr>
+      <w:r>
+        <w:rPr>
+          <w:rFonts w:ascii="Gentium" w:hAnsi="Gentium" w:cs="Gentium"/>
+          <w:b/>
+          <w:bCs/>
+          <w:noProof/>
+          <w:color w:val="0070C0"/>
+          <w:vertAlign w:val="superscript"/>
+        </w:rPr>
+        <w:t>1</w:t>
+      </w:r>
+      <w:r>
+        <w:rPr>
+          <w:rFonts w:ascii="Gentium" w:hAnsi="Gentium" w:cs="Gentium"/>
+          <w:noProof/>
+          <w:color w:val="0070C0"/>
+        </w:rPr>
+        <w:t> </w:t>
+      </w:r>
+      <w:r>
+        <w:rPr>
+          <w:rFonts w:ascii="Gentium" w:hAnsi="Gentium" w:cs="Gentium"/>
+          <w:noProof/>
+        </w:rPr>
+        <w:t>In the name of the Father, and the Son, and the Holy Spirit, the One God.</w:t>
+      </w:r>
+    </w:p>
+    <w:p>
+      <w:pPr>
+        <w:shd w:val="clear" w:color="auto" w:fill="FFFFFF"/>
+        <w:spacing w:before="60"/>
+        <w:jc w:val="both"/>
+        <w:rPr>
+          <w:rFonts w:ascii="Gentium" w:hAnsi="Gentium" w:cs="Gentium"/>
+          <w:noProof/>
+        </w:rPr>
+      </w:pPr>
+      <w:r>
+        <w:rPr>
+          <w:rFonts w:ascii="Gentium" w:hAnsi="Gentium" w:cs="Gentium"/>
+          <w:b/>
+          <w:bCs/>
+          <w:noProof/>
+          <w:color w:val="0070C0"/>
+          <w:vertAlign w:val="superscript"/>
+        </w:rPr>
+        <w:t>2</w:t>
+      </w:r>
+      <w:r>
+        <w:rPr>
+          <w:rFonts w:ascii="Gentium" w:hAnsi="Gentium" w:cs="Gentium"/>
+          <w:noProof/>
+          <w:color w:val="0070C0"/>
+        </w:rPr>
+        <w:t> </w:t>
+      </w:r>
+      <w:r>
+        <w:rPr>
+          <w:rFonts w:ascii="Gentium" w:hAnsi="Gentium" w:cs="Gentium"/>
+          <w:noProof/>
+        </w:rPr>
+        <w:t>This is the Synod of the Holy Apostles, and this is that which Clement wrote concerning his teacher Peter, and this is named the Canons of Abtilis, which were gathered above by his apostles for our Lord Jesus Christ, and their number is eighty-one canons</w:t>
+      </w:r>
+      <w:r>
+        <w:rPr>
+          <w:rFonts w:ascii="Gentium" w:hAnsi="Gentium" w:cs="Gentium"/>
+          <w:noProof/>
+        </w:rPr>
+        <w:t>.</w:t>
+      </w:r>
+    </w:p>
+    <w:p>
+      <w:pPr>
+        <w:spacing w:before="120"/>
+        <w:jc w:val="both"/>
         <w:rPr>
           <w:noProof/>
         </w:rPr>
@@ -347,52 +235,57 @@
           <w:sz w:val="28"/>
           <w:szCs w:val="28"/>
         </w:rPr>
-        <w:lastRenderedPageBreak/>
-        <w:t>Canon 2</w:t>
-      </w:r>
-    </w:p>
-    <w:p>
-      <w:pPr>
-        <w:shd w:val="clear" w:color="auto" w:fill="FFFFFF"/>
-        <w:spacing w:before="100"/>
-        <w:jc w:val="both"/>
-        <w:rPr>
-          <w:rFonts w:ascii="Gentium" w:hAnsi="Gentium" w:cs="Gentium"/>
-          <w:noProof/>
-        </w:rPr>
-      </w:pPr>
-      <w:r>
-        <w:rPr>
-          <w:rFonts w:ascii="Gentium" w:hAnsi="Gentium" w:cs="Gentium"/>
-          <w:noProof/>
-        </w:rPr>
-        <w:t>A presbyter from one bishop; and likewise a deacon, and the rest of the clergy.</w:t>
-      </w:r>
-    </w:p>
-    <w:p>
-      <w:pPr>
-        <w:shd w:val="clear" w:color="auto" w:fill="FFFFFF"/>
-        <w:spacing w:before="120"/>
-        <w:jc w:val="center"/>
-        <w:rPr>
-          <w:rFonts w:ascii="Gentium" w:hAnsi="Gentium" w:cs="Gentium"/>
-          <w:i/>
-          <w:iCs/>
-          <w:noProof/>
-        </w:rPr>
-      </w:pPr>
-      <w:r>
-        <w:rPr>
-          <w:rFonts w:ascii="Gentium" w:hAnsi="Gentium" w:cs="Gentium"/>
-          <w:i/>
-          <w:iCs/>
-          <w:noProof/>
-        </w:rPr>
-        <w:t>(The Coptic joins these two canons into one.)</w:t>
-      </w:r>
-    </w:p>
-    <w:p>
-      <w:pPr>
+        <w:t>Canon 1</w:t>
+      </w:r>
+    </w:p>
+    <w:p>
+      <w:pPr>
+        <w:shd w:val="clear" w:color="auto" w:fill="FFFFFF"/>
+        <w:spacing w:before="120"/>
+        <w:jc w:val="both"/>
+        <w:rPr>
+          <w:rFonts w:ascii="Gentium" w:hAnsi="Gentium" w:cs="Gentium"/>
+          <w:noProof/>
+        </w:rPr>
+      </w:pPr>
+      <w:r>
+        <w:rPr>
+          <w:rFonts w:ascii="Gentium" w:hAnsi="Gentium" w:cs="Gentium"/>
+          <w:b/>
+          <w:bCs/>
+          <w:noProof/>
+          <w:color w:val="0070C0"/>
+          <w:vertAlign w:val="superscript"/>
+        </w:rPr>
+        <w:t>1</w:t>
+      </w:r>
+      <w:r>
+        <w:rPr>
+          <w:rFonts w:ascii="Gentium" w:hAnsi="Gentium" w:cs="Gentium"/>
+          <w:noProof/>
+          <w:color w:val="0070C0"/>
+        </w:rPr>
+        <w:t> </w:t>
+      </w:r>
+      <w:r>
+        <w:rPr>
+          <w:rFonts w:ascii="Gentium" w:hAnsi="Gentium" w:cs="Gentium"/>
+          <w:noProof/>
+        </w:rPr>
+        <w:t>First Canon of Abtilis: Let it be declared that bishops are not to be consecrated without the presence of a council of bishops, and the presence of the presbytery which is within that place. And let the chief one speak to those who are within that place, and let him command the people according to the counsel of his presbyters</w:t>
+      </w:r>
+      <w:r>
+        <w:rPr>
+          <w:rFonts w:ascii="Gentium" w:hAnsi="Gentium" w:cs="Gentium"/>
+          <w:noProof/>
+        </w:rPr>
+        <w:t>.</w:t>
+      </w:r>
+    </w:p>
+    <w:p>
+      <w:pPr>
+        <w:spacing w:before="120"/>
+        <w:jc w:val="both"/>
         <w:rPr>
           <w:noProof/>
         </w:rPr>
@@ -426,29 +319,57 @@
           <w:sz w:val="28"/>
           <w:szCs w:val="28"/>
         </w:rPr>
-        <w:t>Canon 3</w:t>
-      </w:r>
-    </w:p>
-    <w:p>
-      <w:pPr>
-        <w:shd w:val="clear" w:color="auto" w:fill="FFFFFF"/>
-        <w:spacing w:before="100"/>
-        <w:jc w:val="both"/>
-        <w:rPr>
-          <w:rFonts w:ascii="Gentium" w:hAnsi="Gentium" w:cs="Gentium"/>
-          <w:noProof/>
-        </w:rPr>
-      </w:pPr>
-      <w:r>
-        <w:rPr>
-          <w:rFonts w:ascii="Gentium" w:hAnsi="Gentium" w:cs="Gentium"/>
-          <w:noProof/>
-        </w:rPr>
-        <w:t>If any bishop or presbyter offers upon the altar anything beyond the commandment of the Lord concerning the sacrifice — whether honey, or milk, or strong drink in place of wine, or things prepared for eating, or a bird, or any living creature, or pulse contrary to what is prescribed: let him be deposed. Yet in the fitting season it is lawful to offer new ears of corn and grapes at the altar; and likewise oil for the holy lamp, and incense at the time of the divine oblation.</w:t>
-      </w:r>
-    </w:p>
-    <w:p>
-      <w:pPr>
+        <w:t>Canon 2</w:t>
+      </w:r>
+    </w:p>
+    <w:p>
+      <w:pPr>
+        <w:shd w:val="clear" w:color="auto" w:fill="FFFFFF"/>
+        <w:spacing w:before="120"/>
+        <w:jc w:val="both"/>
+        <w:rPr>
+          <w:rFonts w:ascii="Gentium" w:hAnsi="Gentium" w:cs="Gentium"/>
+          <w:noProof/>
+        </w:rPr>
+      </w:pPr>
+      <w:r>
+        <w:rPr>
+          <w:rFonts w:ascii="Gentium" w:hAnsi="Gentium" w:cs="Gentium"/>
+          <w:b/>
+          <w:bCs/>
+          <w:noProof/>
+          <w:color w:val="0070C0"/>
+          <w:vertAlign w:val="superscript"/>
+        </w:rPr>
+        <w:t>1</w:t>
+      </w:r>
+      <w:r>
+        <w:rPr>
+          <w:rFonts w:ascii="Gentium" w:hAnsi="Gentium" w:cs="Gentium"/>
+          <w:noProof/>
+          <w:color w:val="0070C0"/>
+        </w:rPr>
+        <w:t> </w:t>
+      </w:r>
+      <w:r>
+        <w:rPr>
+          <w:rFonts w:ascii="Gentium" w:hAnsi="Gentium" w:cs="Gentium"/>
+          <w:noProof/>
+        </w:rPr>
+        <w:t>Canon of Abtilis: If a man is brought forward to be made a bishop, let this be done with the consent of all his people, and let a bishop or a chief of bishops consecrate him. And let two or three bishops be present for his consecration, for this is the one who will ordain the grace and the consecration of the priest and the deacon, and he who is inferior to that bishop alone shall not consecrate them. And let them be consecrated within their rank according to the order of their priesthood, and let this be done with the consent of those who participate with them</w:t>
+      </w:r>
+      <w:r>
+        <w:rPr>
+          <w:rFonts w:ascii="Gentium" w:hAnsi="Gentium" w:cs="Gentium"/>
+          <w:noProof/>
+        </w:rPr>
+        <w:t>.</w:t>
+      </w:r>
+    </w:p>
+    <w:p>
+      <w:pPr>
+        <w:spacing w:before="120"/>
+        <w:jc w:val="both"/>
         <w:rPr>
           <w:noProof/>
         </w:rPr>
@@ -467,6 +388,7 @@
         <w:keepNext/>
         <w:widowControl w:val="0"/>
         <w:shd w:val="clear" w:color="auto" w:fill="FFFFFF"/>
+        <w:spacing w:before="120"/>
         <w:jc w:val="center"/>
         <w:rPr>
           <w:noProof/>
@@ -481,29 +403,57 @@
           <w:sz w:val="28"/>
           <w:szCs w:val="28"/>
         </w:rPr>
-        <w:t>Canon 4</w:t>
-      </w:r>
-    </w:p>
-    <w:p>
-      <w:pPr>
-        <w:shd w:val="clear" w:color="auto" w:fill="FFFFFF"/>
-        <w:spacing w:before="100"/>
-        <w:jc w:val="both"/>
-        <w:rPr>
-          <w:rFonts w:ascii="Gentium" w:hAnsi="Gentium" w:cs="Gentium"/>
-          <w:noProof/>
-        </w:rPr>
-      </w:pPr>
-      <w:r>
-        <w:rPr>
-          <w:rFonts w:ascii="Gentium" w:hAnsi="Gentium" w:cs="Gentium"/>
-          <w:noProof/>
-        </w:rPr>
-        <w:t>But the first-fruits of any other produce shall be sent to the house of the bishop and to the presbyters, and shall not be offered at the altar. And it is understood that the bishop himself and the presbyters distribute them to the deacons and to the rest of the clergy.</w:t>
-      </w:r>
-    </w:p>
-    <w:p>
-      <w:pPr>
+        <w:t>Canon 3</w:t>
+      </w:r>
+    </w:p>
+    <w:p>
+      <w:pPr>
+        <w:shd w:val="clear" w:color="auto" w:fill="FFFFFF"/>
+        <w:spacing w:before="120"/>
+        <w:jc w:val="both"/>
+        <w:rPr>
+          <w:rFonts w:ascii="Gentium" w:hAnsi="Gentium" w:cs="Gentium"/>
+          <w:noProof/>
+        </w:rPr>
+      </w:pPr>
+      <w:r>
+        <w:rPr>
+          <w:rFonts w:ascii="Gentium" w:hAnsi="Gentium" w:cs="Gentium"/>
+          <w:b/>
+          <w:bCs/>
+          <w:noProof/>
+          <w:color w:val="0070C0"/>
+          <w:vertAlign w:val="superscript"/>
+        </w:rPr>
+        <w:t>1</w:t>
+      </w:r>
+      <w:r>
+        <w:rPr>
+          <w:rFonts w:ascii="Gentium" w:hAnsi="Gentium" w:cs="Gentium"/>
+          <w:noProof/>
+          <w:color w:val="0070C0"/>
+        </w:rPr>
+        <w:t> </w:t>
+      </w:r>
+      <w:r>
+        <w:rPr>
+          <w:rFonts w:ascii="Gentium" w:hAnsi="Gentium" w:cs="Gentium"/>
+          <w:noProof/>
+        </w:rPr>
+        <w:t>Canon of Abtilis: If a bishop, or a priest, or a deacon offers anything other than the law of Christ within the offering, and places upon the sacrifice a measure of honey or milk, or if he offers a garment of wool or a garment of silk, or if he offers wine that is not pure, or wine that is mixed with fire, or wine that is mixed with the sun, or if he offers birds or animals, or anything else that is not commanded, except the offering which our Lord Jesus Christ commanded: pure unleavened bread and pure wine from the grape which is pressed from the vine. And whoever does not do this, except this, shall be removed from his office and deposed, and he shall not be served. Let the grape and the wine be brought in their season, when their taste is ripe, and this is in the month of the famous feast, which is the feast of John the Baptist. And let them be brought into the sacrifice, and let them be offered in their place at their proper time. The first fruits and the tithes shall be brought. And whoever does not bring them shall not be admitted to the sacrifice. And let not the oil of myrrh, which is commanded by God, be mixed with anything that is not commanded. And let the oil of myrrh, which is not mixed, and the incense of frankincense, which is sweet and good, which is pure and clean, be brought at the time of the Eucharist and prayer, and let them be mixed</w:t>
+      </w:r>
+      <w:r>
+        <w:rPr>
+          <w:rFonts w:ascii="Gentium" w:hAnsi="Gentium" w:cs="Gentium"/>
+          <w:noProof/>
+        </w:rPr>
+        <w:t>.</w:t>
+      </w:r>
+    </w:p>
+    <w:p>
+      <w:pPr>
+        <w:spacing w:before="120"/>
+        <w:jc w:val="both"/>
         <w:rPr>
           <w:noProof/>
         </w:rPr>
@@ -537,29 +487,58 @@
           <w:sz w:val="28"/>
           <w:szCs w:val="28"/>
         </w:rPr>
-        <w:t>Canon 5</w:t>
-      </w:r>
-    </w:p>
-    <w:p>
-      <w:pPr>
-        <w:shd w:val="clear" w:color="auto" w:fill="FFFFFF"/>
-        <w:spacing w:before="100"/>
-        <w:jc w:val="both"/>
-        <w:rPr>
-          <w:rFonts w:ascii="Gentium" w:hAnsi="Gentium" w:cs="Gentium"/>
-          <w:noProof/>
-        </w:rPr>
-      </w:pPr>
-      <w:r>
-        <w:rPr>
-          <w:rFonts w:ascii="Gentium" w:hAnsi="Gentium" w:cs="Gentium"/>
-          <w:noProof/>
-        </w:rPr>
-        <w:t>Let not a bishop or presbyter or deacon put away his wife under pretext of chastity. If he has put her away, let him be cut off; and if he persists, let him be deposed.</w:t>
-      </w:r>
-    </w:p>
-    <w:p>
-      <w:pPr>
+        <w:lastRenderedPageBreak/>
+        <w:t>Canon 4</w:t>
+      </w:r>
+    </w:p>
+    <w:p>
+      <w:pPr>
+        <w:shd w:val="clear" w:color="auto" w:fill="FFFFFF"/>
+        <w:spacing w:before="120"/>
+        <w:jc w:val="both"/>
+        <w:rPr>
+          <w:rFonts w:ascii="Gentium" w:hAnsi="Gentium" w:cs="Gentium"/>
+          <w:noProof/>
+        </w:rPr>
+      </w:pPr>
+      <w:r>
+        <w:rPr>
+          <w:rFonts w:ascii="Gentium" w:hAnsi="Gentium" w:cs="Gentium"/>
+          <w:b/>
+          <w:bCs/>
+          <w:noProof/>
+          <w:color w:val="0070C0"/>
+          <w:vertAlign w:val="superscript"/>
+        </w:rPr>
+        <w:t>1</w:t>
+      </w:r>
+      <w:r>
+        <w:rPr>
+          <w:rFonts w:ascii="Gentium" w:hAnsi="Gentium" w:cs="Gentium"/>
+          <w:noProof/>
+          <w:color w:val="0070C0"/>
+        </w:rPr>
+        <w:t> </w:t>
+      </w:r>
+      <w:r>
+        <w:rPr>
+          <w:rFonts w:ascii="Gentium" w:hAnsi="Gentium" w:cs="Gentium"/>
+          <w:noProof/>
+        </w:rPr>
+        <w:t>Canon of Abtilis: All who bring their first fruits and the first of their livestock, from sheep and goats and cattle, let them bring them to the house of the church, as God commanded. And let them bring the fruits of the trees, which are like this, to the house of the church, or to the residence of the bishop, for he is the one who will distribute them, and he will be careful for the message of the church. And let no one offer from it, except for the sacrifice. And let the bishop distribute them to the priests according to their rank and their message, and let the priests distribute them to the deacons and to all the workers of the church</w:t>
+      </w:r>
+      <w:r>
+        <w:rPr>
+          <w:rFonts w:ascii="Gentium" w:hAnsi="Gentium" w:cs="Gentium"/>
+          <w:noProof/>
+        </w:rPr>
+        <w:t>.</w:t>
+      </w:r>
+    </w:p>
+    <w:p>
+      <w:pPr>
+        <w:spacing w:before="120"/>
+        <w:jc w:val="both"/>
         <w:rPr>
           <w:noProof/>
         </w:rPr>
@@ -578,6 +557,7 @@
         <w:keepNext/>
         <w:widowControl w:val="0"/>
         <w:shd w:val="clear" w:color="auto" w:fill="FFFFFF"/>
+        <w:spacing w:before="120"/>
         <w:jc w:val="center"/>
         <w:rPr>
           <w:noProof/>
@@ -592,51 +572,57 @@
           <w:sz w:val="28"/>
           <w:szCs w:val="28"/>
         </w:rPr>
-        <w:t>Canon 6</w:t>
-      </w:r>
-    </w:p>
-    <w:p>
-      <w:pPr>
-        <w:shd w:val="clear" w:color="auto" w:fill="FFFFFF"/>
-        <w:spacing w:before="100"/>
-        <w:jc w:val="both"/>
-        <w:rPr>
-          <w:rFonts w:ascii="Gentium" w:hAnsi="Gentium" w:cs="Gentium"/>
-          <w:noProof/>
-        </w:rPr>
-      </w:pPr>
-      <w:r>
-        <w:rPr>
-          <w:rFonts w:ascii="Gentium" w:hAnsi="Gentium" w:cs="Gentium"/>
-          <w:noProof/>
-        </w:rPr>
-        <w:t>Let not a bishop or presbyter or deacon take secular cares upon himself; and if he has taken them, let him be deposed.</w:t>
-      </w:r>
-    </w:p>
-    <w:p>
-      <w:pPr>
-        <w:shd w:val="clear" w:color="auto" w:fill="FFFFFF"/>
-        <w:spacing w:before="60"/>
-        <w:jc w:val="center"/>
-        <w:rPr>
-          <w:rFonts w:ascii="Gentium" w:hAnsi="Gentium" w:cs="Gentium"/>
-          <w:i/>
-          <w:iCs/>
-          <w:noProof/>
-        </w:rPr>
-      </w:pPr>
-      <w:r>
-        <w:rPr>
-          <w:rFonts w:ascii="Gentium" w:hAnsi="Gentium" w:cs="Gentium"/>
-          <w:i/>
-          <w:iCs/>
-          <w:noProof/>
-        </w:rPr>
-        <w:t>(The Coptic sets this canon and the one following in the reverse order.)</w:t>
-      </w:r>
-    </w:p>
-    <w:p>
-      <w:pPr>
+        <w:t>Canon 5</w:t>
+      </w:r>
+    </w:p>
+    <w:p>
+      <w:pPr>
+        <w:shd w:val="clear" w:color="auto" w:fill="FFFFFF"/>
+        <w:spacing w:before="120"/>
+        <w:jc w:val="both"/>
+        <w:rPr>
+          <w:rFonts w:ascii="Gentium" w:hAnsi="Gentium" w:cs="Gentium"/>
+          <w:noProof/>
+        </w:rPr>
+      </w:pPr>
+      <w:r>
+        <w:rPr>
+          <w:rFonts w:ascii="Gentium" w:hAnsi="Gentium" w:cs="Gentium"/>
+          <w:b/>
+          <w:bCs/>
+          <w:noProof/>
+          <w:color w:val="0070C0"/>
+          <w:vertAlign w:val="superscript"/>
+        </w:rPr>
+        <w:t>1</w:t>
+      </w:r>
+      <w:r>
+        <w:rPr>
+          <w:rFonts w:ascii="Gentium" w:hAnsi="Gentium" w:cs="Gentium"/>
+          <w:noProof/>
+          <w:color w:val="0070C0"/>
+        </w:rPr>
+        <w:t> </w:t>
+      </w:r>
+      <w:r>
+        <w:rPr>
+          <w:rFonts w:ascii="Gentium" w:hAnsi="Gentium" w:cs="Gentium"/>
+          <w:noProof/>
+        </w:rPr>
+        <w:t>Canon of Abtilis: If a bishop, or a priest, or a deacon leaves his residence on the pretext of piety, and goes as if to be near the desert, let this be done with the consent of his bishop and the consent of those who are with him, so that they may go to the monastery. And if he leaves and deceives, let him not be with them, for he is like one who prays in private. And whoever does this shall be deposed by the people, and he shall be removed from his office. And if he is found guilty of this, let him be removed from his office and deposed</w:t>
+      </w:r>
+      <w:r>
+        <w:rPr>
+          <w:rFonts w:ascii="Gentium" w:hAnsi="Gentium" w:cs="Gentium"/>
+          <w:noProof/>
+        </w:rPr>
+        <w:t>.</w:t>
+      </w:r>
+    </w:p>
+    <w:p>
+      <w:pPr>
+        <w:spacing w:before="120"/>
+        <w:jc w:val="both"/>
         <w:rPr>
           <w:noProof/>
         </w:rPr>
@@ -670,29 +656,57 @@
           <w:sz w:val="28"/>
           <w:szCs w:val="28"/>
         </w:rPr>
-        <w:t>Canon 7</w:t>
-      </w:r>
-    </w:p>
-    <w:p>
-      <w:pPr>
-        <w:shd w:val="clear" w:color="auto" w:fill="FFFFFF"/>
-        <w:spacing w:before="100"/>
-        <w:jc w:val="both"/>
-        <w:rPr>
-          <w:rFonts w:ascii="Gentium" w:hAnsi="Gentium" w:cs="Gentium"/>
-          <w:noProof/>
-        </w:rPr>
-      </w:pPr>
-      <w:r>
-        <w:rPr>
-          <w:rFonts w:ascii="Gentium" w:hAnsi="Gentium" w:cs="Gentium"/>
-          <w:noProof/>
-        </w:rPr>
-        <w:t>If any bishop or presbyter or deacon keeps the day of the holy Pascha with the Jews, before the spring equinox: let him be deposed.</w:t>
-      </w:r>
-    </w:p>
-    <w:p>
-      <w:pPr>
+        <w:t>Canon 6</w:t>
+      </w:r>
+    </w:p>
+    <w:p>
+      <w:pPr>
+        <w:shd w:val="clear" w:color="auto" w:fill="FFFFFF"/>
+        <w:spacing w:before="120"/>
+        <w:jc w:val="both"/>
+        <w:rPr>
+          <w:rFonts w:ascii="Gentium" w:hAnsi="Gentium" w:cs="Gentium"/>
+          <w:noProof/>
+        </w:rPr>
+      </w:pPr>
+      <w:r>
+        <w:rPr>
+          <w:rFonts w:ascii="Gentium" w:hAnsi="Gentium" w:cs="Gentium"/>
+          <w:b/>
+          <w:bCs/>
+          <w:noProof/>
+          <w:color w:val="0070C0"/>
+          <w:vertAlign w:val="superscript"/>
+        </w:rPr>
+        <w:t>1</w:t>
+      </w:r>
+      <w:r>
+        <w:rPr>
+          <w:rFonts w:ascii="Gentium" w:hAnsi="Gentium" w:cs="Gentium"/>
+          <w:noProof/>
+          <w:color w:val="0070C0"/>
+        </w:rPr>
+        <w:t> </w:t>
+      </w:r>
+      <w:r>
+        <w:rPr>
+          <w:rFonts w:ascii="Gentium" w:hAnsi="Gentium" w:cs="Gentium"/>
+          <w:noProof/>
+        </w:rPr>
+        <w:t>Canon of Abtilis: Let it not be desired by bishops, or priests, or deacons, who are entrusted with the message of the church, to engage in secular business. And if they do so, let them not be left, but let them be removed from the property of the church</w:t>
+      </w:r>
+      <w:r>
+        <w:rPr>
+          <w:rFonts w:ascii="Gentium" w:hAnsi="Gentium" w:cs="Gentium"/>
+          <w:noProof/>
+        </w:rPr>
+        <w:t>.</w:t>
+      </w:r>
+    </w:p>
+    <w:p>
+      <w:pPr>
+        <w:spacing w:before="120"/>
+        <w:jc w:val="both"/>
         <w:rPr>
           <w:noProof/>
         </w:rPr>
@@ -726,29 +740,57 @@
           <w:sz w:val="28"/>
           <w:szCs w:val="28"/>
         </w:rPr>
-        <w:t>Canon 8</w:t>
-      </w:r>
-    </w:p>
-    <w:p>
-      <w:pPr>
-        <w:shd w:val="clear" w:color="auto" w:fill="FFFFFF"/>
-        <w:spacing w:before="100"/>
-        <w:jc w:val="both"/>
-        <w:rPr>
-          <w:rFonts w:ascii="Gentium" w:hAnsi="Gentium" w:cs="Gentium"/>
-          <w:noProof/>
-        </w:rPr>
-      </w:pPr>
-      <w:r>
-        <w:rPr>
-          <w:rFonts w:ascii="Gentium" w:hAnsi="Gentium" w:cs="Gentium"/>
-          <w:noProof/>
-        </w:rPr>
-        <w:t>If any bishop or presbyter or deacon, or one of the priestly order, does not communicate when the oblation is offered, let him state the cause; and if it is a just one, let him obtain pardon. But if he does not state it, let him be cut off, as one who has been the cause of hurt to the people, and has given them ground to suspect the man who offered — as though he had not offered rightly.</w:t>
-      </w:r>
-    </w:p>
-    <w:p>
-      <w:pPr>
+        <w:t>Canon 7</w:t>
+      </w:r>
+    </w:p>
+    <w:p>
+      <w:pPr>
+        <w:shd w:val="clear" w:color="auto" w:fill="FFFFFF"/>
+        <w:spacing w:before="120"/>
+        <w:jc w:val="both"/>
+        <w:rPr>
+          <w:rFonts w:ascii="Gentium" w:hAnsi="Gentium" w:cs="Gentium"/>
+          <w:noProof/>
+        </w:rPr>
+      </w:pPr>
+      <w:r>
+        <w:rPr>
+          <w:rFonts w:ascii="Gentium" w:hAnsi="Gentium" w:cs="Gentium"/>
+          <w:b/>
+          <w:bCs/>
+          <w:noProof/>
+          <w:color w:val="0070C0"/>
+          <w:vertAlign w:val="superscript"/>
+        </w:rPr>
+        <w:t>1</w:t>
+      </w:r>
+      <w:r>
+        <w:rPr>
+          <w:rFonts w:ascii="Gentium" w:hAnsi="Gentium" w:cs="Gentium"/>
+          <w:noProof/>
+          <w:color w:val="0070C0"/>
+        </w:rPr>
+        <w:t> </w:t>
+      </w:r>
+      <w:r>
+        <w:rPr>
+          <w:rFonts w:ascii="Gentium" w:hAnsi="Gentium" w:cs="Gentium"/>
+          <w:noProof/>
+        </w:rPr>
+        <w:t>Canon of Abtilis: If a bishop, or a priest, or a deacon celebrates Pascha before the fourteenth day of the month, and the fourteenth night, and he does this, let it be imputed to him as the Jews, and he shall celebrate Pascha with them. Let him be deposed and removed. But if he celebrates Pascha after the fourteenth day and the fourteenth night, let him be deposed and removed from his office, and let him be dismissed</w:t>
+      </w:r>
+      <w:r>
+        <w:rPr>
+          <w:rFonts w:ascii="Gentium" w:hAnsi="Gentium" w:cs="Gentium"/>
+          <w:noProof/>
+        </w:rPr>
+        <w:t>.</w:t>
+      </w:r>
+    </w:p>
+    <w:p>
+      <w:pPr>
+        <w:spacing w:before="120"/>
+        <w:jc w:val="both"/>
         <w:rPr>
           <w:noProof/>
         </w:rPr>
@@ -782,52 +824,57 @@
           <w:sz w:val="28"/>
           <w:szCs w:val="28"/>
         </w:rPr>
-        <w:lastRenderedPageBreak/>
-        <w:t>Canon 9</w:t>
-      </w:r>
-    </w:p>
-    <w:p>
-      <w:pPr>
-        <w:shd w:val="clear" w:color="auto" w:fill="FFFFFF"/>
-        <w:spacing w:before="120"/>
-        <w:jc w:val="both"/>
-        <w:rPr>
-          <w:rFonts w:ascii="Gentium" w:hAnsi="Gentium" w:cs="Gentium"/>
-          <w:noProof/>
-        </w:rPr>
-      </w:pPr>
-      <w:r>
-        <w:rPr>
-          <w:rFonts w:ascii="Gentium" w:hAnsi="Gentium" w:cs="Gentium"/>
-          <w:noProof/>
-        </w:rPr>
-        <w:t>All those believers who come in, and do not hear the books, and do not remain in the prayer and in the holy communion, ought to be cut off, as men who have made sedition in the church.</w:t>
-      </w:r>
-    </w:p>
-    <w:p>
-      <w:pPr>
-        <w:shd w:val="clear" w:color="auto" w:fill="FFFFFF"/>
-        <w:spacing w:before="120"/>
-        <w:jc w:val="center"/>
-        <w:rPr>
-          <w:rFonts w:ascii="Gentium" w:hAnsi="Gentium" w:cs="Gentium"/>
-          <w:i/>
-          <w:iCs/>
-          <w:noProof/>
-        </w:rPr>
-      </w:pPr>
-      <w:r>
-        <w:rPr>
-          <w:rFonts w:ascii="Gentium" w:hAnsi="Gentium" w:cs="Gentium"/>
-          <w:i/>
-          <w:iCs/>
-          <w:noProof/>
-        </w:rPr>
-        <w:t>(Mai marks the negative here as probably a copyist’s error, and suggests that the text should read who do hear the books. The Latin is translated as it stands.)</w:t>
-      </w:r>
-    </w:p>
-    <w:p>
-      <w:pPr>
+        <w:t>Canon 8</w:t>
+      </w:r>
+    </w:p>
+    <w:p>
+      <w:pPr>
+        <w:shd w:val="clear" w:color="auto" w:fill="FFFFFF"/>
+        <w:spacing w:before="120"/>
+        <w:jc w:val="both"/>
+        <w:rPr>
+          <w:rFonts w:ascii="Gentium" w:hAnsi="Gentium" w:cs="Gentium"/>
+          <w:noProof/>
+        </w:rPr>
+      </w:pPr>
+      <w:r>
+        <w:rPr>
+          <w:rFonts w:ascii="Gentium" w:hAnsi="Gentium" w:cs="Gentium"/>
+          <w:b/>
+          <w:bCs/>
+          <w:noProof/>
+          <w:color w:val="0070C0"/>
+          <w:vertAlign w:val="superscript"/>
+        </w:rPr>
+        <w:t>1</w:t>
+      </w:r>
+      <w:r>
+        <w:rPr>
+          <w:rFonts w:ascii="Gentium" w:hAnsi="Gentium" w:cs="Gentium"/>
+          <w:noProof/>
+          <w:color w:val="0070C0"/>
+        </w:rPr>
+        <w:t> </w:t>
+      </w:r>
+      <w:r>
+        <w:rPr>
+          <w:rFonts w:ascii="Gentium" w:hAnsi="Gentium" w:cs="Gentium"/>
+          <w:noProof/>
+        </w:rPr>
+        <w:t>Abṭelis, 8. If a bishop, presbyter, deacon, or any member of the church does not offer and partake of the Eucharist with the people at the time when the liturgy is being celebrated, let there be a reason of illness or necessity; but if there is no such reason, let them be removed from their office. If they do otherwise, let them be punished and expelled from the people, for they have become a stumbling block and a cause of offense to many, and they cause the priests who do not sanctify the Eucharist to be regarded as those who do not sanctify with a pure conscience and right faith, as it is written in the tradition</w:t>
+      </w:r>
+      <w:r>
+        <w:rPr>
+          <w:rFonts w:ascii="Gentium" w:hAnsi="Gentium" w:cs="Gentium"/>
+          <w:noProof/>
+        </w:rPr>
+        <w:t>.</w:t>
+      </w:r>
+    </w:p>
+    <w:p>
+      <w:pPr>
+        <w:spacing w:before="120"/>
+        <w:jc w:val="both"/>
         <w:rPr>
           <w:noProof/>
         </w:rPr>
@@ -861,29 +908,58 @@
           <w:sz w:val="28"/>
           <w:szCs w:val="28"/>
         </w:rPr>
-        <w:t>Canon 10</w:t>
-      </w:r>
-    </w:p>
-    <w:p>
-      <w:pPr>
-        <w:shd w:val="clear" w:color="auto" w:fill="FFFFFF"/>
-        <w:spacing w:before="120"/>
-        <w:jc w:val="both"/>
-        <w:rPr>
-          <w:rFonts w:ascii="Gentium" w:hAnsi="Gentium" w:cs="Gentium"/>
-          <w:noProof/>
-        </w:rPr>
-      </w:pPr>
-      <w:r>
-        <w:rPr>
-          <w:rFonts w:ascii="Gentium" w:hAnsi="Gentium" w:cs="Gentium"/>
-          <w:noProof/>
-        </w:rPr>
-        <w:t>If anyone prays with one who has been excommunicated, even in his own house: let him himself be cut off.</w:t>
-      </w:r>
-    </w:p>
-    <w:p>
-      <w:pPr>
+        <w:lastRenderedPageBreak/>
+        <w:t>Canon 9</w:t>
+      </w:r>
+    </w:p>
+    <w:p>
+      <w:pPr>
+        <w:shd w:val="clear" w:color="auto" w:fill="FFFFFF"/>
+        <w:spacing w:before="120"/>
+        <w:jc w:val="both"/>
+        <w:rPr>
+          <w:rFonts w:ascii="Gentium" w:hAnsi="Gentium" w:cs="Gentium"/>
+          <w:noProof/>
+        </w:rPr>
+      </w:pPr>
+      <w:r>
+        <w:rPr>
+          <w:rFonts w:ascii="Gentium" w:hAnsi="Gentium" w:cs="Gentium"/>
+          <w:b/>
+          <w:bCs/>
+          <w:noProof/>
+          <w:color w:val="0070C0"/>
+          <w:vertAlign w:val="superscript"/>
+        </w:rPr>
+        <w:t>1</w:t>
+      </w:r>
+      <w:r>
+        <w:rPr>
+          <w:rFonts w:ascii="Gentium" w:hAnsi="Gentium" w:cs="Gentium"/>
+          <w:noProof/>
+          <w:color w:val="0070C0"/>
+        </w:rPr>
+        <w:t> </w:t>
+      </w:r>
+      <w:r>
+        <w:rPr>
+          <w:rFonts w:ascii="Gentium" w:hAnsi="Gentium" w:cs="Gentium"/>
+          <w:noProof/>
+        </w:rPr>
+        <w:t>Abṭelis, 9. If a man, being among the faithful, enters the church during the time of the liturgy, hears the Holy Scriptures, and does not depart until the prayers and the liturgy are completed, yet does not partake of the Eucharist, let him be expelled from the church, for he has broken the law and dishonored his standing before the heavenly King, the King of flesh and spirit</w:t>
+      </w:r>
+      <w:r>
+        <w:rPr>
+          <w:rFonts w:ascii="Gentium" w:hAnsi="Gentium" w:cs="Gentium"/>
+          <w:noProof/>
+        </w:rPr>
+        <w:t>.</w:t>
+      </w:r>
+    </w:p>
+    <w:p>
+      <w:pPr>
+        <w:spacing w:before="120"/>
+        <w:jc w:val="both"/>
         <w:rPr>
           <w:noProof/>
         </w:rPr>
@@ -917,29 +993,57 @@
           <w:sz w:val="28"/>
           <w:szCs w:val="28"/>
         </w:rPr>
-        <w:t>Canon 11</w:t>
-      </w:r>
-    </w:p>
-    <w:p>
-      <w:pPr>
-        <w:shd w:val="clear" w:color="auto" w:fill="FFFFFF"/>
-        <w:spacing w:before="120"/>
-        <w:jc w:val="both"/>
-        <w:rPr>
-          <w:rFonts w:ascii="Gentium" w:hAnsi="Gentium" w:cs="Gentium"/>
-          <w:noProof/>
-        </w:rPr>
-      </w:pPr>
-      <w:r>
-        <w:rPr>
-          <w:rFonts w:ascii="Gentium" w:hAnsi="Gentium" w:cs="Gentium"/>
-          <w:noProof/>
-        </w:rPr>
-        <w:t>If anyone prays with a man who has been condemned while he is a cleric, as though with a cleric: let him likewise be condemned.</w:t>
-      </w:r>
-    </w:p>
-    <w:p>
-      <w:pPr>
+        <w:t>Canon 10</w:t>
+      </w:r>
+    </w:p>
+    <w:p>
+      <w:pPr>
+        <w:shd w:val="clear" w:color="auto" w:fill="FFFFFF"/>
+        <w:spacing w:before="120"/>
+        <w:jc w:val="both"/>
+        <w:rPr>
+          <w:rFonts w:ascii="Gentium" w:hAnsi="Gentium" w:cs="Gentium"/>
+          <w:noProof/>
+        </w:rPr>
+      </w:pPr>
+      <w:r>
+        <w:rPr>
+          <w:rFonts w:ascii="Gentium" w:hAnsi="Gentium" w:cs="Gentium"/>
+          <w:b/>
+          <w:bCs/>
+          <w:noProof/>
+          <w:color w:val="0070C0"/>
+          <w:vertAlign w:val="superscript"/>
+        </w:rPr>
+        <w:t>1</w:t>
+      </w:r>
+      <w:r>
+        <w:rPr>
+          <w:rFonts w:ascii="Gentium" w:hAnsi="Gentium" w:cs="Gentium"/>
+          <w:noProof/>
+          <w:color w:val="0070C0"/>
+        </w:rPr>
+        <w:t> </w:t>
+      </w:r>
+      <w:r>
+        <w:rPr>
+          <w:rFonts w:ascii="Gentium" w:hAnsi="Gentium" w:cs="Gentium"/>
+          <w:noProof/>
+        </w:rPr>
+        <w:t>Abṭelis, 10. If a man speaks with a priest or a deacon who has been deposed or excommunicated on account of a known sin or other fault, and does not separate from them as one who prays with the priests in secret, let him be expelled from the priesthood, barred from the Eucharist, and excluded from the assembly of the people</w:t>
+      </w:r>
+      <w:r>
+        <w:rPr>
+          <w:rFonts w:ascii="Gentium" w:hAnsi="Gentium" w:cs="Gentium"/>
+          <w:noProof/>
+        </w:rPr>
+        <w:t>.</w:t>
+      </w:r>
+    </w:p>
+    <w:p>
+      <w:pPr>
+        <w:spacing w:before="120"/>
+        <w:jc w:val="both"/>
         <w:rPr>
           <w:noProof/>
         </w:rPr>
@@ -973,51 +1077,57 @@
           <w:sz w:val="28"/>
           <w:szCs w:val="28"/>
         </w:rPr>
-        <w:t>Canon 12</w:t>
-      </w:r>
-    </w:p>
-    <w:p>
-      <w:pPr>
-        <w:shd w:val="clear" w:color="auto" w:fill="FFFFFF"/>
-        <w:spacing w:before="120"/>
-        <w:jc w:val="both"/>
-        <w:rPr>
-          <w:rFonts w:ascii="Gentium" w:hAnsi="Gentium" w:cs="Gentium"/>
-          <w:noProof/>
-        </w:rPr>
-      </w:pPr>
-      <w:r>
-        <w:rPr>
-          <w:rFonts w:ascii="Gentium" w:hAnsi="Gentium" w:cs="Gentium"/>
-          <w:noProof/>
-        </w:rPr>
-        <w:t>If any layman, or any cleric who has not been separated — that is, who is in communion — goes into another city and is received there without letters of commendation: let those who received him be cut off, and he also who was received. But if he had been separated, let his separation be prolonged, as one who has lied and deceived the church of the Lord.</w:t>
-      </w:r>
-    </w:p>
-    <w:p>
-      <w:pPr>
-        <w:shd w:val="clear" w:color="auto" w:fill="FFFFFF"/>
-        <w:spacing w:before="120"/>
-        <w:jc w:val="center"/>
-        <w:rPr>
-          <w:rFonts w:ascii="Gentium" w:hAnsi="Gentium" w:cs="Gentium"/>
-          <w:i/>
-          <w:iCs/>
-          <w:noProof/>
-        </w:rPr>
-      </w:pPr>
-      <w:r>
-        <w:rPr>
-          <w:rFonts w:ascii="Gentium" w:hAnsi="Gentium" w:cs="Gentium"/>
-          <w:i/>
-          <w:iCs/>
-          <w:noProof/>
-        </w:rPr>
-        <w:t>(The Coptic divides this canon into two, numbering it twelve and thirteen; from here, the Coptic numbering runs one ahead.)</w:t>
-      </w:r>
-    </w:p>
-    <w:p>
-      <w:pPr>
+        <w:t>Canon 11</w:t>
+      </w:r>
+    </w:p>
+    <w:p>
+      <w:pPr>
+        <w:shd w:val="clear" w:color="auto" w:fill="FFFFFF"/>
+        <w:spacing w:before="120"/>
+        <w:jc w:val="both"/>
+        <w:rPr>
+          <w:rFonts w:ascii="Gentium" w:hAnsi="Gentium" w:cs="Gentium"/>
+          <w:noProof/>
+        </w:rPr>
+      </w:pPr>
+      <w:r>
+        <w:rPr>
+          <w:rFonts w:ascii="Gentium" w:hAnsi="Gentium" w:cs="Gentium"/>
+          <w:b/>
+          <w:bCs/>
+          <w:noProof/>
+          <w:color w:val="0070C0"/>
+          <w:vertAlign w:val="superscript"/>
+        </w:rPr>
+        <w:t>1</w:t>
+      </w:r>
+      <w:r>
+        <w:rPr>
+          <w:rFonts w:ascii="Gentium" w:hAnsi="Gentium" w:cs="Gentium"/>
+          <w:noProof/>
+          <w:color w:val="0070C0"/>
+        </w:rPr>
+        <w:t> </w:t>
+      </w:r>
+      <w:r>
+        <w:rPr>
+          <w:rFonts w:ascii="Gentium" w:hAnsi="Gentium" w:cs="Gentium"/>
+          <w:noProof/>
+        </w:rPr>
+        <w:t>Abṭelis, 11. If a man who does not offer the Eucharist on account of a known sin upon him has been deposed, and does not participate in prayer, or if he is summoned into his house for a meal, let him be expelled and abandoned</w:t>
+      </w:r>
+      <w:r>
+        <w:rPr>
+          <w:rFonts w:ascii="Gentium" w:hAnsi="Gentium" w:cs="Gentium"/>
+          <w:noProof/>
+        </w:rPr>
+        <w:t>.</w:t>
+      </w:r>
+    </w:p>
+    <w:p>
+      <w:pPr>
+        <w:spacing w:before="120"/>
+        <w:jc w:val="both"/>
         <w:rPr>
           <w:noProof/>
         </w:rPr>
@@ -1051,29 +1161,57 @@
           <w:sz w:val="28"/>
           <w:szCs w:val="28"/>
         </w:rPr>
-        <w:t>Canon 13</w:t>
-      </w:r>
-    </w:p>
-    <w:p>
-      <w:pPr>
-        <w:shd w:val="clear" w:color="auto" w:fill="FFFFFF"/>
-        <w:spacing w:before="120"/>
-        <w:jc w:val="both"/>
-        <w:rPr>
-          <w:rFonts w:ascii="Gentium" w:hAnsi="Gentium" w:cs="Gentium"/>
-          <w:noProof/>
-        </w:rPr>
-      </w:pPr>
-      <w:r>
-        <w:rPr>
-          <w:rFonts w:ascii="Gentium" w:hAnsi="Gentium" w:cs="Gentium"/>
-          <w:noProof/>
-        </w:rPr>
-        <w:t>It is not lawful for a bishop to leave his own charge and pass over to another, though many should press him to it — unless there be some just cause driving him to do this, as being able to bring more benefit by the word of godliness to those who are set there. And even this not of his own will, but by the judgment of many bishops, and upon the greatest entreaty.</w:t>
-      </w:r>
-    </w:p>
-    <w:p>
-      <w:pPr>
+        <w:t>Canon 12</w:t>
+      </w:r>
+    </w:p>
+    <w:p>
+      <w:pPr>
+        <w:shd w:val="clear" w:color="auto" w:fill="FFFFFF"/>
+        <w:spacing w:before="120"/>
+        <w:jc w:val="both"/>
+        <w:rPr>
+          <w:rFonts w:ascii="Gentium" w:hAnsi="Gentium" w:cs="Gentium"/>
+          <w:noProof/>
+        </w:rPr>
+      </w:pPr>
+      <w:r>
+        <w:rPr>
+          <w:rFonts w:ascii="Gentium" w:hAnsi="Gentium" w:cs="Gentium"/>
+          <w:b/>
+          <w:bCs/>
+          <w:noProof/>
+          <w:color w:val="0070C0"/>
+          <w:vertAlign w:val="superscript"/>
+        </w:rPr>
+        <w:t>1</w:t>
+      </w:r>
+      <w:r>
+        <w:rPr>
+          <w:rFonts w:ascii="Gentium" w:hAnsi="Gentium" w:cs="Gentium"/>
+          <w:noProof/>
+          <w:color w:val="0070C0"/>
+        </w:rPr>
+        <w:t> </w:t>
+      </w:r>
+      <w:r>
+        <w:rPr>
+          <w:rFonts w:ascii="Gentium" w:hAnsi="Gentium" w:cs="Gentium"/>
+          <w:noProof/>
+        </w:rPr>
+        <w:t>Abṭelis, 12. If a priest leaves his Lord and goes to another nation, except by the command of the bishop who ordained him, he shall not be received into the clergy of priests. If he is received, let both he and the one who received him be expelled. If he was already deposed or excommunicated and left under that status, let him be expelled from the people, for he is a liar and has deceived God, the church, and the narrow path of faith</w:t>
+      </w:r>
+      <w:r>
+        <w:rPr>
+          <w:rFonts w:ascii="Gentium" w:hAnsi="Gentium" w:cs="Gentium"/>
+          <w:noProof/>
+        </w:rPr>
+        <w:t>.</w:t>
+      </w:r>
+    </w:p>
+    <w:p>
+      <w:pPr>
+        <w:spacing w:before="120"/>
+        <w:jc w:val="both"/>
         <w:rPr>
           <w:noProof/>
         </w:rPr>
@@ -1107,29 +1245,57 @@
           <w:sz w:val="28"/>
           <w:szCs w:val="28"/>
         </w:rPr>
-        <w:t>Canon 14</w:t>
-      </w:r>
-    </w:p>
-    <w:p>
-      <w:pPr>
-        <w:shd w:val="clear" w:color="auto" w:fill="FFFFFF"/>
-        <w:spacing w:before="120"/>
-        <w:jc w:val="both"/>
-        <w:rPr>
-          <w:rFonts w:ascii="Gentium" w:hAnsi="Gentium" w:cs="Gentium"/>
-          <w:noProof/>
-        </w:rPr>
-      </w:pPr>
-      <w:r>
-        <w:rPr>
-          <w:rFonts w:ascii="Gentium" w:hAnsi="Gentium" w:cs="Gentium"/>
-          <w:noProof/>
-        </w:rPr>
-        <w:t>If any presbyter or deacon, or anyone at all of the order of the clergy, leaves his own dwelling and goes into another, and having removed altogether stays in another dwelling without the direction of his bishop: him we command to minister no longer — especially if, being called by his own bishop to return, he has not listened but has persisted in his contumacy. Let him, however, communicate there as a layman.</w:t>
-      </w:r>
-    </w:p>
-    <w:p>
-      <w:pPr>
+        <w:t>Canon 13</w:t>
+      </w:r>
+    </w:p>
+    <w:p>
+      <w:pPr>
+        <w:shd w:val="clear" w:color="auto" w:fill="FFFFFF"/>
+        <w:spacing w:before="120"/>
+        <w:jc w:val="both"/>
+        <w:rPr>
+          <w:rFonts w:ascii="Gentium" w:hAnsi="Gentium" w:cs="Gentium"/>
+          <w:noProof/>
+        </w:rPr>
+      </w:pPr>
+      <w:r>
+        <w:rPr>
+          <w:rFonts w:ascii="Gentium" w:hAnsi="Gentium" w:cs="Gentium"/>
+          <w:b/>
+          <w:bCs/>
+          <w:noProof/>
+          <w:color w:val="0070C0"/>
+          <w:vertAlign w:val="superscript"/>
+        </w:rPr>
+        <w:t>1</w:t>
+      </w:r>
+      <w:r>
+        <w:rPr>
+          <w:rFonts w:ascii="Gentium" w:hAnsi="Gentium" w:cs="Gentium"/>
+          <w:noProof/>
+          <w:color w:val="0070C0"/>
+        </w:rPr>
+        <w:t> </w:t>
+      </w:r>
+      <w:r>
+        <w:rPr>
+          <w:rFonts w:ascii="Gentium" w:hAnsi="Gentium" w:cs="Gentium"/>
+          <w:noProof/>
+        </w:rPr>
+        <w:t>Abṭelis, 13. If a bishop does not leave his see, his people, and his command, but seeks another nation, unless he is summoned by other bishops to resolve a dispute or to ordain someone in his own country, let him be expelled and abandoned from his name. If he is summoned by bishops to resolve a dispute or to ordain someone in his own country, let him be received and confirmed until the dispute is resolved</w:t>
+      </w:r>
+      <w:r>
+        <w:rPr>
+          <w:rFonts w:ascii="Gentium" w:hAnsi="Gentium" w:cs="Gentium"/>
+          <w:noProof/>
+        </w:rPr>
+        <w:t>.</w:t>
+      </w:r>
+    </w:p>
+    <w:p>
+      <w:pPr>
+        <w:spacing w:before="120"/>
+        <w:jc w:val="both"/>
         <w:rPr>
           <w:noProof/>
         </w:rPr>
@@ -1163,29 +1329,57 @@
           <w:sz w:val="28"/>
           <w:szCs w:val="28"/>
         </w:rPr>
-        <w:t>Canon 15</w:t>
-      </w:r>
-    </w:p>
-    <w:p>
-      <w:pPr>
-        <w:shd w:val="clear" w:color="auto" w:fill="FFFFFF"/>
-        <w:spacing w:before="120"/>
-        <w:jc w:val="both"/>
-        <w:rPr>
-          <w:rFonts w:ascii="Gentium" w:hAnsi="Gentium" w:cs="Gentium"/>
-          <w:noProof/>
-        </w:rPr>
-      </w:pPr>
-      <w:r>
-        <w:rPr>
-          <w:rFonts w:ascii="Gentium" w:hAnsi="Gentium" w:cs="Gentium"/>
-          <w:noProof/>
-        </w:rPr>
-        <w:t>But if the bishop with whom they are, reckoning as nothing the provision that has been laid down concerning them, receives them as clergy: let him be cut off, as a teacher of contumacy.</w:t>
-      </w:r>
-    </w:p>
-    <w:p>
-      <w:pPr>
+        <w:t>Canon 14</w:t>
+      </w:r>
+    </w:p>
+    <w:p>
+      <w:pPr>
+        <w:shd w:val="clear" w:color="auto" w:fill="FFFFFF"/>
+        <w:spacing w:before="120"/>
+        <w:jc w:val="both"/>
+        <w:rPr>
+          <w:rFonts w:ascii="Gentium" w:hAnsi="Gentium" w:cs="Gentium"/>
+          <w:noProof/>
+        </w:rPr>
+      </w:pPr>
+      <w:r>
+        <w:rPr>
+          <w:rFonts w:ascii="Gentium" w:hAnsi="Gentium" w:cs="Gentium"/>
+          <w:b/>
+          <w:bCs/>
+          <w:noProof/>
+          <w:color w:val="0070C0"/>
+          <w:vertAlign w:val="superscript"/>
+        </w:rPr>
+        <w:t>1</w:t>
+      </w:r>
+      <w:r>
+        <w:rPr>
+          <w:rFonts w:ascii="Gentium" w:hAnsi="Gentium" w:cs="Gentium"/>
+          <w:noProof/>
+          <w:color w:val="0070C0"/>
+        </w:rPr>
+        <w:t> </w:t>
+      </w:r>
+      <w:r>
+        <w:rPr>
+          <w:rFonts w:ascii="Gentium" w:hAnsi="Gentium" w:cs="Gentium"/>
+          <w:noProof/>
+        </w:rPr>
+        <w:t>Abṭelis, 14. If a presbyter, deacon, or any other clergyman leaves his place and the church where he was appointed by the bishop, archbishop, or patriarch, without the command of his superior, let him be deposed, stripped of his honor, and excluded from the clergy, remaining only as a layperson among the faithful. If he refuses to return when summoned by the bishop to his place, and does not obey, let him be expelled from the clergy and from their assembly, and let his property be treated as that of the faithful, for he has violated the order of the priesthood and become like the people</w:t>
+      </w:r>
+      <w:r>
+        <w:rPr>
+          <w:rFonts w:ascii="Gentium" w:hAnsi="Gentium" w:cs="Gentium"/>
+          <w:noProof/>
+        </w:rPr>
+        <w:t>.</w:t>
+      </w:r>
+    </w:p>
+    <w:p>
+      <w:pPr>
+        <w:spacing w:before="120"/>
+        <w:jc w:val="both"/>
         <w:rPr>
           <w:noProof/>
         </w:rPr>
@@ -1220,29 +1414,57 @@
           <w:szCs w:val="28"/>
         </w:rPr>
         <w:lastRenderedPageBreak/>
-        <w:t>Canon 16</w:t>
-      </w:r>
-    </w:p>
-    <w:p>
-      <w:pPr>
-        <w:shd w:val="clear" w:color="auto" w:fill="FFFFFF"/>
-        <w:spacing w:before="120"/>
-        <w:jc w:val="both"/>
-        <w:rPr>
-          <w:rFonts w:ascii="Gentium" w:hAnsi="Gentium" w:cs="Gentium"/>
-          <w:noProof/>
-        </w:rPr>
-      </w:pPr>
-      <w:r>
-        <w:rPr>
-          <w:rFonts w:ascii="Gentium" w:hAnsi="Gentium" w:cs="Gentium"/>
-          <w:noProof/>
-        </w:rPr>
-        <w:t>He who has been entangled in a second marriage after baptism, or who has kept a concubine, cannot become a bishop or presbyter or deacon, nor be of any priestly order whatever.</w:t>
-      </w:r>
-    </w:p>
-    <w:p>
-      <w:pPr>
+        <w:t>Canon 15</w:t>
+      </w:r>
+    </w:p>
+    <w:p>
+      <w:pPr>
+        <w:shd w:val="clear" w:color="auto" w:fill="FFFFFF"/>
+        <w:spacing w:before="120"/>
+        <w:jc w:val="both"/>
+        <w:rPr>
+          <w:rFonts w:ascii="Gentium" w:hAnsi="Gentium" w:cs="Gentium"/>
+          <w:noProof/>
+        </w:rPr>
+      </w:pPr>
+      <w:r>
+        <w:rPr>
+          <w:rFonts w:ascii="Gentium" w:hAnsi="Gentium" w:cs="Gentium"/>
+          <w:b/>
+          <w:bCs/>
+          <w:noProof/>
+          <w:color w:val="0070C0"/>
+          <w:vertAlign w:val="superscript"/>
+        </w:rPr>
+        <w:t>1</w:t>
+      </w:r>
+      <w:r>
+        <w:rPr>
+          <w:rFonts w:ascii="Gentium" w:hAnsi="Gentium" w:cs="Gentium"/>
+          <w:noProof/>
+          <w:color w:val="0070C0"/>
+        </w:rPr>
+        <w:t> </w:t>
+      </w:r>
+      <w:r>
+        <w:rPr>
+          <w:rFonts w:ascii="Gentium" w:hAnsi="Gentium" w:cs="Gentium"/>
+          <w:noProof/>
+        </w:rPr>
+        <w:t>Abṭelis, 15. If a bishop is deposed for following the example of a deposed person and acting against the law, let him be punished, and let the one who received him be punished as well, for they have violated the law and the order of the church</w:t>
+      </w:r>
+      <w:r>
+        <w:rPr>
+          <w:rFonts w:ascii="Gentium" w:hAnsi="Gentium" w:cs="Gentium"/>
+          <w:noProof/>
+        </w:rPr>
+        <w:t>.</w:t>
+      </w:r>
+    </w:p>
+    <w:p>
+      <w:pPr>
+        <w:spacing w:before="120"/>
+        <w:jc w:val="both"/>
         <w:rPr>
           <w:noProof/>
         </w:rPr>
@@ -1276,61 +1498,57 @@
           <w:sz w:val="28"/>
           <w:szCs w:val="28"/>
         </w:rPr>
-        <w:t>Canon 17</w:t>
-      </w:r>
-    </w:p>
-    <w:p>
-      <w:pPr>
-        <w:shd w:val="clear" w:color="auto" w:fill="FFFFFF"/>
-        <w:spacing w:before="120"/>
-        <w:jc w:val="both"/>
-        <w:rPr>
-          <w:rFonts w:ascii="Gentium" w:hAnsi="Gentium" w:cs="Gentium"/>
-          <w:noProof/>
-        </w:rPr>
-      </w:pPr>
-      <w:r>
-        <w:rPr>
-          <w:rFonts w:ascii="Gentium" w:hAnsi="Gentium" w:cs="Gentium"/>
-          <w:noProof/>
-        </w:rPr>
-        <w:t>He who has taken a widow, or a woman put away, or a companion of the streets, or a daughter of the house, or one of those who are bought for the shows: cannot be a bishop, nor a presbyter, nor a deacon, nor be in any degree of the priesthood at all.</w:t>
-      </w:r>
-    </w:p>
-    <w:p>
-      <w:pPr>
-        <w:shd w:val="clear" w:color="auto" w:fill="FFFFFF"/>
-        <w:spacing w:before="120"/>
-        <w:jc w:val="center"/>
-        <w:rPr>
-          <w:rFonts w:ascii="Gentium" w:hAnsi="Gentium" w:cs="Gentium"/>
-          <w:i/>
-          <w:iCs/>
-          <w:noProof/>
-        </w:rPr>
-      </w:pPr>
-      <w:r>
-        <w:rPr>
-          <w:rFonts w:ascii="Gentium" w:hAnsi="Gentium" w:cs="Gentium"/>
-          <w:i/>
-          <w:iCs/>
-          <w:noProof/>
-        </w:rPr>
-        <w:t>(Daughter of the house is a maidservant; those bought for the shows are women of the theatre.</w:t>
-      </w:r>
-      <w:r>
-        <w:rPr>
-          <w:rFonts w:ascii="Gentium" w:hAnsi="Gentium" w:cs="Gentium"/>
-          <w:i/>
-          <w:iCs/>
-          <w:noProof/>
-        </w:rPr>
-        <w:br/>
-        <w:t>The Coptic joins this canon to the next, printing both under two numbers.)</w:t>
-      </w:r>
-    </w:p>
-    <w:p>
-      <w:pPr>
+        <w:t>Canon 16</w:t>
+      </w:r>
+    </w:p>
+    <w:p>
+      <w:pPr>
+        <w:shd w:val="clear" w:color="auto" w:fill="FFFFFF"/>
+        <w:spacing w:before="120"/>
+        <w:jc w:val="both"/>
+        <w:rPr>
+          <w:rFonts w:ascii="Gentium" w:hAnsi="Gentium" w:cs="Gentium"/>
+          <w:noProof/>
+        </w:rPr>
+      </w:pPr>
+      <w:r>
+        <w:rPr>
+          <w:rFonts w:ascii="Gentium" w:hAnsi="Gentium" w:cs="Gentium"/>
+          <w:b/>
+          <w:bCs/>
+          <w:noProof/>
+          <w:color w:val="0070C0"/>
+          <w:vertAlign w:val="superscript"/>
+        </w:rPr>
+        <w:t>1</w:t>
+      </w:r>
+      <w:r>
+        <w:rPr>
+          <w:rFonts w:ascii="Gentium" w:hAnsi="Gentium" w:cs="Gentium"/>
+          <w:noProof/>
+          <w:color w:val="0070C0"/>
+        </w:rPr>
+        <w:t> </w:t>
+      </w:r>
+      <w:r>
+        <w:rPr>
+          <w:rFonts w:ascii="Gentium" w:hAnsi="Gentium" w:cs="Gentium"/>
+          <w:noProof/>
+        </w:rPr>
+        <w:t>Abṭelis, 16. If a man has married two women, or if he has taken a second wife after the death of the first, or after the divorce of the first, and has married another, let him not be made a bishop, a presbyter, a deacon, or a reader, nor be raised to the rank of the priesthood</w:t>
+      </w:r>
+      <w:r>
+        <w:rPr>
+          <w:rFonts w:ascii="Gentium" w:hAnsi="Gentium" w:cs="Gentium"/>
+          <w:noProof/>
+        </w:rPr>
+        <w:t>.</w:t>
+      </w:r>
+    </w:p>
+    <w:p>
+      <w:pPr>
+        <w:spacing w:before="120"/>
+        <w:jc w:val="both"/>
         <w:rPr>
           <w:noProof/>
         </w:rPr>
@@ -1364,29 +1582,57 @@
           <w:sz w:val="28"/>
           <w:szCs w:val="28"/>
         </w:rPr>
-        <w:t>Canon 18</w:t>
-      </w:r>
-    </w:p>
-    <w:p>
-      <w:pPr>
-        <w:shd w:val="clear" w:color="auto" w:fill="FFFFFF"/>
-        <w:spacing w:before="120"/>
-        <w:jc w:val="both"/>
-        <w:rPr>
-          <w:rFonts w:ascii="Gentium" w:hAnsi="Gentium" w:cs="Gentium"/>
-          <w:noProof/>
-        </w:rPr>
-      </w:pPr>
-      <w:r>
-        <w:rPr>
-          <w:rFonts w:ascii="Gentium" w:hAnsi="Gentium" w:cs="Gentium"/>
-          <w:noProof/>
-        </w:rPr>
-        <w:t>He who has taken two sisters in marriage, or the daughter of his brother, or the daughter of his sister: cannot become a cleric.</w:t>
-      </w:r>
-    </w:p>
-    <w:p>
-      <w:pPr>
+        <w:t>Canon 17</w:t>
+      </w:r>
+    </w:p>
+    <w:p>
+      <w:pPr>
+        <w:shd w:val="clear" w:color="auto" w:fill="FFFFFF"/>
+        <w:spacing w:before="120"/>
+        <w:jc w:val="both"/>
+        <w:rPr>
+          <w:rFonts w:ascii="Gentium" w:hAnsi="Gentium" w:cs="Gentium"/>
+          <w:noProof/>
+        </w:rPr>
+      </w:pPr>
+      <w:r>
+        <w:rPr>
+          <w:rFonts w:ascii="Gentium" w:hAnsi="Gentium" w:cs="Gentium"/>
+          <w:b/>
+          <w:bCs/>
+          <w:noProof/>
+          <w:color w:val="0070C0"/>
+          <w:vertAlign w:val="superscript"/>
+        </w:rPr>
+        <w:t>1</w:t>
+      </w:r>
+      <w:r>
+        <w:rPr>
+          <w:rFonts w:ascii="Gentium" w:hAnsi="Gentium" w:cs="Gentium"/>
+          <w:noProof/>
+          <w:color w:val="0070C0"/>
+        </w:rPr>
+        <w:t> </w:t>
+      </w:r>
+      <w:r>
+        <w:rPr>
+          <w:rFonts w:ascii="Gentium" w:hAnsi="Gentium" w:cs="Gentium"/>
+          <w:noProof/>
+        </w:rPr>
+        <w:t>Abṭelis, 17. If a man has married a woman who was previously married, or a widow, or a woman who has been in captivity, or a pagan woman, let him not be made a bishop, a presbyter, a deacon, or one who is raised from the rank of the priesthood</w:t>
+      </w:r>
+      <w:r>
+        <w:rPr>
+          <w:rFonts w:ascii="Gentium" w:hAnsi="Gentium" w:cs="Gentium"/>
+          <w:noProof/>
+        </w:rPr>
+        <w:t>.</w:t>
+      </w:r>
+    </w:p>
+    <w:p>
+      <w:pPr>
+        <w:spacing w:before="120"/>
+        <w:jc w:val="both"/>
         <w:rPr>
           <w:noProof/>
         </w:rPr>
@@ -1420,51 +1666,57 @@
           <w:sz w:val="28"/>
           <w:szCs w:val="28"/>
         </w:rPr>
-        <w:t>Canon 19</w:t>
-      </w:r>
-    </w:p>
-    <w:p>
-      <w:pPr>
-        <w:shd w:val="clear" w:color="auto" w:fill="FFFFFF"/>
-        <w:spacing w:before="120"/>
-        <w:jc w:val="both"/>
-        <w:rPr>
-          <w:rFonts w:ascii="Gentium" w:hAnsi="Gentium" w:cs="Gentium"/>
-          <w:noProof/>
-        </w:rPr>
-      </w:pPr>
-      <w:r>
-        <w:rPr>
-          <w:rFonts w:ascii="Gentium" w:hAnsi="Gentium" w:cs="Gentium"/>
-          <w:noProof/>
-        </w:rPr>
-        <w:t>The cleric who gives surety, let him be deposed.</w:t>
-      </w:r>
-    </w:p>
-    <w:p>
-      <w:pPr>
-        <w:shd w:val="clear" w:color="auto" w:fill="FFFFFF"/>
-        <w:spacing w:before="120"/>
-        <w:jc w:val="center"/>
-        <w:rPr>
-          <w:rFonts w:ascii="Gentium" w:hAnsi="Gentium" w:cs="Gentium"/>
-          <w:i/>
-          <w:iCs/>
-          <w:noProof/>
-        </w:rPr>
-      </w:pPr>
-      <w:r>
-        <w:rPr>
-          <w:rFonts w:ascii="Gentium" w:hAnsi="Gentium" w:cs="Gentium"/>
-          <w:i/>
-          <w:iCs/>
-          <w:noProof/>
-        </w:rPr>
-        <w:t>(The Coptic reads instead the cleric who takes a man for a surety. Mai’s Latin agrees with the Greek.)</w:t>
-      </w:r>
-    </w:p>
-    <w:p>
-      <w:pPr>
+        <w:t>Canon 18</w:t>
+      </w:r>
+    </w:p>
+    <w:p>
+      <w:pPr>
+        <w:shd w:val="clear" w:color="auto" w:fill="FFFFFF"/>
+        <w:spacing w:before="120"/>
+        <w:jc w:val="both"/>
+        <w:rPr>
+          <w:rFonts w:ascii="Gentium" w:hAnsi="Gentium" w:cs="Gentium"/>
+          <w:noProof/>
+        </w:rPr>
+      </w:pPr>
+      <w:r>
+        <w:rPr>
+          <w:rFonts w:ascii="Gentium" w:hAnsi="Gentium" w:cs="Gentium"/>
+          <w:b/>
+          <w:bCs/>
+          <w:noProof/>
+          <w:color w:val="0070C0"/>
+          <w:vertAlign w:val="superscript"/>
+        </w:rPr>
+        <w:t>1</w:t>
+      </w:r>
+      <w:r>
+        <w:rPr>
+          <w:rFonts w:ascii="Gentium" w:hAnsi="Gentium" w:cs="Gentium"/>
+          <w:noProof/>
+          <w:color w:val="0070C0"/>
+        </w:rPr>
+        <w:t> </w:t>
+      </w:r>
+      <w:r>
+        <w:rPr>
+          <w:rFonts w:ascii="Gentium" w:hAnsi="Gentium" w:cs="Gentium"/>
+          <w:noProof/>
+        </w:rPr>
+        <w:t>Abṭelis, 18. If a man has married two sisters, or if he has married a woman and she is the sister of his wife, or if a woman has married two brothers, let him not be made a bishop, a presbyter, a deacon, or a reader, nor be raised to the rank of the priesthood. He shall be expelled from the church, and there shall be no reconciliation for him with the believers</w:t>
+      </w:r>
+      <w:r>
+        <w:rPr>
+          <w:rFonts w:ascii="Gentium" w:hAnsi="Gentium" w:cs="Gentium"/>
+          <w:noProof/>
+        </w:rPr>
+        <w:t>.</w:t>
+      </w:r>
+    </w:p>
+    <w:p>
+      <w:pPr>
+        <w:spacing w:before="120"/>
+        <w:jc w:val="both"/>
         <w:rPr>
           <w:noProof/>
         </w:rPr>
@@ -1498,51 +1750,57 @@
           <w:sz w:val="28"/>
           <w:szCs w:val="28"/>
         </w:rPr>
-        <w:t>Canon 20</w:t>
-      </w:r>
-    </w:p>
-    <w:p>
-      <w:pPr>
-        <w:shd w:val="clear" w:color="auto" w:fill="FFFFFF"/>
-        <w:spacing w:before="120"/>
-        <w:jc w:val="both"/>
-        <w:rPr>
-          <w:rFonts w:ascii="Gentium" w:hAnsi="Gentium" w:cs="Gentium"/>
-          <w:noProof/>
-        </w:rPr>
-      </w:pPr>
-      <w:r>
-        <w:rPr>
-          <w:rFonts w:ascii="Gentium" w:hAnsi="Gentium" w:cs="Gentium"/>
-          <w:noProof/>
-        </w:rPr>
-        <w:t>If a man be made a eunuch by the coercion of men, or if in persecution his manhood was taken from him, or if he was so born — and he is worthy of the episcopate: let him be made a bishop.</w:t>
-      </w:r>
-    </w:p>
-    <w:p>
-      <w:pPr>
-        <w:shd w:val="clear" w:color="auto" w:fill="FFFFFF"/>
-        <w:spacing w:before="120"/>
-        <w:jc w:val="center"/>
-        <w:rPr>
-          <w:rFonts w:ascii="Gentium" w:hAnsi="Gentium" w:cs="Gentium"/>
-          <w:i/>
-          <w:iCs/>
-          <w:noProof/>
-        </w:rPr>
-      </w:pPr>
-      <w:r>
-        <w:rPr>
-          <w:rFonts w:ascii="Gentium" w:hAnsi="Gentium" w:cs="Gentium"/>
-          <w:i/>
-          <w:iCs/>
-          <w:noProof/>
-        </w:rPr>
-        <w:t>(The Coptic joins this canon to the next, printing both under two numbers.)</w:t>
-      </w:r>
-    </w:p>
-    <w:p>
-      <w:pPr>
+        <w:t>Canon 19</w:t>
+      </w:r>
+    </w:p>
+    <w:p>
+      <w:pPr>
+        <w:shd w:val="clear" w:color="auto" w:fill="FFFFFF"/>
+        <w:spacing w:before="120"/>
+        <w:jc w:val="both"/>
+        <w:rPr>
+          <w:rFonts w:ascii="Gentium" w:hAnsi="Gentium" w:cs="Gentium"/>
+          <w:noProof/>
+        </w:rPr>
+      </w:pPr>
+      <w:r>
+        <w:rPr>
+          <w:rFonts w:ascii="Gentium" w:hAnsi="Gentium" w:cs="Gentium"/>
+          <w:b/>
+          <w:bCs/>
+          <w:noProof/>
+          <w:color w:val="0070C0"/>
+          <w:vertAlign w:val="superscript"/>
+        </w:rPr>
+        <w:t>1</w:t>
+      </w:r>
+      <w:r>
+        <w:rPr>
+          <w:rFonts w:ascii="Gentium" w:hAnsi="Gentium" w:cs="Gentium"/>
+          <w:noProof/>
+          <w:color w:val="0070C0"/>
+        </w:rPr>
+        <w:t> </w:t>
+      </w:r>
+      <w:r>
+        <w:rPr>
+          <w:rFonts w:ascii="Gentium" w:hAnsi="Gentium" w:cs="Gentium"/>
+          <w:noProof/>
+        </w:rPr>
+        <w:t>Abṭelis, 19. If a priest gives his own body to another for the sake of his own face, or gives his own body to another for the sake of another, or if he has associated with another woman in the manner of the wicked, let him be expelled from the house of the church</w:t>
+      </w:r>
+      <w:r>
+        <w:rPr>
+          <w:rFonts w:ascii="Gentium" w:hAnsi="Gentium" w:cs="Gentium"/>
+          <w:noProof/>
+        </w:rPr>
+        <w:t>.</w:t>
+      </w:r>
+    </w:p>
+    <w:p>
+      <w:pPr>
+        <w:spacing w:before="120"/>
+        <w:jc w:val="both"/>
         <w:rPr>
           <w:noProof/>
         </w:rPr>
@@ -1576,29 +1834,57 @@
           <w:sz w:val="28"/>
           <w:szCs w:val="28"/>
         </w:rPr>
-        <w:t>Canon 21</w:t>
-      </w:r>
-    </w:p>
-    <w:p>
-      <w:pPr>
-        <w:shd w:val="clear" w:color="auto" w:fill="FFFFFF"/>
-        <w:spacing w:before="120"/>
-        <w:jc w:val="both"/>
-        <w:rPr>
-          <w:rFonts w:ascii="Gentium" w:hAnsi="Gentium" w:cs="Gentium"/>
-          <w:noProof/>
-        </w:rPr>
-      </w:pPr>
-      <w:r>
-        <w:rPr>
-          <w:rFonts w:ascii="Gentium" w:hAnsi="Gentium" w:cs="Gentium"/>
-          <w:noProof/>
-        </w:rPr>
-        <w:t>He who has cut himself, let him not become a cleric; for he is an enemy to himself and to the creation of God.</w:t>
-      </w:r>
-    </w:p>
-    <w:p>
-      <w:pPr>
+        <w:t>Canon 20</w:t>
+      </w:r>
+    </w:p>
+    <w:p>
+      <w:pPr>
+        <w:shd w:val="clear" w:color="auto" w:fill="FFFFFF"/>
+        <w:spacing w:before="120"/>
+        <w:jc w:val="both"/>
+        <w:rPr>
+          <w:rFonts w:ascii="Gentium" w:hAnsi="Gentium" w:cs="Gentium"/>
+          <w:noProof/>
+        </w:rPr>
+      </w:pPr>
+      <w:r>
+        <w:rPr>
+          <w:rFonts w:ascii="Gentium" w:hAnsi="Gentium" w:cs="Gentium"/>
+          <w:b/>
+          <w:bCs/>
+          <w:noProof/>
+          <w:color w:val="0070C0"/>
+          <w:vertAlign w:val="superscript"/>
+        </w:rPr>
+        <w:t>1</w:t>
+      </w:r>
+      <w:r>
+        <w:rPr>
+          <w:rFonts w:ascii="Gentium" w:hAnsi="Gentium" w:cs="Gentium"/>
+          <w:noProof/>
+          <w:color w:val="0070C0"/>
+        </w:rPr>
+        <w:t> </w:t>
+      </w:r>
+      <w:r>
+        <w:rPr>
+          <w:rFonts w:ascii="Gentium" w:hAnsi="Gentium" w:cs="Gentium"/>
+          <w:noProof/>
+        </w:rPr>
+        <w:t>Abṭelis, 20. If a man has been castrated by others, or if he has castrated himself, or if he was found to be castrated from birth, or by disease, let him not be ordained. But if his faith is good, let him be made a reader, but let him not be made a bishop, a presbyter, or a deacon</w:t>
+      </w:r>
+      <w:r>
+        <w:rPr>
+          <w:rFonts w:ascii="Gentium" w:hAnsi="Gentium" w:cs="Gentium"/>
+          <w:noProof/>
+        </w:rPr>
+        <w:t>.</w:t>
+      </w:r>
+    </w:p>
+    <w:p>
+      <w:pPr>
+        <w:spacing w:before="120"/>
+        <w:jc w:val="both"/>
         <w:rPr>
           <w:noProof/>
         </w:rPr>
@@ -1632,29 +1918,57 @@
           <w:sz w:val="28"/>
           <w:szCs w:val="28"/>
         </w:rPr>
-        <w:t>Canon 22</w:t>
-      </w:r>
-    </w:p>
-    <w:p>
-      <w:pPr>
-        <w:shd w:val="clear" w:color="auto" w:fill="FFFFFF"/>
-        <w:spacing w:before="120"/>
-        <w:jc w:val="both"/>
-        <w:rPr>
-          <w:rFonts w:ascii="Gentium" w:hAnsi="Gentium" w:cs="Gentium"/>
-          <w:noProof/>
-        </w:rPr>
-      </w:pPr>
-      <w:r>
-        <w:rPr>
-          <w:rFonts w:ascii="Gentium" w:hAnsi="Gentium" w:cs="Gentium"/>
-          <w:noProof/>
-        </w:rPr>
-        <w:t>If anyone, being a cleric, cuts himself: let him be deposed; for he is his own murderer.</w:t>
-      </w:r>
-    </w:p>
-    <w:p>
-      <w:pPr>
+        <w:t>Canon 21</w:t>
+      </w:r>
+    </w:p>
+    <w:p>
+      <w:pPr>
+        <w:shd w:val="clear" w:color="auto" w:fill="FFFFFF"/>
+        <w:spacing w:before="120"/>
+        <w:jc w:val="both"/>
+        <w:rPr>
+          <w:rFonts w:ascii="Gentium" w:hAnsi="Gentium" w:cs="Gentium"/>
+          <w:noProof/>
+        </w:rPr>
+      </w:pPr>
+      <w:r>
+        <w:rPr>
+          <w:rFonts w:ascii="Gentium" w:hAnsi="Gentium" w:cs="Gentium"/>
+          <w:b/>
+          <w:bCs/>
+          <w:noProof/>
+          <w:color w:val="0070C0"/>
+          <w:vertAlign w:val="superscript"/>
+        </w:rPr>
+        <w:t>1</w:t>
+      </w:r>
+      <w:r>
+        <w:rPr>
+          <w:rFonts w:ascii="Gentium" w:hAnsi="Gentium" w:cs="Gentium"/>
+          <w:noProof/>
+          <w:color w:val="0070C0"/>
+        </w:rPr>
+        <w:t> </w:t>
+      </w:r>
+      <w:r>
+        <w:rPr>
+          <w:rFonts w:ascii="Gentium" w:hAnsi="Gentium" w:cs="Gentium"/>
+          <w:noProof/>
+        </w:rPr>
+        <w:t>Abṭelis, 21. If a man has castrated himself voluntarily, let him not be made a bishop, a presbyter, a deacon, or a reader, nor be raised to the rank of the priesthood. For he is an enemy to himself by killing himself, and he is an enemy to the creation of God</w:t>
+      </w:r>
+      <w:r>
+        <w:rPr>
+          <w:rFonts w:ascii="Gentium" w:hAnsi="Gentium" w:cs="Gentium"/>
+          <w:noProof/>
+        </w:rPr>
+        <w:t>.</w:t>
+      </w:r>
+    </w:p>
+    <w:p>
+      <w:pPr>
+        <w:spacing w:before="120"/>
+        <w:jc w:val="both"/>
         <w:rPr>
           <w:noProof/>
         </w:rPr>
@@ -1688,29 +2002,58 @@
           <w:sz w:val="28"/>
           <w:szCs w:val="28"/>
         </w:rPr>
-        <w:t>Canon 23</w:t>
-      </w:r>
-    </w:p>
-    <w:p>
-      <w:pPr>
-        <w:shd w:val="clear" w:color="auto" w:fill="FFFFFF"/>
-        <w:spacing w:before="120"/>
-        <w:jc w:val="both"/>
-        <w:rPr>
-          <w:rFonts w:ascii="Gentium" w:hAnsi="Gentium" w:cs="Gentium"/>
-          <w:noProof/>
-        </w:rPr>
-      </w:pPr>
-      <w:r>
-        <w:rPr>
-          <w:rFonts w:ascii="Gentium" w:hAnsi="Gentium" w:cs="Gentium"/>
-          <w:noProof/>
-        </w:rPr>
-        <w:t>A layman who cuts himself, let him be cut off three years; for he is an enemy to his own life.</w:t>
-      </w:r>
-    </w:p>
-    <w:p>
-      <w:pPr>
+        <w:lastRenderedPageBreak/>
+        <w:t>Canon 22</w:t>
+      </w:r>
+    </w:p>
+    <w:p>
+      <w:pPr>
+        <w:shd w:val="clear" w:color="auto" w:fill="FFFFFF"/>
+        <w:spacing w:before="120"/>
+        <w:jc w:val="both"/>
+        <w:rPr>
+          <w:rFonts w:ascii="Gentium" w:hAnsi="Gentium" w:cs="Gentium"/>
+          <w:noProof/>
+        </w:rPr>
+      </w:pPr>
+      <w:r>
+        <w:rPr>
+          <w:rFonts w:ascii="Gentium" w:hAnsi="Gentium" w:cs="Gentium"/>
+          <w:b/>
+          <w:bCs/>
+          <w:noProof/>
+          <w:color w:val="0070C0"/>
+          <w:vertAlign w:val="superscript"/>
+        </w:rPr>
+        <w:t>1</w:t>
+      </w:r>
+      <w:r>
+        <w:rPr>
+          <w:rFonts w:ascii="Gentium" w:hAnsi="Gentium" w:cs="Gentium"/>
+          <w:noProof/>
+          <w:color w:val="0070C0"/>
+        </w:rPr>
+        <w:t> </w:t>
+      </w:r>
+      <w:r>
+        <w:rPr>
+          <w:rFonts w:ascii="Gentium" w:hAnsi="Gentium" w:cs="Gentium"/>
+          <w:noProof/>
+        </w:rPr>
+        <w:t>Abṭelis, 22. If a priest castrates himself after ordination, let him be expelled from the name of the priesthood, and let him be expelled from the house of the church for three years. For he is an enemy to his own life, and he has killed his own head</w:t>
+      </w:r>
+      <w:r>
+        <w:rPr>
+          <w:rFonts w:ascii="Gentium" w:hAnsi="Gentium" w:cs="Gentium"/>
+          <w:noProof/>
+        </w:rPr>
+        <w:t>.</w:t>
+      </w:r>
+    </w:p>
+    <w:p>
+      <w:pPr>
+        <w:spacing w:before="120"/>
+        <w:jc w:val="both"/>
         <w:rPr>
           <w:noProof/>
         </w:rPr>
@@ -1729,6 +2072,7 @@
         <w:keepNext/>
         <w:widowControl w:val="0"/>
         <w:shd w:val="clear" w:color="auto" w:fill="FFFFFF"/>
+        <w:spacing w:before="120"/>
         <w:jc w:val="center"/>
         <w:rPr>
           <w:noProof/>
@@ -1743,30 +2087,57 @@
           <w:sz w:val="28"/>
           <w:szCs w:val="28"/>
         </w:rPr>
-        <w:lastRenderedPageBreak/>
-        <w:t>Canon 24</w:t>
-      </w:r>
-    </w:p>
-    <w:p>
-      <w:pPr>
-        <w:shd w:val="clear" w:color="auto" w:fill="FFFFFF"/>
-        <w:spacing w:before="100"/>
-        <w:jc w:val="both"/>
-        <w:rPr>
-          <w:rFonts w:ascii="Gentium" w:hAnsi="Gentium" w:cs="Gentium"/>
-          <w:noProof/>
-        </w:rPr>
-      </w:pPr>
-      <w:r>
-        <w:rPr>
-          <w:rFonts w:ascii="Gentium" w:hAnsi="Gentium" w:cs="Gentium"/>
-          <w:noProof/>
-        </w:rPr>
-        <w:t>A bishop or presbyter or deacon who is taken in fornication, or in lying, or in theft: let him be deposed, and not be cut off. For the Scripture says: The Lord will not take vengeance twice for the same thing. And likewise the rest of the clergy.</w:t>
-      </w:r>
-    </w:p>
-    <w:p>
-      <w:pPr>
+        <w:t>Canon 23</w:t>
+      </w:r>
+    </w:p>
+    <w:p>
+      <w:pPr>
+        <w:shd w:val="clear" w:color="auto" w:fill="FFFFFF"/>
+        <w:spacing w:before="120"/>
+        <w:jc w:val="both"/>
+        <w:rPr>
+          <w:rFonts w:ascii="Gentium" w:hAnsi="Gentium" w:cs="Gentium"/>
+          <w:noProof/>
+        </w:rPr>
+      </w:pPr>
+      <w:r>
+        <w:rPr>
+          <w:rFonts w:ascii="Gentium" w:hAnsi="Gentium" w:cs="Gentium"/>
+          <w:b/>
+          <w:bCs/>
+          <w:noProof/>
+          <w:color w:val="0070C0"/>
+          <w:vertAlign w:val="superscript"/>
+        </w:rPr>
+        <w:t>1</w:t>
+      </w:r>
+      <w:r>
+        <w:rPr>
+          <w:rFonts w:ascii="Gentium" w:hAnsi="Gentium" w:cs="Gentium"/>
+          <w:noProof/>
+          <w:color w:val="0070C0"/>
+        </w:rPr>
+        <w:t> </w:t>
+      </w:r>
+      <w:r>
+        <w:rPr>
+          <w:rFonts w:ascii="Gentium" w:hAnsi="Gentium" w:cs="Gentium"/>
+          <w:noProof/>
+        </w:rPr>
+        <w:t>Abṭelis, 23. If a believer castrates himself, let him be expelled from the house of the church for three years. For he is an enemy to the creation of God, and he has killed his own soul</w:t>
+      </w:r>
+      <w:r>
+        <w:rPr>
+          <w:rFonts w:ascii="Gentium" w:hAnsi="Gentium" w:cs="Gentium"/>
+          <w:noProof/>
+        </w:rPr>
+        <w:t>.</w:t>
+      </w:r>
+    </w:p>
+    <w:p>
+      <w:pPr>
+        <w:spacing w:before="120"/>
+        <w:jc w:val="both"/>
         <w:rPr>
           <w:noProof/>
         </w:rPr>
@@ -1800,29 +2171,57 @@
           <w:sz w:val="28"/>
           <w:szCs w:val="28"/>
         </w:rPr>
-        <w:t>Canon 25</w:t>
-      </w:r>
-    </w:p>
-    <w:p>
-      <w:pPr>
-        <w:shd w:val="clear" w:color="auto" w:fill="FFFFFF"/>
-        <w:spacing w:before="100"/>
-        <w:jc w:val="both"/>
-        <w:rPr>
-          <w:rFonts w:ascii="Gentium" w:hAnsi="Gentium" w:cs="Gentium"/>
-          <w:noProof/>
-        </w:rPr>
-      </w:pPr>
-      <w:r>
-        <w:rPr>
-          <w:rFonts w:ascii="Gentium" w:hAnsi="Gentium" w:cs="Gentium"/>
-          <w:noProof/>
-        </w:rPr>
-        <w:t>Those who have come to the clergy unmarried — we command that if they wish to marry, they be readers and cantors only, and minister as such.</w:t>
-      </w:r>
-    </w:p>
-    <w:p>
-      <w:pPr>
+        <w:t>Canon 24</w:t>
+      </w:r>
+    </w:p>
+    <w:p>
+      <w:pPr>
+        <w:shd w:val="clear" w:color="auto" w:fill="FFFFFF"/>
+        <w:spacing w:before="120"/>
+        <w:jc w:val="both"/>
+        <w:rPr>
+          <w:rFonts w:ascii="Gentium" w:hAnsi="Gentium" w:cs="Gentium"/>
+          <w:noProof/>
+        </w:rPr>
+      </w:pPr>
+      <w:r>
+        <w:rPr>
+          <w:rFonts w:ascii="Gentium" w:hAnsi="Gentium" w:cs="Gentium"/>
+          <w:b/>
+          <w:bCs/>
+          <w:noProof/>
+          <w:color w:val="0070C0"/>
+          <w:vertAlign w:val="superscript"/>
+        </w:rPr>
+        <w:t>1</w:t>
+      </w:r>
+      <w:r>
+        <w:rPr>
+          <w:rFonts w:ascii="Gentium" w:hAnsi="Gentium" w:cs="Gentium"/>
+          <w:noProof/>
+          <w:color w:val="0070C0"/>
+        </w:rPr>
+        <w:t> </w:t>
+      </w:r>
+      <w:r>
+        <w:rPr>
+          <w:rFonts w:ascii="Gentium" w:hAnsi="Gentium" w:cs="Gentium"/>
+          <w:noProof/>
+        </w:rPr>
+        <w:t>Abṭelis, 24. If a bishop, priest, or deacon obtains the priesthood through bribery, or through a false oath, or through theft, let him be removed from the priesthood and expelled from the church. For God says in the book: God does not accept a great sin in a single instance</w:t>
+      </w:r>
+      <w:r>
+        <w:rPr>
+          <w:rFonts w:ascii="Gentium" w:hAnsi="Gentium" w:cs="Gentium"/>
+          <w:noProof/>
+        </w:rPr>
+        <w:t>.</w:t>
+      </w:r>
+    </w:p>
+    <w:p>
+      <w:pPr>
+        <w:spacing w:before="120"/>
+        <w:jc w:val="both"/>
         <w:rPr>
           <w:noProof/>
         </w:rPr>
@@ -1841,7 +2240,13 @@
         <w:keepNext/>
         <w:widowControl w:val="0"/>
         <w:shd w:val="clear" w:color="auto" w:fill="FFFFFF"/>
+        <w:spacing w:before="120"/>
         <w:jc w:val="center"/>
+        <w:rPr>
+          <w:noProof/>
+        </w:rPr>
+      </w:pPr>
+      <w:r>
         <w:rPr>
           <w:rFonts w:ascii="Gentium" w:hAnsi="Gentium" w:cs="Gentium"/>
           <w:b/>
@@ -1850,39 +2255,57 @@
           <w:sz w:val="28"/>
           <w:szCs w:val="28"/>
         </w:rPr>
-      </w:pPr>
-      <w:r>
-        <w:rPr>
-          <w:rFonts w:ascii="Gentium" w:hAnsi="Gentium" w:cs="Gentium"/>
-          <w:b/>
-          <w:bCs/>
-          <w:noProof/>
-          <w:sz w:val="28"/>
-          <w:szCs w:val="28"/>
-        </w:rPr>
-        <w:t>Canon 26</w:t>
-      </w:r>
-    </w:p>
-    <w:p>
-      <w:pPr>
-        <w:shd w:val="clear" w:color="auto" w:fill="FFFFFF"/>
-        <w:spacing w:before="100"/>
-        <w:jc w:val="both"/>
-        <w:rPr>
-          <w:rFonts w:ascii="Gentium" w:hAnsi="Gentium" w:cs="Gentium"/>
-          <w:noProof/>
-        </w:rPr>
-      </w:pPr>
-      <w:r>
-        <w:rPr>
-          <w:rFonts w:ascii="Gentium" w:hAnsi="Gentium" w:cs="Gentium"/>
-          <w:noProof/>
-        </w:rPr>
-        <w:t>A bishop or presbyter or deacon who strikes believers when they offend, or unbelievers when they do wrong, and by such deeds wishes to put men in fear: him we command to be deposed. For nowhere did our Lord teach us this. On the contrary, when he himself was struck he did not return blow for blow; when he was reviled he did not revile again; and when he suffered he did not threaten.</w:t>
-      </w:r>
-    </w:p>
-    <w:p>
-      <w:pPr>
+        <w:t>Canon 25</w:t>
+      </w:r>
+    </w:p>
+    <w:p>
+      <w:pPr>
+        <w:shd w:val="clear" w:color="auto" w:fill="FFFFFF"/>
+        <w:spacing w:before="120"/>
+        <w:jc w:val="both"/>
+        <w:rPr>
+          <w:rFonts w:ascii="Gentium" w:hAnsi="Gentium" w:cs="Gentium"/>
+          <w:noProof/>
+        </w:rPr>
+      </w:pPr>
+      <w:r>
+        <w:rPr>
+          <w:rFonts w:ascii="Gentium" w:hAnsi="Gentium" w:cs="Gentium"/>
+          <w:b/>
+          <w:bCs/>
+          <w:noProof/>
+          <w:color w:val="0070C0"/>
+          <w:vertAlign w:val="superscript"/>
+        </w:rPr>
+        <w:t>1</w:t>
+      </w:r>
+      <w:r>
+        <w:rPr>
+          <w:rFonts w:ascii="Gentium" w:hAnsi="Gentium" w:cs="Gentium"/>
+          <w:noProof/>
+          <w:color w:val="0070C0"/>
+        </w:rPr>
+        <w:t> </w:t>
+      </w:r>
+      <w:r>
+        <w:rPr>
+          <w:rFonts w:ascii="Gentium" w:hAnsi="Gentium" w:cs="Gentium"/>
+          <w:noProof/>
+        </w:rPr>
+        <w:t>Abṭelis, 25. If a man is found whose father was inside the church but was found to be unrighteous, we command that he be cast out, just as he wishes, for there is no stranger</w:t>
+      </w:r>
+      <w:r>
+        <w:rPr>
+          <w:rFonts w:ascii="Gentium" w:hAnsi="Gentium" w:cs="Gentium"/>
+          <w:noProof/>
+        </w:rPr>
+        <w:t>.</w:t>
+      </w:r>
+    </w:p>
+    <w:p>
+      <w:pPr>
+        <w:spacing w:before="120"/>
+        <w:jc w:val="both"/>
         <w:rPr>
           <w:noProof/>
         </w:rPr>
@@ -1904,11 +2327,6 @@
         <w:spacing w:before="120"/>
         <w:jc w:val="center"/>
         <w:rPr>
-          <w:noProof/>
-        </w:rPr>
-      </w:pPr>
-      <w:r>
-        <w:rPr>
           <w:rFonts w:ascii="Gentium" w:hAnsi="Gentium" w:cs="Gentium"/>
           <w:b/>
           <w:bCs/>
@@ -1916,29 +2334,67 @@
           <w:sz w:val="28"/>
           <w:szCs w:val="28"/>
         </w:rPr>
-        <w:t>Canon 27</w:t>
-      </w:r>
-    </w:p>
-    <w:p>
-      <w:pPr>
-        <w:shd w:val="clear" w:color="auto" w:fill="FFFFFF"/>
-        <w:spacing w:before="100"/>
-        <w:jc w:val="both"/>
-        <w:rPr>
-          <w:rFonts w:ascii="Gentium" w:hAnsi="Gentium" w:cs="Gentium"/>
-          <w:noProof/>
-        </w:rPr>
-      </w:pPr>
-      <w:r>
-        <w:rPr>
-          <w:rFonts w:ascii="Gentium" w:hAnsi="Gentium" w:cs="Gentium"/>
-          <w:noProof/>
-        </w:rPr>
-        <w:t>If any bishop or presbyter or deacon has been justly deposed for manifest faults, and yet dares to approach that ministry which was once entrusted to him: let him be cut off from the church altogether.</w:t>
-      </w:r>
-    </w:p>
-    <w:p>
-      <w:pPr>
+      </w:pPr>
+      <w:r>
+        <w:rPr>
+          <w:rFonts w:ascii="Gentium" w:hAnsi="Gentium" w:cs="Gentium"/>
+          <w:b/>
+          <w:bCs/>
+          <w:noProof/>
+          <w:sz w:val="28"/>
+          <w:szCs w:val="28"/>
+        </w:rPr>
+        <w:t>Canon 26</w:t>
+      </w:r>
+    </w:p>
+    <w:p>
+      <w:pPr>
+        <w:shd w:val="clear" w:color="auto" w:fill="FFFFFF"/>
+        <w:spacing w:before="120"/>
+        <w:jc w:val="both"/>
+        <w:rPr>
+          <w:rFonts w:ascii="Gentium" w:hAnsi="Gentium" w:cs="Gentium"/>
+          <w:noProof/>
+        </w:rPr>
+      </w:pPr>
+      <w:r>
+        <w:rPr>
+          <w:rFonts w:ascii="Gentium" w:hAnsi="Gentium" w:cs="Gentium"/>
+          <w:b/>
+          <w:bCs/>
+          <w:noProof/>
+          <w:color w:val="0070C0"/>
+          <w:vertAlign w:val="superscript"/>
+        </w:rPr>
+        <w:t>1</w:t>
+      </w:r>
+      <w:r>
+        <w:rPr>
+          <w:rFonts w:ascii="Gentium" w:hAnsi="Gentium" w:cs="Gentium"/>
+          <w:noProof/>
+          <w:color w:val="0070C0"/>
+        </w:rPr>
+        <w:t> </w:t>
+      </w:r>
+      <w:r>
+        <w:rPr>
+          <w:rFonts w:ascii="Gentium" w:hAnsi="Gentium" w:cs="Gentium"/>
+          <w:noProof/>
+        </w:rPr>
+        <w:t>Abṭelis, 26. If a bishop, priest, or deacon commits heresy, let him be cast out. If he eats meat, or if he commits an error in the flesh, or if he commits an error of unbelief, let him be cast out and excommunicated from his name, so that others may fear. For we have seen our Lord and God cast out those who eat, and in the same way, those who err above him are not cast out</w:t>
+      </w:r>
+      <w:r>
+        <w:rPr>
+          <w:rFonts w:ascii="Gentium" w:hAnsi="Gentium" w:cs="Gentium"/>
+          <w:noProof/>
+        </w:rPr>
+        <w:t>.</w:t>
+      </w:r>
+    </w:p>
+    <w:p>
+      <w:pPr>
+        <w:spacing w:before="120"/>
+        <w:jc w:val="both"/>
         <w:rPr>
           <w:noProof/>
         </w:rPr>
@@ -1972,29 +2428,57 @@
           <w:sz w:val="28"/>
           <w:szCs w:val="28"/>
         </w:rPr>
-        <w:t>Canon 28</w:t>
-      </w:r>
-    </w:p>
-    <w:p>
-      <w:pPr>
-        <w:shd w:val="clear" w:color="auto" w:fill="FFFFFF"/>
-        <w:spacing w:before="100"/>
-        <w:jc w:val="both"/>
-        <w:rPr>
-          <w:rFonts w:ascii="Gentium" w:hAnsi="Gentium" w:cs="Gentium"/>
-          <w:noProof/>
-        </w:rPr>
-      </w:pPr>
-      <w:r>
-        <w:rPr>
-          <w:rFonts w:ascii="Gentium" w:hAnsi="Gentium" w:cs="Gentium"/>
-          <w:noProof/>
-        </w:rPr>
-        <w:t>If any bishop obtains this authority by money, or any presbyter or deacon: let him be deposed, and he also who laid hands upon him; and let him be cut off from communion altogether, as Simon Magus was by me, Peter.</w:t>
-      </w:r>
-    </w:p>
-    <w:p>
-      <w:pPr>
+        <w:t>Canon 27</w:t>
+      </w:r>
+    </w:p>
+    <w:p>
+      <w:pPr>
+        <w:shd w:val="clear" w:color="auto" w:fill="FFFFFF"/>
+        <w:spacing w:before="120"/>
+        <w:jc w:val="both"/>
+        <w:rPr>
+          <w:rFonts w:ascii="Gentium" w:hAnsi="Gentium" w:cs="Gentium"/>
+          <w:noProof/>
+        </w:rPr>
+      </w:pPr>
+      <w:r>
+        <w:rPr>
+          <w:rFonts w:ascii="Gentium" w:hAnsi="Gentium" w:cs="Gentium"/>
+          <w:b/>
+          <w:bCs/>
+          <w:noProof/>
+          <w:color w:val="0070C0"/>
+          <w:vertAlign w:val="superscript"/>
+        </w:rPr>
+        <w:t>1</w:t>
+      </w:r>
+      <w:r>
+        <w:rPr>
+          <w:rFonts w:ascii="Gentium" w:hAnsi="Gentium" w:cs="Gentium"/>
+          <w:noProof/>
+          <w:color w:val="0070C0"/>
+        </w:rPr>
+        <w:t> </w:t>
+      </w:r>
+      <w:r>
+        <w:rPr>
+          <w:rFonts w:ascii="Gentium" w:hAnsi="Gentium" w:cs="Gentium"/>
+          <w:noProof/>
+        </w:rPr>
+        <w:t>Abṭelis, 27. If a bishop, priest, or deacon is cast out of the church because of a sin he committed, or if a great sin is placed upon him, and he does not repent, that sin is the cause, and he has taken the message of the church. Let him be cast out, except for fear, and let him not be received. That sin which he desires, let him fear. Let him be cast out of the church for the wicked</w:t>
+      </w:r>
+      <w:r>
+        <w:rPr>
+          <w:rFonts w:ascii="Gentium" w:hAnsi="Gentium" w:cs="Gentium"/>
+          <w:noProof/>
+        </w:rPr>
+        <w:t>.</w:t>
+      </w:r>
+    </w:p>
+    <w:p>
+      <w:pPr>
+        <w:spacing w:before="120"/>
+        <w:jc w:val="both"/>
         <w:rPr>
           <w:noProof/>
         </w:rPr>
@@ -2028,29 +2512,57 @@
           <w:sz w:val="28"/>
           <w:szCs w:val="28"/>
         </w:rPr>
-        <w:t>Canon 29</w:t>
-      </w:r>
-    </w:p>
-    <w:p>
-      <w:pPr>
-        <w:shd w:val="clear" w:color="auto" w:fill="FFFFFF"/>
-        <w:spacing w:before="100"/>
-        <w:jc w:val="both"/>
-        <w:rPr>
-          <w:rFonts w:ascii="Gentium" w:hAnsi="Gentium" w:cs="Gentium"/>
-          <w:noProof/>
-        </w:rPr>
-      </w:pPr>
-      <w:r>
-        <w:rPr>
-          <w:rFonts w:ascii="Gentium" w:hAnsi="Gentium" w:cs="Gentium"/>
-          <w:noProof/>
-        </w:rPr>
-        <w:t>If any bishop, using the powers of this world, obtains a church through them: let him be deposed and cut off — both he himself and all those who have communicated with him.</w:t>
-      </w:r>
-    </w:p>
-    <w:p>
-      <w:pPr>
+        <w:t>Canon 28</w:t>
+      </w:r>
+    </w:p>
+    <w:p>
+      <w:pPr>
+        <w:shd w:val="clear" w:color="auto" w:fill="FFFFFF"/>
+        <w:spacing w:before="120"/>
+        <w:jc w:val="both"/>
+        <w:rPr>
+          <w:rFonts w:ascii="Gentium" w:hAnsi="Gentium" w:cs="Gentium"/>
+          <w:noProof/>
+        </w:rPr>
+      </w:pPr>
+      <w:r>
+        <w:rPr>
+          <w:rFonts w:ascii="Gentium" w:hAnsi="Gentium" w:cs="Gentium"/>
+          <w:b/>
+          <w:bCs/>
+          <w:noProof/>
+          <w:color w:val="0070C0"/>
+          <w:vertAlign w:val="superscript"/>
+        </w:rPr>
+        <w:t>1</w:t>
+      </w:r>
+      <w:r>
+        <w:rPr>
+          <w:rFonts w:ascii="Gentium" w:hAnsi="Gentium" w:cs="Gentium"/>
+          <w:noProof/>
+          <w:color w:val="0070C0"/>
+        </w:rPr>
+        <w:t> </w:t>
+      </w:r>
+      <w:r>
+        <w:rPr>
+          <w:rFonts w:ascii="Gentium" w:hAnsi="Gentium" w:cs="Gentium"/>
+          <w:noProof/>
+        </w:rPr>
+        <w:t>Abṭelis, 28. If a bishop, priest, or deacon refuses ordination and then accepts it, let him be cast out. If he gives a gift, or if he accepts it, just as one gives a gift, let him fast with it and with teaching, and let him not be received. If he dies because of it, let him not be among them, except as one who serves idols. He is cursed, accursed, and anathema, and he shall be cast out and expelled from the church, and his name shall be blotted out, just as I, Peter, blotted out Simon the sorcerer, and I cast him out of the church by the command of the Holy Spirit</w:t>
+      </w:r>
+      <w:r>
+        <w:rPr>
+          <w:rFonts w:ascii="Gentium" w:hAnsi="Gentium" w:cs="Gentium"/>
+          <w:noProof/>
+        </w:rPr>
+        <w:t>.</w:t>
+      </w:r>
+    </w:p>
+    <w:p>
+      <w:pPr>
+        <w:spacing w:before="120"/>
+        <w:jc w:val="both"/>
         <w:rPr>
           <w:noProof/>
         </w:rPr>
@@ -2069,6 +2581,7 @@
         <w:keepNext/>
         <w:widowControl w:val="0"/>
         <w:shd w:val="clear" w:color="auto" w:fill="FFFFFF"/>
+        <w:spacing w:before="120"/>
         <w:jc w:val="center"/>
         <w:rPr>
           <w:noProof/>
@@ -2083,29 +2596,58 @@
           <w:sz w:val="28"/>
           <w:szCs w:val="28"/>
         </w:rPr>
-        <w:t>Canon 30</w:t>
-      </w:r>
-    </w:p>
-    <w:p>
-      <w:pPr>
-        <w:shd w:val="clear" w:color="auto" w:fill="FFFFFF"/>
-        <w:spacing w:before="100"/>
-        <w:jc w:val="both"/>
-        <w:rPr>
-          <w:rFonts w:ascii="Gentium" w:hAnsi="Gentium" w:cs="Gentium"/>
-          <w:noProof/>
-        </w:rPr>
-      </w:pPr>
-      <w:r>
-        <w:rPr>
-          <w:rFonts w:ascii="Gentium" w:hAnsi="Gentium" w:cs="Gentium"/>
-          <w:noProof/>
-        </w:rPr>
-        <w:t>If any presbyter, despising his own bishop, assembles apart and sets up another altar, having nothing to lay to the bishop’s charge in religion or in justice: let him be deposed as one greedy of honour, and with him all the clergy who follow him. And let the laity who follow him be cut off. And let this be done after one, and a second, and a third admonition of the bishops.</w:t>
-      </w:r>
-    </w:p>
-    <w:p>
-      <w:pPr>
+        <w:lastRenderedPageBreak/>
+        <w:t>Canon 29</w:t>
+      </w:r>
+    </w:p>
+    <w:p>
+      <w:pPr>
+        <w:shd w:val="clear" w:color="auto" w:fill="FFFFFF"/>
+        <w:spacing w:before="120"/>
+        <w:jc w:val="both"/>
+        <w:rPr>
+          <w:rFonts w:ascii="Gentium" w:hAnsi="Gentium" w:cs="Gentium"/>
+          <w:noProof/>
+        </w:rPr>
+      </w:pPr>
+      <w:r>
+        <w:rPr>
+          <w:rFonts w:ascii="Gentium" w:hAnsi="Gentium" w:cs="Gentium"/>
+          <w:b/>
+          <w:bCs/>
+          <w:noProof/>
+          <w:color w:val="0070C0"/>
+          <w:vertAlign w:val="superscript"/>
+        </w:rPr>
+        <w:t>1</w:t>
+      </w:r>
+      <w:r>
+        <w:rPr>
+          <w:rFonts w:ascii="Gentium" w:hAnsi="Gentium" w:cs="Gentium"/>
+          <w:noProof/>
+          <w:color w:val="0070C0"/>
+        </w:rPr>
+        <w:t> </w:t>
+      </w:r>
+      <w:r>
+        <w:rPr>
+          <w:rFonts w:ascii="Gentium" w:hAnsi="Gentium" w:cs="Gentium"/>
+          <w:noProof/>
+        </w:rPr>
+        <w:t>Abṭelis, 29. If a bishop seeks honor for his name through people, through flattery, and through the vanity of this world, so that he is elevated above the name of the church, and he permits and oppresses the people of God, the pure and the holy, if he takes their pure possessions, if he enters the holy baptism, and if he is elevated above them by those who do not desire it, and if he rules over the church which is not his, and he is not a servant over it. In the same way, the church, if that one, the chief priest, and the priests under his hand, for that chief priest, and he extends his hand, that is the bishop, for the command of that church, and for the command of its priests, or of the monks, for that one is the mind, except for the chief priest who is over them. He is cursed, accursed, and let him be cast out of the church of God. He is the one, and all who seek him above that one, and who follow him, let them be cast out</w:t>
+      </w:r>
+      <w:r>
+        <w:rPr>
+          <w:rFonts w:ascii="Gentium" w:hAnsi="Gentium" w:cs="Gentium"/>
+          <w:noProof/>
+        </w:rPr>
+        <w:t>.</w:t>
+      </w:r>
+    </w:p>
+    <w:p>
+      <w:pPr>
+        <w:spacing w:before="120"/>
+        <w:jc w:val="both"/>
         <w:rPr>
           <w:noProof/>
         </w:rPr>
@@ -2139,29 +2681,57 @@
           <w:sz w:val="28"/>
           <w:szCs w:val="28"/>
         </w:rPr>
-        <w:t>Canon 31</w:t>
-      </w:r>
-    </w:p>
-    <w:p>
-      <w:pPr>
-        <w:shd w:val="clear" w:color="auto" w:fill="FFFFFF"/>
-        <w:spacing w:before="100"/>
-        <w:jc w:val="both"/>
-        <w:rPr>
-          <w:rFonts w:ascii="Gentium" w:hAnsi="Gentium" w:cs="Gentium"/>
-          <w:noProof/>
-        </w:rPr>
-      </w:pPr>
-      <w:r>
-        <w:rPr>
-          <w:rFonts w:ascii="Gentium" w:hAnsi="Gentium" w:cs="Gentium"/>
-          <w:noProof/>
-        </w:rPr>
-        <w:t>If any presbyter or deacon has been cut off by his bishop, he cannot be received by others, but only by the one who cut him off — unless perhaps that bishop who cut him off has died.</w:t>
-      </w:r>
-    </w:p>
-    <w:p>
-      <w:pPr>
+        <w:t>Canon 30</w:t>
+      </w:r>
+    </w:p>
+    <w:p>
+      <w:pPr>
+        <w:shd w:val="clear" w:color="auto" w:fill="FFFFFF"/>
+        <w:spacing w:before="120"/>
+        <w:jc w:val="both"/>
+        <w:rPr>
+          <w:rFonts w:ascii="Gentium" w:hAnsi="Gentium" w:cs="Gentium"/>
+          <w:noProof/>
+        </w:rPr>
+      </w:pPr>
+      <w:r>
+        <w:rPr>
+          <w:rFonts w:ascii="Gentium" w:hAnsi="Gentium" w:cs="Gentium"/>
+          <w:b/>
+          <w:bCs/>
+          <w:noProof/>
+          <w:color w:val="0070C0"/>
+          <w:vertAlign w:val="superscript"/>
+        </w:rPr>
+        <w:t>1</w:t>
+      </w:r>
+      <w:r>
+        <w:rPr>
+          <w:rFonts w:ascii="Gentium" w:hAnsi="Gentium" w:cs="Gentium"/>
+          <w:noProof/>
+          <w:color w:val="0070C0"/>
+        </w:rPr>
+        <w:t> </w:t>
+      </w:r>
+      <w:r>
+        <w:rPr>
+          <w:rFonts w:ascii="Gentium" w:hAnsi="Gentium" w:cs="Gentium"/>
+          <w:noProof/>
+        </w:rPr>
+        <w:t>Abṭelis, 30. If a priest opposes a bishop because of a false accusation, or a known sin, or a command he does not desire, or if he rebels against the bishop, let him be cast out from the day of his birth, for he is pure and faithful, and the bishop has been proven. If he makes a schism for himself, and brings people, and divides the church into two parts, let him be cast out of the church of God, for he has loved his own name and abandoned the command of the bishop, and he has become a schismatic. Let them judge him and do this to him, and to all who are gathered with him from the presbyters and deacons, and all the priests who follow him. Let the heretics be ashamed of them, except for the error. Let this one, from the rest of the bishops, be confirmed for his faithful priests and people, and let them gather before their rulers, for a year, and two, and three, so that they may not do and not inherit according to their actions. And if they do not hear him, let him be among them</w:t>
+      </w:r>
+      <w:r>
+        <w:rPr>
+          <w:rFonts w:ascii="Gentium" w:hAnsi="Gentium" w:cs="Gentium"/>
+          <w:noProof/>
+        </w:rPr>
+        <w:t>.</w:t>
+      </w:r>
+    </w:p>
+    <w:p>
+      <w:pPr>
+        <w:spacing w:before="120"/>
+        <w:jc w:val="both"/>
         <w:rPr>
           <w:noProof/>
         </w:rPr>
@@ -2180,6 +2750,7 @@
         <w:keepNext/>
         <w:widowControl w:val="0"/>
         <w:shd w:val="clear" w:color="auto" w:fill="FFFFFF"/>
+        <w:spacing w:before="120"/>
         <w:jc w:val="center"/>
         <w:rPr>
           <w:noProof/>
@@ -2194,30 +2765,57 @@
           <w:sz w:val="28"/>
           <w:szCs w:val="28"/>
         </w:rPr>
-        <w:lastRenderedPageBreak/>
-        <w:t>Canon 32</w:t>
-      </w:r>
-    </w:p>
-    <w:p>
-      <w:pPr>
-        <w:shd w:val="clear" w:color="auto" w:fill="FFFFFF"/>
-        <w:spacing w:before="120"/>
-        <w:jc w:val="both"/>
-        <w:rPr>
-          <w:rFonts w:ascii="Gentium" w:hAnsi="Gentium" w:cs="Gentium"/>
-          <w:noProof/>
-        </w:rPr>
-      </w:pPr>
-      <w:r>
-        <w:rPr>
-          <w:rFonts w:ascii="Gentium" w:hAnsi="Gentium" w:cs="Gentium"/>
-          <w:noProof/>
-        </w:rPr>
-        <w:t>No bishop or presbyter or deacon from abroad ought to be received without letters of commendation. And let those who bring them be examined; and if indeed they are preachers of the fear of God, let them be received. Otherwise, let those things be given them which are needful for their use, but let them not be received into communion. For very many things are done hastily and by stealth.</w:t>
-      </w:r>
-    </w:p>
-    <w:p>
-      <w:pPr>
+        <w:t>Canon 31</w:t>
+      </w:r>
+    </w:p>
+    <w:p>
+      <w:pPr>
+        <w:shd w:val="clear" w:color="auto" w:fill="FFFFFF"/>
+        <w:spacing w:before="120"/>
+        <w:jc w:val="both"/>
+        <w:rPr>
+          <w:rFonts w:ascii="Gentium" w:hAnsi="Gentium" w:cs="Gentium"/>
+          <w:noProof/>
+        </w:rPr>
+      </w:pPr>
+      <w:r>
+        <w:rPr>
+          <w:rFonts w:ascii="Gentium" w:hAnsi="Gentium" w:cs="Gentium"/>
+          <w:b/>
+          <w:bCs/>
+          <w:noProof/>
+          <w:color w:val="0070C0"/>
+          <w:vertAlign w:val="superscript"/>
+        </w:rPr>
+        <w:t>1</w:t>
+      </w:r>
+      <w:r>
+        <w:rPr>
+          <w:rFonts w:ascii="Gentium" w:hAnsi="Gentium" w:cs="Gentium"/>
+          <w:noProof/>
+          <w:color w:val="0070C0"/>
+        </w:rPr>
+        <w:t> </w:t>
+      </w:r>
+      <w:r>
+        <w:rPr>
+          <w:rFonts w:ascii="Gentium" w:hAnsi="Gentium" w:cs="Gentium"/>
+          <w:noProof/>
+        </w:rPr>
+        <w:t>Abṭelis, 31. If a priest or deacon opposes a bishop because of a false accusation which he does not say, or slander against God, on the pretext of a name, and he is not faithful to the bishops, let him not be received. Unless it is that he who opposes has abandoned, or has fled, or has died. For he is the one who was appointed, and his life is in the one who was appointed, and in the one who is appointed, let him be cast out from his work, and he shall be the one who is cast out from his work, by the hand of the law</w:t>
+      </w:r>
+      <w:r>
+        <w:rPr>
+          <w:rFonts w:ascii="Gentium" w:hAnsi="Gentium" w:cs="Gentium"/>
+          <w:noProof/>
+        </w:rPr>
+        <w:t>.</w:t>
+      </w:r>
+    </w:p>
+    <w:p>
+      <w:pPr>
+        <w:spacing w:before="120"/>
+        <w:jc w:val="both"/>
         <w:rPr>
           <w:noProof/>
         </w:rPr>
@@ -2251,29 +2849,57 @@
           <w:sz w:val="28"/>
           <w:szCs w:val="28"/>
         </w:rPr>
-        <w:t>Canon 33</w:t>
-      </w:r>
-    </w:p>
-    <w:p>
-      <w:pPr>
-        <w:shd w:val="clear" w:color="auto" w:fill="FFFFFF"/>
-        <w:spacing w:before="120"/>
-        <w:jc w:val="both"/>
-        <w:rPr>
-          <w:rFonts w:ascii="Gentium" w:hAnsi="Gentium" w:cs="Gentium"/>
-          <w:noProof/>
-        </w:rPr>
-      </w:pPr>
-      <w:r>
-        <w:rPr>
-          <w:rFonts w:ascii="Gentium" w:hAnsi="Gentium" w:cs="Gentium"/>
-          <w:noProof/>
-        </w:rPr>
-        <w:t>Among the bishops of the several peoples it is needful to know which is first, and to reckon him as the head, and to do nothing without his direction. But let the bishops severally administer all that belongs to their own charge and to the district that lies under each. Yet let not even he who is first do anything without the common voice. For thus there will be concord, and God will be glorified through Christ with the Holy Spirit.</w:t>
-      </w:r>
-    </w:p>
-    <w:p>
-      <w:pPr>
+        <w:t>Canon 32</w:t>
+      </w:r>
+    </w:p>
+    <w:p>
+      <w:pPr>
+        <w:shd w:val="clear" w:color="auto" w:fill="FFFFFF"/>
+        <w:spacing w:before="120"/>
+        <w:jc w:val="both"/>
+        <w:rPr>
+          <w:rFonts w:ascii="Gentium" w:hAnsi="Gentium" w:cs="Gentium"/>
+          <w:noProof/>
+        </w:rPr>
+      </w:pPr>
+      <w:r>
+        <w:rPr>
+          <w:rFonts w:ascii="Gentium" w:hAnsi="Gentium" w:cs="Gentium"/>
+          <w:b/>
+          <w:bCs/>
+          <w:noProof/>
+          <w:color w:val="0070C0"/>
+          <w:vertAlign w:val="superscript"/>
+        </w:rPr>
+        <w:t>1</w:t>
+      </w:r>
+      <w:r>
+        <w:rPr>
+          <w:rFonts w:ascii="Gentium" w:hAnsi="Gentium" w:cs="Gentium"/>
+          <w:noProof/>
+          <w:color w:val="0070C0"/>
+        </w:rPr>
+        <w:t> </w:t>
+      </w:r>
+      <w:r>
+        <w:rPr>
+          <w:rFonts w:ascii="Gentium" w:hAnsi="Gentium" w:cs="Gentium"/>
+          <w:noProof/>
+        </w:rPr>
+        <w:t>Abṭelis, 32. A bishop, presbyter, or deacon who comes as a stranger from distant lands shall not be received unless they present letters of ordination. If they present such letters, their conduct shall be examined. If they are found to be faithful and righteous men, they shall be received with good hospitality. If they are not found to be such, they shall be given only what is necessary for their journey and shall not be admitted to communion with the children of the Church, lest many who do not know their conduct write letters for them, deceiving the mind</w:t>
+      </w:r>
+      <w:r>
+        <w:rPr>
+          <w:rFonts w:ascii="Gentium" w:hAnsi="Gentium" w:cs="Gentium"/>
+          <w:noProof/>
+        </w:rPr>
+        <w:t>.</w:t>
+      </w:r>
+    </w:p>
+    <w:p>
+      <w:pPr>
+        <w:spacing w:before="120"/>
+        <w:jc w:val="both"/>
         <w:rPr>
           <w:noProof/>
         </w:rPr>
@@ -2292,6 +2918,7 @@
         <w:keepNext/>
         <w:widowControl w:val="0"/>
         <w:shd w:val="clear" w:color="auto" w:fill="FFFFFF"/>
+        <w:spacing w:before="120"/>
         <w:jc w:val="center"/>
         <w:rPr>
           <w:noProof/>
@@ -2306,29 +2933,58 @@
           <w:sz w:val="28"/>
           <w:szCs w:val="28"/>
         </w:rPr>
-        <w:t>Canon 34</w:t>
-      </w:r>
-    </w:p>
-    <w:p>
-      <w:pPr>
-        <w:shd w:val="clear" w:color="auto" w:fill="FFFFFF"/>
-        <w:spacing w:before="120"/>
-        <w:jc w:val="both"/>
-        <w:rPr>
-          <w:rFonts w:ascii="Gentium" w:hAnsi="Gentium" w:cs="Gentium"/>
-          <w:noProof/>
-        </w:rPr>
-      </w:pPr>
-      <w:r>
-        <w:rPr>
-          <w:rFonts w:ascii="Gentium" w:hAnsi="Gentium" w:cs="Gentium"/>
-          <w:noProof/>
-        </w:rPr>
-        <w:t>Let no bishop dare to make ordinations beyond his own bounds, in those cities which are not subject to him and to his see. And if he is convicted of having done this without the direction of those who govern those cities or districts, let him be forbidden, and those also who received the laying on of hands from him.</w:t>
-      </w:r>
-    </w:p>
-    <w:p>
-      <w:pPr>
+        <w:lastRenderedPageBreak/>
+        <w:t>Canon 33</w:t>
+      </w:r>
+    </w:p>
+    <w:p>
+      <w:pPr>
+        <w:shd w:val="clear" w:color="auto" w:fill="FFFFFF"/>
+        <w:spacing w:before="120"/>
+        <w:jc w:val="both"/>
+        <w:rPr>
+          <w:rFonts w:ascii="Gentium" w:hAnsi="Gentium" w:cs="Gentium"/>
+          <w:noProof/>
+        </w:rPr>
+      </w:pPr>
+      <w:r>
+        <w:rPr>
+          <w:rFonts w:ascii="Gentium" w:hAnsi="Gentium" w:cs="Gentium"/>
+          <w:b/>
+          <w:bCs/>
+          <w:noProof/>
+          <w:color w:val="0070C0"/>
+          <w:vertAlign w:val="superscript"/>
+        </w:rPr>
+        <w:t>1</w:t>
+      </w:r>
+      <w:r>
+        <w:rPr>
+          <w:rFonts w:ascii="Gentium" w:hAnsi="Gentium" w:cs="Gentium"/>
+          <w:noProof/>
+          <w:color w:val="0070C0"/>
+        </w:rPr>
+        <w:t> </w:t>
+      </w:r>
+      <w:r>
+        <w:rPr>
+          <w:rFonts w:ascii="Gentium" w:hAnsi="Gentium" w:cs="Gentium"/>
+          <w:noProof/>
+        </w:rPr>
+        <w:t>Abṭelis, 33. Let the bishop seek to know what is to be sought. For if he is arrogant, he will exalt his own head and act above all the people, not knowing that God is against him. But if he acts thus, let all be done according to his will, and let him who does not honor the dignities above him, whether the Patriarch or a bishop, not act, nor do anything except by their counsel. Let all his people and his seal be restricted, for he who does not honor his actions and his presence for the throne and the dignity, seeks the Patriarch and the bishop to honor them. If the Patriarch permits him to ordain a bishop within his seal, that is a great duty</w:t>
+      </w:r>
+      <w:r>
+        <w:rPr>
+          <w:rFonts w:ascii="Gentium" w:hAnsi="Gentium" w:cs="Gentium"/>
+          <w:noProof/>
+        </w:rPr>
+        <w:t>.</w:t>
+      </w:r>
+    </w:p>
+    <w:p>
+      <w:pPr>
+        <w:spacing w:before="120"/>
+        <w:jc w:val="both"/>
         <w:rPr>
           <w:noProof/>
         </w:rPr>
@@ -2347,6 +3003,7 @@
         <w:keepNext/>
         <w:widowControl w:val="0"/>
         <w:shd w:val="clear" w:color="auto" w:fill="FFFFFF"/>
+        <w:spacing w:before="120"/>
         <w:jc w:val="center"/>
         <w:rPr>
           <w:noProof/>
@@ -2361,47 +3018,57 @@
           <w:sz w:val="28"/>
           <w:szCs w:val="28"/>
         </w:rPr>
-        <w:t>Canon 35</w:t>
-      </w:r>
-    </w:p>
-    <w:p>
-      <w:pPr>
-        <w:shd w:val="clear" w:color="auto" w:fill="FFFFFF"/>
-        <w:spacing w:before="120"/>
-        <w:jc w:val="both"/>
-        <w:rPr>
-          <w:rFonts w:ascii="Gentium" w:hAnsi="Gentium" w:cs="Gentium"/>
-          <w:noProof/>
-        </w:rPr>
-      </w:pPr>
-      <w:r>
-        <w:rPr>
-          <w:rFonts w:ascii="Gentium" w:hAnsi="Gentium" w:cs="Gentium"/>
-          <w:noProof/>
-        </w:rPr>
-        <w:t>If anyone receives the laying on of hands of the episcopate, but does not take up the ministry and the care of the people committed to him, he ought to be set apart until he takes it; and likewise the presbyter and the deacon.</w:t>
-      </w:r>
-    </w:p>
-    <w:p>
-      <w:pPr>
-        <w:shd w:val="clear" w:color="auto" w:fill="FFFFFF"/>
-        <w:spacing w:before="120"/>
-        <w:jc w:val="both"/>
-        <w:rPr>
-          <w:rFonts w:ascii="Gentium" w:hAnsi="Gentium" w:cs="Gentium"/>
-          <w:noProof/>
-        </w:rPr>
-      </w:pPr>
-      <w:r>
-        <w:rPr>
-          <w:rFonts w:ascii="Gentium" w:hAnsi="Gentium" w:cs="Gentium"/>
-          <w:noProof/>
-        </w:rPr>
-        <w:t>But if, when he has gone, he is not received — and that not by his own will but through the wickedness of the people — let him be a bishop still, but let the clergy of the city be cut off, because they were no admonishers of a people so rebellious.</w:t>
-      </w:r>
-    </w:p>
-    <w:p>
-      <w:pPr>
+        <w:t>Canon 34</w:t>
+      </w:r>
+    </w:p>
+    <w:p>
+      <w:pPr>
+        <w:shd w:val="clear" w:color="auto" w:fill="FFFFFF"/>
+        <w:spacing w:before="120"/>
+        <w:jc w:val="both"/>
+        <w:rPr>
+          <w:rFonts w:ascii="Gentium" w:hAnsi="Gentium" w:cs="Gentium"/>
+          <w:noProof/>
+        </w:rPr>
+      </w:pPr>
+      <w:r>
+        <w:rPr>
+          <w:rFonts w:ascii="Gentium" w:hAnsi="Gentium" w:cs="Gentium"/>
+          <w:b/>
+          <w:bCs/>
+          <w:noProof/>
+          <w:color w:val="0070C0"/>
+          <w:vertAlign w:val="superscript"/>
+        </w:rPr>
+        <w:t>1</w:t>
+      </w:r>
+      <w:r>
+        <w:rPr>
+          <w:rFonts w:ascii="Gentium" w:hAnsi="Gentium" w:cs="Gentium"/>
+          <w:noProof/>
+          <w:color w:val="0070C0"/>
+        </w:rPr>
+        <w:t> </w:t>
+      </w:r>
+      <w:r>
+        <w:rPr>
+          <w:rFonts w:ascii="Gentium" w:hAnsi="Gentium" w:cs="Gentium"/>
+          <w:noProof/>
+        </w:rPr>
+        <w:t>Abṭelis, 34. A bishop shall not ordain a presbyter or a deacon without inquiry. If he becomes arrogant and acts thus, or if it is heard above him that he has done this, except for the ordination of the people, he shall be deposed. And those who ordained him shall be subject to judgment</w:t>
+      </w:r>
+      <w:r>
+        <w:rPr>
+          <w:rFonts w:ascii="Gentium" w:hAnsi="Gentium" w:cs="Gentium"/>
+          <w:noProof/>
+        </w:rPr>
+        <w:t>.</w:t>
+      </w:r>
+    </w:p>
+    <w:p>
+      <w:pPr>
+        <w:spacing w:before="120"/>
+        <w:jc w:val="both"/>
         <w:rPr>
           <w:noProof/>
         </w:rPr>
@@ -2435,101 +3102,57 @@
           <w:sz w:val="28"/>
           <w:szCs w:val="28"/>
         </w:rPr>
-        <w:t>Canon 36</w:t>
-      </w:r>
-    </w:p>
-    <w:p>
-      <w:pPr>
-        <w:shd w:val="clear" w:color="auto" w:fill="FFFFFF"/>
-        <w:spacing w:before="120"/>
-        <w:jc w:val="both"/>
-        <w:rPr>
-          <w:rFonts w:ascii="Gentium" w:hAnsi="Gentium" w:cs="Gentium"/>
-          <w:noProof/>
-        </w:rPr>
-      </w:pPr>
-      <w:r>
-        <w:rPr>
-          <w:rFonts w:ascii="Gentium" w:hAnsi="Gentium" w:cs="Gentium"/>
-          <w:noProof/>
-        </w:rPr>
-        <w:t>Twice in the year let there be a synod of the bishops, and let them examine among themselves the doctrines of the fear of God, and settle the church controversies that have arisen. The first in the fourth week of Pentecost; the second on the twelfth day of October.</w:t>
-      </w:r>
-    </w:p>
-    <w:p>
-      <w:pPr>
-        <w:shd w:val="clear" w:color="auto" w:fill="FFFFFF"/>
-        <w:spacing w:before="120"/>
-        <w:jc w:val="center"/>
-        <w:rPr>
-          <w:rFonts w:ascii="Gentium" w:hAnsi="Gentium" w:cs="Gentium"/>
-          <w:i/>
-          <w:iCs/>
-          <w:noProof/>
-          <w:sz w:val="23"/>
-          <w:szCs w:val="23"/>
-        </w:rPr>
-      </w:pPr>
-      <w:r>
-        <w:rPr>
-          <w:rFonts w:ascii="Gentium" w:hAnsi="Gentium" w:cs="Gentium"/>
-          <w:i/>
-          <w:iCs/>
-          <w:noProof/>
-          <w:sz w:val="23"/>
-          <w:szCs w:val="23"/>
-        </w:rPr>
-        <w:t>(Mai’s Latin names October directly. The Coptic gives the same day as the 12</w:t>
-      </w:r>
-      <w:r>
-        <w:rPr>
-          <w:rFonts w:ascii="Gentium" w:hAnsi="Gentium" w:cs="Gentium"/>
-          <w:i/>
-          <w:iCs/>
-          <w:noProof/>
-          <w:sz w:val="23"/>
-          <w:szCs w:val="23"/>
-          <w:vertAlign w:val="superscript"/>
-        </w:rPr>
-        <w:t>th</w:t>
-      </w:r>
-      <w:r>
-        <w:rPr>
-          <w:rFonts w:ascii="Gentium" w:hAnsi="Gentium" w:cs="Gentium"/>
-          <w:i/>
-          <w:iCs/>
-          <w:noProof/>
-          <w:sz w:val="23"/>
-          <w:szCs w:val="23"/>
-        </w:rPr>
-        <w:t xml:space="preserve"> of Paopi, and the Ge’ez of Book III as the 12</w:t>
-      </w:r>
-      <w:r>
-        <w:rPr>
-          <w:rFonts w:ascii="Gentium" w:hAnsi="Gentium" w:cs="Gentium"/>
-          <w:i/>
-          <w:iCs/>
-          <w:noProof/>
-          <w:sz w:val="23"/>
-          <w:szCs w:val="23"/>
-          <w:vertAlign w:val="superscript"/>
-        </w:rPr>
-        <w:t>th</w:t>
-      </w:r>
-      <w:r>
-        <w:rPr>
-          <w:rFonts w:ascii="Gentium" w:hAnsi="Gentium" w:cs="Gentium"/>
-          <w:i/>
-          <w:iCs/>
-          <w:noProof/>
-          <w:sz w:val="23"/>
-          <w:szCs w:val="23"/>
-        </w:rPr>
-        <w:t xml:space="preserve"> of Tekemt, which are the same month.)</w:t>
-      </w:r>
-    </w:p>
-    <w:p>
-      <w:pPr>
+        <w:t>Canon 35</w:t>
+      </w:r>
+    </w:p>
+    <w:p>
+      <w:pPr>
+        <w:shd w:val="clear" w:color="auto" w:fill="FFFFFF"/>
+        <w:spacing w:before="120"/>
+        <w:jc w:val="both"/>
+        <w:rPr>
+          <w:rFonts w:ascii="Gentium" w:hAnsi="Gentium" w:cs="Gentium"/>
+          <w:noProof/>
+        </w:rPr>
+      </w:pPr>
+      <w:r>
+        <w:rPr>
+          <w:rFonts w:ascii="Gentium" w:hAnsi="Gentium" w:cs="Gentium"/>
+          <w:b/>
+          <w:bCs/>
+          <w:noProof/>
+          <w:color w:val="0070C0"/>
+          <w:vertAlign w:val="superscript"/>
+        </w:rPr>
+        <w:t>1</w:t>
+      </w:r>
+      <w:r>
+        <w:rPr>
+          <w:rFonts w:ascii="Gentium" w:hAnsi="Gentium" w:cs="Gentium"/>
+          <w:noProof/>
+          <w:color w:val="0070C0"/>
+        </w:rPr>
+        <w:t> </w:t>
+      </w:r>
+      <w:r>
+        <w:rPr>
+          <w:rFonts w:ascii="Gentium" w:hAnsi="Gentium" w:cs="Gentium"/>
+          <w:noProof/>
+        </w:rPr>
+        <w:t>Abṭelis, 35. If a man is ordained a bishop but does not stand firm in the bishopric, nor in his rank, but is removed from it and saved and united in mind by the message, let him be sent to the Church of God if he is planted there and not separated from their order, until he abandons this. But if a man is raised by force, and he is not of them, and is ordained a bishop by the consent of their spirit for the people of that country, and he flees to that country, and no one receives him, and they do not come, for he is not their bishop by will, but God has removed him and ordained him, and the spirit of his people and his own priests who anointed him, purified them, and prayed for him, that he may not be above them in ordination, and the bishop believed among them, and he is a bishop as they loved him, or hated him. But if they are known among them as priests who are his place, and they build a church for him by themselves, let the priests who are his place be deposed, and let the people of that church be bound, for they do not associate with him, nor do they believe in his conduct, nor do they obey him, and he does not speak</w:t>
+      </w:r>
+      <w:r>
+        <w:rPr>
+          <w:rFonts w:ascii="Gentium" w:hAnsi="Gentium" w:cs="Gentium"/>
+          <w:noProof/>
+        </w:rPr>
+        <w:t>.</w:t>
+      </w:r>
+    </w:p>
+    <w:p>
+      <w:pPr>
+        <w:spacing w:before="120"/>
+        <w:jc w:val="both"/>
         <w:rPr>
           <w:noProof/>
         </w:rPr>
@@ -2563,29 +3186,57 @@
           <w:sz w:val="28"/>
           <w:szCs w:val="28"/>
         </w:rPr>
-        <w:t>Canon 37</w:t>
-      </w:r>
-    </w:p>
-    <w:p>
-      <w:pPr>
-        <w:shd w:val="clear" w:color="auto" w:fill="FFFFFF"/>
-        <w:spacing w:before="120"/>
-        <w:jc w:val="both"/>
-        <w:rPr>
-          <w:rFonts w:ascii="Gentium" w:hAnsi="Gentium" w:cs="Gentium"/>
-          <w:noProof/>
-        </w:rPr>
-      </w:pPr>
-      <w:r>
-        <w:rPr>
-          <w:rFonts w:ascii="Gentium" w:hAnsi="Gentium" w:cs="Gentium"/>
-          <w:noProof/>
-        </w:rPr>
-        <w:t>Let the bishop have the care of all the things of the church, and administer them as God sees. He cannot take anything of them and make it his own, or his kinsmen’s; for God commanded these things to be gathered. But if they are poor, let him give to them as to the poor — yet let him not on their account scatter the goods of the church beyond what is lawful.</w:t>
-      </w:r>
-    </w:p>
-    <w:p>
-      <w:pPr>
+        <w:t>Canon 36</w:t>
+      </w:r>
+    </w:p>
+    <w:p>
+      <w:pPr>
+        <w:shd w:val="clear" w:color="auto" w:fill="FFFFFF"/>
+        <w:spacing w:before="120"/>
+        <w:jc w:val="both"/>
+        <w:rPr>
+          <w:rFonts w:ascii="Gentium" w:hAnsi="Gentium" w:cs="Gentium"/>
+          <w:noProof/>
+        </w:rPr>
+      </w:pPr>
+      <w:r>
+        <w:rPr>
+          <w:rFonts w:ascii="Gentium" w:hAnsi="Gentium" w:cs="Gentium"/>
+          <w:b/>
+          <w:bCs/>
+          <w:noProof/>
+          <w:color w:val="0070C0"/>
+          <w:vertAlign w:val="superscript"/>
+        </w:rPr>
+        <w:t>1</w:t>
+      </w:r>
+      <w:r>
+        <w:rPr>
+          <w:rFonts w:ascii="Gentium" w:hAnsi="Gentium" w:cs="Gentium"/>
+          <w:noProof/>
+          <w:color w:val="0070C0"/>
+        </w:rPr>
+        <w:t> </w:t>
+      </w:r>
+      <w:r>
+        <w:rPr>
+          <w:rFonts w:ascii="Gentium" w:hAnsi="Gentium" w:cs="Gentium"/>
+          <w:noProof/>
+        </w:rPr>
+        <w:t>Abṭelis, 36. We command that a synod be held. Let them gather twice a year and inquire among themselves for the new fear of God, and that there be no error in the faith, and that they know that nothing new is done among them by their own will, regarding the law, the order of their churches, and their conditions, and everything that is done by a man from judgment, not by the will of their bishop or their Patriarch. But if there is a dispute among the people, let them know it and reconcile them. Let the first synod be on the fourth week after Pentecost, before May, which is the month of Ayar, and in the calculation of Egypt, in Sanes, which is Ginbot. After Pentecost, let there be another synod when the twelfth of Tisri, the first, and in the calculation of Egypt, the spirit of the month of Ab, which is Teqemt, after the Feast of the Cross</w:t>
+      </w:r>
+      <w:r>
+        <w:rPr>
+          <w:rFonts w:ascii="Gentium" w:hAnsi="Gentium" w:cs="Gentium"/>
+          <w:noProof/>
+        </w:rPr>
+        <w:t>.</w:t>
+      </w:r>
+    </w:p>
+    <w:p>
+      <w:pPr>
+        <w:spacing w:before="120"/>
+        <w:jc w:val="both"/>
         <w:rPr>
           <w:noProof/>
         </w:rPr>
@@ -2620,29 +3271,57 @@
           <w:szCs w:val="28"/>
         </w:rPr>
         <w:lastRenderedPageBreak/>
-        <w:t>Canon 38</w:t>
-      </w:r>
-    </w:p>
-    <w:p>
-      <w:pPr>
-        <w:shd w:val="clear" w:color="auto" w:fill="FFFFFF"/>
-        <w:spacing w:before="120"/>
-        <w:jc w:val="both"/>
-        <w:rPr>
-          <w:rFonts w:ascii="Gentium" w:hAnsi="Gentium" w:cs="Gentium"/>
-          <w:noProof/>
-        </w:rPr>
-      </w:pPr>
-      <w:r>
-        <w:rPr>
-          <w:rFonts w:ascii="Gentium" w:hAnsi="Gentium" w:cs="Gentium"/>
-          <w:noProof/>
-        </w:rPr>
-        <w:t>Let the presbyters and deacons do nothing at all without the bishop’s direction; for it is he to whose trust the people of the Lord is committed, and from whom account for their souls will be required.</w:t>
-      </w:r>
-    </w:p>
-    <w:p>
-      <w:pPr>
+        <w:t>Canon 37</w:t>
+      </w:r>
+    </w:p>
+    <w:p>
+      <w:pPr>
+        <w:shd w:val="clear" w:color="auto" w:fill="FFFFFF"/>
+        <w:spacing w:before="120"/>
+        <w:jc w:val="both"/>
+        <w:rPr>
+          <w:rFonts w:ascii="Gentium" w:hAnsi="Gentium" w:cs="Gentium"/>
+          <w:noProof/>
+        </w:rPr>
+      </w:pPr>
+      <w:r>
+        <w:rPr>
+          <w:rFonts w:ascii="Gentium" w:hAnsi="Gentium" w:cs="Gentium"/>
+          <w:b/>
+          <w:bCs/>
+          <w:noProof/>
+          <w:color w:val="0070C0"/>
+          <w:vertAlign w:val="superscript"/>
+        </w:rPr>
+        <w:t>1</w:t>
+      </w:r>
+      <w:r>
+        <w:rPr>
+          <w:rFonts w:ascii="Gentium" w:hAnsi="Gentium" w:cs="Gentium"/>
+          <w:noProof/>
+          <w:color w:val="0070C0"/>
+        </w:rPr>
+        <w:t> </w:t>
+      </w:r>
+      <w:r>
+        <w:rPr>
+          <w:rFonts w:ascii="Gentium" w:hAnsi="Gentium" w:cs="Gentium"/>
+          <w:noProof/>
+        </w:rPr>
+        <w:t>Abṭelis, 37. All the property of the church and all that is in it shall be in the hand of the bishop. Let him guard it and keep it, for he is faithful and worthy, and he shall distribute it among the priests according to their need and as God commanded, that the priests may be in their dwelling and in their rank with justice. Some of them shall take two parts, some three parts, and some one part, as we have ordered in the book of division. Let this not be done by his will or his consent, nor shall he give it to his friends or servants who consent, but he shall distribute it with justice according to their need, to the priests and to the deacons according to their increase, and to the widows according to their strength. But if the needy come, let them give to them a share according to their strength, and not increase the share for himself, for he who is in it is for the priests, and he shall not increase the share for himself</w:t>
+      </w:r>
+      <w:r>
+        <w:rPr>
+          <w:rFonts w:ascii="Gentium" w:hAnsi="Gentium" w:cs="Gentium"/>
+          <w:noProof/>
+        </w:rPr>
+        <w:t>.</w:t>
+      </w:r>
+    </w:p>
+    <w:p>
+      <w:pPr>
+        <w:spacing w:before="120"/>
+        <w:jc w:val="both"/>
         <w:rPr>
           <w:noProof/>
         </w:rPr>
@@ -2661,7 +3340,7 @@
         <w:keepNext/>
         <w:widowControl w:val="0"/>
         <w:shd w:val="clear" w:color="auto" w:fill="FFFFFF"/>
-        <w:spacing w:before="60"/>
+        <w:spacing w:before="120"/>
         <w:jc w:val="center"/>
         <w:rPr>
           <w:noProof/>
@@ -2676,45 +3355,57 @@
           <w:sz w:val="28"/>
           <w:szCs w:val="28"/>
         </w:rPr>
-        <w:t>Canon 39</w:t>
-      </w:r>
-    </w:p>
-    <w:p>
-      <w:pPr>
-        <w:spacing w:before="120"/>
-        <w:jc w:val="both"/>
-        <w:rPr>
-          <w:rFonts w:ascii="Gentium" w:hAnsi="Gentium" w:cs="Gentium"/>
-          <w:noProof/>
-        </w:rPr>
-      </w:pPr>
-      <w:r>
-        <w:rPr>
-          <w:rFonts w:ascii="Gentium" w:hAnsi="Gentium" w:cs="Gentium"/>
-          <w:noProof/>
-        </w:rPr>
-        <w:t>Let the bishop’s own possessions be known, if indeed he has any of his own; and let the Lord’s goods be known also — so that a bishop at his death may have power to leave his own to whom he will and as he will, and that they be not scattered under pretext of the church’s goods, nor the goods of a bishop seized who may have a wife, or children, or kinsmen, or a household.</w:t>
-      </w:r>
-    </w:p>
-    <w:p>
-      <w:pPr>
-        <w:spacing w:before="120"/>
-        <w:jc w:val="both"/>
-        <w:rPr>
-          <w:rFonts w:ascii="Gentium" w:hAnsi="Gentium" w:cs="Gentium"/>
-          <w:noProof/>
-        </w:rPr>
-      </w:pPr>
-      <w:r>
-        <w:rPr>
-          <w:rFonts w:ascii="Gentium" w:hAnsi="Gentium" w:cs="Gentium"/>
-          <w:noProof/>
-        </w:rPr>
-        <w:t>For it is just before God and men that the church suffer no loss through ignorance of the bishop’s goods; and that his kinsmen be not despoiled under pretext of the church; nor that those who belong to him fall into troublesome lawsuits, and follow his death with curses and words of ill omen.</w:t>
-      </w:r>
-    </w:p>
-    <w:p>
-      <w:pPr>
+        <w:t>Canon 38</w:t>
+      </w:r>
+    </w:p>
+    <w:p>
+      <w:pPr>
+        <w:shd w:val="clear" w:color="auto" w:fill="FFFFFF"/>
+        <w:spacing w:before="120"/>
+        <w:jc w:val="both"/>
+        <w:rPr>
+          <w:rFonts w:ascii="Gentium" w:hAnsi="Gentium" w:cs="Gentium"/>
+          <w:noProof/>
+        </w:rPr>
+      </w:pPr>
+      <w:r>
+        <w:rPr>
+          <w:rFonts w:ascii="Gentium" w:hAnsi="Gentium" w:cs="Gentium"/>
+          <w:b/>
+          <w:bCs/>
+          <w:noProof/>
+          <w:color w:val="0070C0"/>
+          <w:vertAlign w:val="superscript"/>
+        </w:rPr>
+        <w:t>1</w:t>
+      </w:r>
+      <w:r>
+        <w:rPr>
+          <w:rFonts w:ascii="Gentium" w:hAnsi="Gentium" w:cs="Gentium"/>
+          <w:noProof/>
+          <w:color w:val="0070C0"/>
+        </w:rPr>
+        <w:t> </w:t>
+      </w:r>
+      <w:r>
+        <w:rPr>
+          <w:rFonts w:ascii="Gentium" w:hAnsi="Gentium" w:cs="Gentium"/>
+          <w:noProof/>
+        </w:rPr>
+        <w:t>Abṭelis, 38. Let no presbyter or deacon move or act in the church except by the will of the bishop, for he is the one entrusted with the church of God, and he is the one who inquires for the soul of the people</w:t>
+      </w:r>
+      <w:r>
+        <w:rPr>
+          <w:rFonts w:ascii="Gentium" w:hAnsi="Gentium" w:cs="Gentium"/>
+          <w:noProof/>
+        </w:rPr>
+        <w:t>.</w:t>
+      </w:r>
+    </w:p>
+    <w:p>
+      <w:pPr>
+        <w:spacing w:before="120"/>
+        <w:jc w:val="both"/>
         <w:rPr>
           <w:noProof/>
         </w:rPr>
@@ -2733,7 +3424,7 @@
         <w:keepNext/>
         <w:widowControl w:val="0"/>
         <w:shd w:val="clear" w:color="auto" w:fill="FFFFFF"/>
-        <w:spacing w:before="60"/>
+        <w:spacing w:before="120"/>
         <w:jc w:val="center"/>
         <w:rPr>
           <w:noProof/>
@@ -2748,29 +3439,56 @@
           <w:sz w:val="28"/>
           <w:szCs w:val="28"/>
         </w:rPr>
-        <w:t>Canon 40</w:t>
-      </w:r>
-    </w:p>
-    <w:p>
-      <w:pPr>
-        <w:shd w:val="clear" w:color="auto" w:fill="FFFFFF"/>
-        <w:spacing w:before="120"/>
-        <w:jc w:val="both"/>
-        <w:rPr>
-          <w:rFonts w:ascii="Gentium" w:hAnsi="Gentium" w:cs="Gentium"/>
-          <w:noProof/>
-        </w:rPr>
-      </w:pPr>
-      <w:r>
-        <w:rPr>
-          <w:rFonts w:ascii="Gentium" w:hAnsi="Gentium" w:cs="Gentium"/>
-          <w:noProof/>
-        </w:rPr>
-        <w:t>We command that the bishop have authority over the possessions of the church. For if the precious souls of men are entrusted to him, how much more the possessions? Therefore let all the goods be administered at his direction, and given to the needy through the presbyters and deacons in the fear of God and in all purity. Let him also take for his own necessities, if he is in want of what is needful for his use, and for the wandering brethren, so that he suffer them to lack nothing in any way. For the law of God commands that those who serve at the altar be sustained from the altar — since no soldier bears arms against the enemy at his own charges, or on his own provision.</w:t>
-      </w:r>
-    </w:p>
-    <w:p>
-      <w:pPr>
+        <w:t>Canon 39</w:t>
+      </w:r>
+    </w:p>
+    <w:p>
+      <w:pPr>
+        <w:spacing w:before="120"/>
+        <w:jc w:val="both"/>
+        <w:rPr>
+          <w:rFonts w:ascii="Gentium" w:hAnsi="Gentium" w:cs="Gentium"/>
+          <w:noProof/>
+        </w:rPr>
+      </w:pPr>
+      <w:r>
+        <w:rPr>
+          <w:rFonts w:ascii="Gentium" w:hAnsi="Gentium" w:cs="Gentium"/>
+          <w:b/>
+          <w:bCs/>
+          <w:noProof/>
+          <w:color w:val="0070C0"/>
+          <w:vertAlign w:val="superscript"/>
+        </w:rPr>
+        <w:t>1</w:t>
+      </w:r>
+      <w:r>
+        <w:rPr>
+          <w:rFonts w:ascii="Gentium" w:hAnsi="Gentium" w:cs="Gentium"/>
+          <w:noProof/>
+          <w:color w:val="0070C0"/>
+        </w:rPr>
+        <w:t> </w:t>
+      </w:r>
+      <w:r>
+        <w:rPr>
+          <w:rFonts w:ascii="Gentium" w:hAnsi="Gentium" w:cs="Gentium"/>
+          <w:noProof/>
+        </w:rPr>
+        <w:t>Abṭelis, 39. Let the property of the bishop be separate from the property of the church, so that the bishop may be able to manage his own property as he wishes, and to give it to whom he wishes, and to inherit it to whom he wishes and loves from his people, or to inherit it to the church. Let him do likewise with his own property, and let him not mix his property with the property of the church, nor the property of the church with his property. For if a bishop has a wife, or a son, or children, or servants, or another, and he does not permit them to take or help him to give it, and he inherits it as he loves. This is right before God. For if there is a command that the property of the church and the property of the bishop are not to be mixed, and they are not to be counted, and the heads of the bishop are not to be mixed, except for what is in it, and the people of the church are not to be mixed with the property of the bishop, nor the people of the bishop with the property of the church, except for what he loves and believes. Let the people of his house and his servants not be mixed with the property of the bishop and the property of the church, and let it be a reproach and a slander and a bad report for the bishop after his death, and let it be an error for the people of God</w:t>
+      </w:r>
+      <w:r>
+        <w:rPr>
+          <w:rFonts w:ascii="Gentium" w:hAnsi="Gentium" w:cs="Gentium"/>
+          <w:noProof/>
+        </w:rPr>
+        <w:t>.</w:t>
+      </w:r>
+    </w:p>
+    <w:p>
+      <w:pPr>
+        <w:spacing w:before="120"/>
+        <w:jc w:val="both"/>
         <w:rPr>
           <w:noProof/>
         </w:rPr>
@@ -2804,29 +3522,79 @@
           <w:sz w:val="28"/>
           <w:szCs w:val="28"/>
         </w:rPr>
-        <w:t>Canon 41</w:t>
-      </w:r>
-    </w:p>
-    <w:p>
-      <w:pPr>
-        <w:shd w:val="clear" w:color="auto" w:fill="FFFFFF"/>
-        <w:spacing w:before="120"/>
-        <w:jc w:val="both"/>
-        <w:rPr>
-          <w:rFonts w:ascii="Gentium" w:hAnsi="Gentium" w:cs="Gentium"/>
-          <w:noProof/>
-        </w:rPr>
-      </w:pPr>
-      <w:r>
-        <w:rPr>
-          <w:rFonts w:ascii="Gentium" w:hAnsi="Gentium" w:cs="Gentium"/>
-          <w:noProof/>
-        </w:rPr>
-        <w:t>A bishop or presbyter or deacon who is constant at dice and gives himself to drunkenness: let him either cease, or be deposed.</w:t>
-      </w:r>
-    </w:p>
-    <w:p>
-      <w:pPr>
+        <w:t>Canon 40</w:t>
+      </w:r>
+    </w:p>
+    <w:p>
+      <w:pPr>
+        <w:shd w:val="clear" w:color="auto" w:fill="FFFFFF"/>
+        <w:spacing w:before="120"/>
+        <w:jc w:val="both"/>
+        <w:rPr>
+          <w:rFonts w:ascii="Gentium" w:hAnsi="Gentium" w:cs="Gentium"/>
+          <w:noProof/>
+        </w:rPr>
+      </w:pPr>
+      <w:r>
+        <w:rPr>
+          <w:rFonts w:ascii="Gentium" w:hAnsi="Gentium" w:cs="Gentium"/>
+          <w:b/>
+          <w:bCs/>
+          <w:noProof/>
+          <w:color w:val="0070C0"/>
+          <w:vertAlign w:val="superscript"/>
+        </w:rPr>
+        <w:t>1</w:t>
+      </w:r>
+      <w:r>
+        <w:rPr>
+          <w:rFonts w:ascii="Gentium" w:hAnsi="Gentium" w:cs="Gentium"/>
+          <w:noProof/>
+          <w:color w:val="0070C0"/>
+        </w:rPr>
+        <w:t> </w:t>
+      </w:r>
+      <w:r>
+        <w:rPr>
+          <w:rFonts w:ascii="Gentium" w:hAnsi="Gentium" w:cs="Gentium"/>
+          <w:noProof/>
+        </w:rPr>
+        <w:t>Abṭelis, Canon 40: Let the bishop be swift and diligent over the goods of the church, so that he may be found good and blameless, not trusting in himself, but being great and mighty in all the goods of the church, so that he may distribute them to the priests and to the deacons. And let him be in the fear of God, in purity and in fear. And let the bishop not take from it anything for himself, nor permit the priests and his brothers to take anything without his permission, for the law of God has commanded that every tithe of the sacrifice be given to the messenger of the sacrifice. And just as the king who does not guard the tithes of the king is removed from the king</w:t>
+      </w:r>
+      <w:r>
+        <w:rPr>
+          <w:rFonts w:ascii="Gentium" w:hAnsi="Gentium" w:cs="Gentium"/>
+          <w:noProof/>
+        </w:rPr>
+        <w:t>’</w:t>
+      </w:r>
+      <w:r>
+        <w:rPr>
+          <w:rFonts w:ascii="Gentium" w:hAnsi="Gentium" w:cs="Gentium"/>
+          <w:noProof/>
+        </w:rPr>
+        <w:t xml:space="preserve">s goods, so also he who takes for himself the </w:t>
+      </w:r>
+      <w:r>
+        <w:rPr>
+          <w:rFonts w:ascii="Gentium" w:hAnsi="Gentium" w:cs="Gentium"/>
+          <w:noProof/>
+        </w:rPr>
+        <w:lastRenderedPageBreak/>
+        <w:t>tithes of the messenger, whom he has appointed as messenger, and who does not give them to the poor, and who does not distribute the goods of the truth within the assembly of the king, shall be removed from his office</w:t>
+      </w:r>
+      <w:r>
+        <w:rPr>
+          <w:rFonts w:ascii="Gentium" w:hAnsi="Gentium" w:cs="Gentium"/>
+          <w:noProof/>
+        </w:rPr>
+        <w:t>.</w:t>
+      </w:r>
+    </w:p>
+    <w:p>
+      <w:pPr>
+        <w:spacing w:before="120"/>
+        <w:jc w:val="both"/>
         <w:rPr>
           <w:noProof/>
         </w:rPr>
@@ -2860,29 +3628,57 @@
           <w:sz w:val="28"/>
           <w:szCs w:val="28"/>
         </w:rPr>
-        <w:t>Canon 42</w:t>
-      </w:r>
-    </w:p>
-    <w:p>
-      <w:pPr>
-        <w:shd w:val="clear" w:color="auto" w:fill="FFFFFF"/>
-        <w:spacing w:before="120"/>
-        <w:jc w:val="both"/>
-        <w:rPr>
-          <w:rFonts w:ascii="Gentium" w:hAnsi="Gentium" w:cs="Gentium"/>
-          <w:noProof/>
-        </w:rPr>
-      </w:pPr>
-      <w:r>
-        <w:rPr>
-          <w:rFonts w:ascii="Gentium" w:hAnsi="Gentium" w:cs="Gentium"/>
-          <w:noProof/>
-        </w:rPr>
-        <w:t>A subdeacon or reader or cantor who does the like: let them either cease, or be cut off. And the same is to be said of the layman.</w:t>
-      </w:r>
-    </w:p>
-    <w:p>
-      <w:pPr>
+        <w:t>Canon 41</w:t>
+      </w:r>
+    </w:p>
+    <w:p>
+      <w:pPr>
+        <w:shd w:val="clear" w:color="auto" w:fill="FFFFFF"/>
+        <w:spacing w:before="120"/>
+        <w:jc w:val="both"/>
+        <w:rPr>
+          <w:rFonts w:ascii="Gentium" w:hAnsi="Gentium" w:cs="Gentium"/>
+          <w:noProof/>
+        </w:rPr>
+      </w:pPr>
+      <w:r>
+        <w:rPr>
+          <w:rFonts w:ascii="Gentium" w:hAnsi="Gentium" w:cs="Gentium"/>
+          <w:b/>
+          <w:bCs/>
+          <w:noProof/>
+          <w:color w:val="0070C0"/>
+          <w:vertAlign w:val="superscript"/>
+        </w:rPr>
+        <w:t>1</w:t>
+      </w:r>
+      <w:r>
+        <w:rPr>
+          <w:rFonts w:ascii="Gentium" w:hAnsi="Gentium" w:cs="Gentium"/>
+          <w:noProof/>
+          <w:color w:val="0070C0"/>
+        </w:rPr>
+        <w:t> </w:t>
+      </w:r>
+      <w:r>
+        <w:rPr>
+          <w:rFonts w:ascii="Gentium" w:hAnsi="Gentium" w:cs="Gentium"/>
+          <w:noProof/>
+        </w:rPr>
+        <w:t>Abṭelis, Canon 41: If there is a bishop, or a priest, or a deacon who has been baptized by heretics, or who does not receive communion from them, let him be removed from his office, for there is no middle ground between Christ and Satan, and they do not give to the heathen the same as to the heretic, nor to the heretic the same as to the orthodox</w:t>
+      </w:r>
+      <w:r>
+        <w:rPr>
+          <w:rFonts w:ascii="Gentium" w:hAnsi="Gentium" w:cs="Gentium"/>
+          <w:noProof/>
+        </w:rPr>
+        <w:t>.</w:t>
+      </w:r>
+    </w:p>
+    <w:p>
+      <w:pPr>
+        <w:spacing w:before="120"/>
+        <w:jc w:val="both"/>
         <w:rPr>
           <w:noProof/>
         </w:rPr>
@@ -2916,29 +3712,57 @@
           <w:sz w:val="28"/>
           <w:szCs w:val="28"/>
         </w:rPr>
-        <w:t>Canon 43</w:t>
-      </w:r>
-    </w:p>
-    <w:p>
-      <w:pPr>
-        <w:shd w:val="clear" w:color="auto" w:fill="FFFFFF"/>
-        <w:spacing w:before="120"/>
-        <w:jc w:val="both"/>
-        <w:rPr>
-          <w:rFonts w:ascii="Gentium" w:hAnsi="Gentium" w:cs="Gentium"/>
-          <w:noProof/>
-        </w:rPr>
-      </w:pPr>
-      <w:r>
-        <w:rPr>
-          <w:rFonts w:ascii="Gentium" w:hAnsi="Gentium" w:cs="Gentium"/>
-          <w:noProof/>
-        </w:rPr>
-        <w:t>A bishop or presbyter or deacon who has merely prayed with heretics: let them be cut off. But if the bishop has permitted them to perform anything as clergy: let them be deposed.</w:t>
-      </w:r>
-    </w:p>
-    <w:p>
-      <w:pPr>
+        <w:t>Canon 42</w:t>
+      </w:r>
+    </w:p>
+    <w:p>
+      <w:pPr>
+        <w:shd w:val="clear" w:color="auto" w:fill="FFFFFF"/>
+        <w:spacing w:before="120"/>
+        <w:jc w:val="both"/>
+        <w:rPr>
+          <w:rFonts w:ascii="Gentium" w:hAnsi="Gentium" w:cs="Gentium"/>
+          <w:noProof/>
+        </w:rPr>
+      </w:pPr>
+      <w:r>
+        <w:rPr>
+          <w:rFonts w:ascii="Gentium" w:hAnsi="Gentium" w:cs="Gentium"/>
+          <w:b/>
+          <w:bCs/>
+          <w:noProof/>
+          <w:color w:val="0070C0"/>
+          <w:vertAlign w:val="superscript"/>
+        </w:rPr>
+        <w:t>1</w:t>
+      </w:r>
+      <w:r>
+        <w:rPr>
+          <w:rFonts w:ascii="Gentium" w:hAnsi="Gentium" w:cs="Gentium"/>
+          <w:noProof/>
+          <w:color w:val="0070C0"/>
+        </w:rPr>
+        <w:t> </w:t>
+      </w:r>
+      <w:r>
+        <w:rPr>
+          <w:rFonts w:ascii="Gentium" w:hAnsi="Gentium" w:cs="Gentium"/>
+          <w:noProof/>
+        </w:rPr>
+        <w:t>Abṭelis, Canon 42: If there is a bishop, or a priest, or a deacon who has stolen from the poor, or who has neglected his duty, let him be removed from his office, unless he repents and makes restitution</w:t>
+      </w:r>
+      <w:r>
+        <w:rPr>
+          <w:rFonts w:ascii="Gentium" w:hAnsi="Gentium" w:cs="Gentium"/>
+          <w:noProof/>
+        </w:rPr>
+        <w:t>.</w:t>
+      </w:r>
+    </w:p>
+    <w:p>
+      <w:pPr>
+        <w:spacing w:before="120"/>
+        <w:jc w:val="both"/>
         <w:rPr>
           <w:noProof/>
         </w:rPr>
@@ -2957,7 +3781,7 @@
         <w:keepNext/>
         <w:widowControl w:val="0"/>
         <w:shd w:val="clear" w:color="auto" w:fill="FFFFFF"/>
-        <w:spacing w:before="60"/>
+        <w:spacing w:before="120"/>
         <w:jc w:val="center"/>
         <w:rPr>
           <w:noProof/>
@@ -2972,29 +3796,57 @@
           <w:sz w:val="28"/>
           <w:szCs w:val="28"/>
         </w:rPr>
-        <w:t>Canon 44</w:t>
-      </w:r>
-    </w:p>
-    <w:p>
-      <w:pPr>
-        <w:shd w:val="clear" w:color="auto" w:fill="FFFFFF"/>
-        <w:spacing w:before="120"/>
-        <w:jc w:val="both"/>
-        <w:rPr>
-          <w:rFonts w:ascii="Gentium" w:hAnsi="Gentium" w:cs="Gentium"/>
-          <w:noProof/>
-        </w:rPr>
-      </w:pPr>
-      <w:r>
-        <w:rPr>
-          <w:rFonts w:ascii="Gentium" w:hAnsi="Gentium" w:cs="Gentium"/>
-          <w:noProof/>
-        </w:rPr>
-        <w:t>A bishop or presbyter or deacon who demands usury from those who have borrowed of him: let him either cease, or be deposed.</w:t>
-      </w:r>
-    </w:p>
-    <w:p>
-      <w:pPr>
+        <w:t>Canon 43</w:t>
+      </w:r>
+    </w:p>
+    <w:p>
+      <w:pPr>
+        <w:shd w:val="clear" w:color="auto" w:fill="FFFFFF"/>
+        <w:spacing w:before="120"/>
+        <w:jc w:val="both"/>
+        <w:rPr>
+          <w:rFonts w:ascii="Gentium" w:hAnsi="Gentium" w:cs="Gentium"/>
+          <w:noProof/>
+        </w:rPr>
+      </w:pPr>
+      <w:r>
+        <w:rPr>
+          <w:rFonts w:ascii="Gentium" w:hAnsi="Gentium" w:cs="Gentium"/>
+          <w:b/>
+          <w:bCs/>
+          <w:noProof/>
+          <w:color w:val="0070C0"/>
+          <w:vertAlign w:val="superscript"/>
+        </w:rPr>
+        <w:t>1</w:t>
+      </w:r>
+      <w:r>
+        <w:rPr>
+          <w:rFonts w:ascii="Gentium" w:hAnsi="Gentium" w:cs="Gentium"/>
+          <w:noProof/>
+          <w:color w:val="0070C0"/>
+        </w:rPr>
+        <w:t> </w:t>
+      </w:r>
+      <w:r>
+        <w:rPr>
+          <w:rFonts w:ascii="Gentium" w:hAnsi="Gentium" w:cs="Gentium"/>
+          <w:noProof/>
+        </w:rPr>
+        <w:t>Abṭelis, Canon 43: If a bishop, or a priest, or a deacon prays with heretics, let the bishop, or the archbishop, or the priest, or the deacon be removed from his office, for the command of the bishop must be obeyed by all. And if they do not obey, let them be removed from their office. And if they are found to have disobeyed, let the bishop remove them. And if they are found to have disobeyed, let them be removed from the sacrifice and placed among the laity, and let them be removed from their office</w:t>
+      </w:r>
+      <w:r>
+        <w:rPr>
+          <w:rFonts w:ascii="Gentium" w:hAnsi="Gentium" w:cs="Gentium"/>
+          <w:noProof/>
+        </w:rPr>
+        <w:t>.</w:t>
+      </w:r>
+    </w:p>
+    <w:p>
+      <w:pPr>
+        <w:spacing w:before="120"/>
+        <w:jc w:val="both"/>
         <w:rPr>
           <w:noProof/>
         </w:rPr>
@@ -3028,30 +3880,71 @@
           <w:sz w:val="28"/>
           <w:szCs w:val="28"/>
         </w:rPr>
-        <w:lastRenderedPageBreak/>
-        <w:t>Canon 45</w:t>
-      </w:r>
-    </w:p>
-    <w:p>
-      <w:pPr>
-        <w:shd w:val="clear" w:color="auto" w:fill="FFFFFF"/>
-        <w:spacing w:before="80"/>
-        <w:jc w:val="both"/>
-        <w:rPr>
-          <w:rFonts w:ascii="Gentium" w:hAnsi="Gentium" w:cs="Gentium"/>
-          <w:noProof/>
-        </w:rPr>
-      </w:pPr>
-      <w:r>
-        <w:rPr>
-          <w:rFonts w:ascii="Gentium" w:hAnsi="Gentium" w:cs="Gentium"/>
-          <w:noProof/>
-        </w:rPr>
-        <w:t>A bishop or presbyter or deacon who has received baptism from heretics, or the holy synaxis at their hands: we command that he be deposed. For what agreement has Christ with Belial? Or what part has a believer with an unbeliever?</w:t>
-      </w:r>
-    </w:p>
-    <w:p>
-      <w:pPr>
+        <w:t>Canon 44</w:t>
+      </w:r>
+    </w:p>
+    <w:p>
+      <w:pPr>
+        <w:shd w:val="clear" w:color="auto" w:fill="FFFFFF"/>
+        <w:spacing w:before="120"/>
+        <w:jc w:val="both"/>
+        <w:rPr>
+          <w:rFonts w:ascii="Gentium" w:hAnsi="Gentium" w:cs="Gentium"/>
+          <w:noProof/>
+        </w:rPr>
+      </w:pPr>
+      <w:r>
+        <w:rPr>
+          <w:rFonts w:ascii="Gentium" w:hAnsi="Gentium" w:cs="Gentium"/>
+          <w:b/>
+          <w:bCs/>
+          <w:noProof/>
+          <w:color w:val="0070C0"/>
+          <w:vertAlign w:val="superscript"/>
+        </w:rPr>
+        <w:t>1</w:t>
+      </w:r>
+      <w:r>
+        <w:rPr>
+          <w:rFonts w:ascii="Gentium" w:hAnsi="Gentium" w:cs="Gentium"/>
+          <w:noProof/>
+          <w:color w:val="0070C0"/>
+        </w:rPr>
+        <w:t> </w:t>
+      </w:r>
+      <w:r>
+        <w:rPr>
+          <w:rFonts w:ascii="Gentium" w:hAnsi="Gentium" w:cs="Gentium"/>
+          <w:noProof/>
+        </w:rPr>
+        <w:t>Abṭelis, Canon 44: If a layman takes a woman from another man</w:t>
+      </w:r>
+      <w:r>
+        <w:rPr>
+          <w:rFonts w:ascii="Gentium" w:hAnsi="Gentium" w:cs="Gentium"/>
+          <w:noProof/>
+        </w:rPr>
+        <w:t>’</w:t>
+      </w:r>
+      <w:r>
+        <w:rPr>
+          <w:rFonts w:ascii="Gentium" w:hAnsi="Gentium" w:cs="Gentium"/>
+          <w:noProof/>
+        </w:rPr>
+        <w:t>s house, except for a valid reason, let him be removed from his office. And if he takes another woman in her place, and marries her, or if he takes a woman who has been abandoned, or who has been sent away from the church, let him be removed from his office</w:t>
+      </w:r>
+      <w:r>
+        <w:rPr>
+          <w:rFonts w:ascii="Gentium" w:hAnsi="Gentium" w:cs="Gentium"/>
+          <w:noProof/>
+        </w:rPr>
+        <w:t>.</w:t>
+      </w:r>
+    </w:p>
+    <w:p>
+      <w:pPr>
+        <w:spacing w:before="120"/>
+        <w:jc w:val="both"/>
         <w:rPr>
           <w:noProof/>
         </w:rPr>
@@ -3085,61 +3978,50 @@
           <w:sz w:val="28"/>
           <w:szCs w:val="28"/>
         </w:rPr>
-        <w:t>Canon 46</w:t>
-      </w:r>
-    </w:p>
-    <w:p>
-      <w:pPr>
-        <w:shd w:val="clear" w:color="auto" w:fill="FFFFFF"/>
-        <w:spacing w:before="80"/>
-        <w:jc w:val="both"/>
-        <w:rPr>
-          <w:rFonts w:ascii="Gentium" w:hAnsi="Gentium" w:cs="Gentium"/>
-          <w:noProof/>
-        </w:rPr>
-      </w:pPr>
-      <w:r>
-        <w:rPr>
-          <w:rFonts w:ascii="Gentium" w:hAnsi="Gentium" w:cs="Gentium"/>
-          <w:noProof/>
-        </w:rPr>
-        <w:t>A bishop or presbyter who baptises again one who has true baptism: let him be deposed. Or if he does not himself baptise one who has been polluted by heretics: let him be deposed, as a mocker of the Cross and of the death of the Lord, and as one who has not divided the priests from the false priests.</w:t>
-      </w:r>
-    </w:p>
-    <w:p>
-      <w:pPr>
-        <w:shd w:val="clear" w:color="auto" w:fill="FFFFFF"/>
-        <w:spacing w:before="60"/>
-        <w:jc w:val="center"/>
-        <w:rPr>
-          <w:rFonts w:ascii="Gentium" w:hAnsi="Gentium" w:cs="Gentium"/>
-          <w:i/>
-          <w:iCs/>
-          <w:noProof/>
-        </w:rPr>
-      </w:pPr>
-      <w:r>
-        <w:rPr>
-          <w:rFonts w:ascii="Gentium" w:hAnsi="Gentium" w:cs="Gentium"/>
-          <w:i/>
-          <w:iCs/>
-          <w:noProof/>
-        </w:rPr>
-        <w:t xml:space="preserve">(This canon and the two that follow are absent from the Coptic. They answer to the forty-seventh and forty-eighth of the Greek, </w:t>
-      </w:r>
-      <w:r>
-        <w:rPr>
-          <w:rFonts w:ascii="Gentium" w:hAnsi="Gentium" w:cs="Gentium"/>
-          <w:i/>
-          <w:iCs/>
-          <w:noProof/>
-        </w:rPr>
-        <w:br/>
-        <w:t>and to its forty-ninth and fiftieth taken together. The Syriac has them, and so has Abṭəlis; it is the Coptic that is short of them.)</w:t>
-      </w:r>
-    </w:p>
-    <w:p>
-      <w:pPr>
+        <w:t>Canon 45</w:t>
+      </w:r>
+    </w:p>
+    <w:p>
+      <w:pPr>
+        <w:shd w:val="clear" w:color="auto" w:fill="FFFFFF"/>
+        <w:spacing w:before="120"/>
+        <w:jc w:val="both"/>
+        <w:rPr>
+          <w:rFonts w:ascii="Gentium" w:hAnsi="Gentium" w:cs="Gentium"/>
+          <w:noProof/>
+        </w:rPr>
+      </w:pPr>
+      <w:r>
+        <w:rPr>
+          <w:rFonts w:ascii="Gentium" w:hAnsi="Gentium" w:cs="Gentium"/>
+          <w:b/>
+          <w:bCs/>
+          <w:noProof/>
+          <w:color w:val="0070C0"/>
+          <w:vertAlign w:val="superscript"/>
+        </w:rPr>
+        <w:t>1</w:t>
+      </w:r>
+      <w:r>
+        <w:rPr>
+          <w:rFonts w:ascii="Gentium" w:hAnsi="Gentium" w:cs="Gentium"/>
+          <w:noProof/>
+          <w:color w:val="0070C0"/>
+        </w:rPr>
+        <w:t> </w:t>
+      </w:r>
+      <w:r>
+        <w:rPr>
+          <w:rFonts w:ascii="Gentium" w:hAnsi="Gentium" w:cs="Gentium"/>
+          <w:noProof/>
+        </w:rPr>
+        <w:t>Abṭelis, Canon 45: If a bishop, or a priest, or a deacon, or a layman from the people, or from the priests, or from the deacons, associates with heretics, or eats with them, or drinks with them, or invites them to his house, and does not rebuke them, let him be removed from his office, for he has made himself unclean. And if he does not rebuke them, let him be removed from his office, for he has made himself unclean, and he is not worthy to be received, for he has made himself unclean.</w:t>
+      </w:r>
+    </w:p>
+    <w:p>
+      <w:pPr>
+        <w:spacing w:before="120"/>
+        <w:jc w:val="both"/>
         <w:rPr>
           <w:noProof/>
         </w:rPr>
@@ -3173,29 +4055,57 @@
           <w:sz w:val="28"/>
           <w:szCs w:val="28"/>
         </w:rPr>
-        <w:t>Canon 47</w:t>
-      </w:r>
-    </w:p>
-    <w:p>
-      <w:pPr>
-        <w:shd w:val="clear" w:color="auto" w:fill="FFFFFF"/>
-        <w:spacing w:before="80"/>
-        <w:jc w:val="both"/>
-        <w:rPr>
-          <w:rFonts w:ascii="Gentium" w:hAnsi="Gentium" w:cs="Gentium"/>
-          <w:noProof/>
-        </w:rPr>
-      </w:pPr>
-      <w:r>
-        <w:rPr>
-          <w:rFonts w:ascii="Gentium" w:hAnsi="Gentium" w:cs="Gentium"/>
-          <w:noProof/>
-        </w:rPr>
-        <w:t>If a layman puts away his wife and takes another, or one released by another: let him be cut off.</w:t>
-      </w:r>
-    </w:p>
-    <w:p>
-      <w:pPr>
+        <w:t>Canon 46</w:t>
+      </w:r>
+    </w:p>
+    <w:p>
+      <w:pPr>
+        <w:shd w:val="clear" w:color="auto" w:fill="FFFFFF"/>
+        <w:spacing w:before="120"/>
+        <w:jc w:val="both"/>
+        <w:rPr>
+          <w:rFonts w:ascii="Gentium" w:hAnsi="Gentium" w:cs="Gentium"/>
+          <w:noProof/>
+        </w:rPr>
+      </w:pPr>
+      <w:r>
+        <w:rPr>
+          <w:rFonts w:ascii="Gentium" w:hAnsi="Gentium" w:cs="Gentium"/>
+          <w:b/>
+          <w:bCs/>
+          <w:noProof/>
+          <w:color w:val="0070C0"/>
+          <w:vertAlign w:val="superscript"/>
+        </w:rPr>
+        <w:t>1</w:t>
+      </w:r>
+      <w:r>
+        <w:rPr>
+          <w:rFonts w:ascii="Gentium" w:hAnsi="Gentium" w:cs="Gentium"/>
+          <w:noProof/>
+          <w:color w:val="0070C0"/>
+        </w:rPr>
+        <w:t> </w:t>
+      </w:r>
+      <w:r>
+        <w:rPr>
+          <w:rFonts w:ascii="Gentium" w:hAnsi="Gentium" w:cs="Gentium"/>
+          <w:noProof/>
+        </w:rPr>
+        <w:t>Abṭelis, Canon 46: And just as a heretic who has abandoned all his possessions for the sake of idolatry, and has forsaken the fear of God and His commandments, is to be removed from his office, so also he who does not obey the command of the bishop is to be removed from his office</w:t>
+      </w:r>
+      <w:r>
+        <w:rPr>
+          <w:rFonts w:ascii="Gentium" w:hAnsi="Gentium" w:cs="Gentium"/>
+          <w:noProof/>
+        </w:rPr>
+        <w:t>.</w:t>
+      </w:r>
+    </w:p>
+    <w:p>
+      <w:pPr>
+        <w:spacing w:before="120"/>
+        <w:jc w:val="both"/>
         <w:rPr>
           <w:noProof/>
         </w:rPr>
@@ -3229,178 +4139,72 @@
           <w:sz w:val="28"/>
           <w:szCs w:val="28"/>
         </w:rPr>
-        <w:t>Canon 48</w:t>
-      </w:r>
-    </w:p>
-    <w:p>
-      <w:pPr>
-        <w:shd w:val="clear" w:color="auto" w:fill="FFFFFF"/>
-        <w:spacing w:before="80"/>
-        <w:jc w:val="both"/>
-        <w:rPr>
-          <w:rFonts w:ascii="Gentium" w:hAnsi="Gentium" w:cs="Gentium"/>
-          <w:noProof/>
-        </w:rPr>
-      </w:pPr>
-      <w:r>
-        <w:rPr>
-          <w:rFonts w:ascii="Gentium" w:hAnsi="Gentium" w:cs="Gentium"/>
-          <w:noProof/>
-        </w:rPr>
-        <w:t>If any bishop or presbyter does not baptise according to the command of Christ in the Father and the Son and the Holy Spirit, but in three unbegotten, or in three sons, or in three paracletes: let him be deposed.</w:t>
-      </w:r>
-    </w:p>
-    <w:p>
-      <w:pPr>
-        <w:shd w:val="clear" w:color="auto" w:fill="FFFFFF"/>
-        <w:spacing w:before="80"/>
-        <w:jc w:val="both"/>
-        <w:rPr>
-          <w:rFonts w:ascii="Gentium" w:hAnsi="Gentium" w:cs="Gentium"/>
-          <w:noProof/>
-        </w:rPr>
-      </w:pPr>
-      <w:r>
-        <w:rPr>
-          <w:rFonts w:ascii="Gentium" w:hAnsi="Gentium" w:cs="Gentium"/>
-          <w:noProof/>
-        </w:rPr>
-        <w:t>And if any bishop or presbyter does not immerse three times, but makes one immersion only — as though it were given in the death of the Lord: let him be deposed. For our Lord did not say to us, Baptise into my death, but, Go, teach all nations, baptising them in the name of the Father and of the Son and of the Holy Spirit.</w:t>
-      </w:r>
-    </w:p>
-    <w:p>
-      <w:pPr>
-        <w:shd w:val="clear" w:color="auto" w:fill="FFFFFF"/>
-        <w:spacing w:before="80"/>
-        <w:jc w:val="both"/>
-        <w:rPr>
-          <w:rFonts w:ascii="Gentium" w:hAnsi="Gentium" w:cs="Gentium"/>
-          <w:noProof/>
-        </w:rPr>
-      </w:pPr>
-      <w:r>
-        <w:rPr>
-          <w:rFonts w:ascii="Gentium" w:hAnsi="Gentium" w:cs="Gentium"/>
-          <w:noProof/>
-        </w:rPr>
-        <w:t>Let him therefore who is baptised learn that that unbegotten God was not crucified, nor did he undergo human generation, since there is none that has dominion over him, nor is he subject to the command and to the will of another. Neither did the Paraclete become man and so come into this world. Nor did he suffer who was not made flesh; but he freed the world from the wrath that was upon it, for he is not the high priest. The only-begotten Son alone was made man, and by assumption formed for himself a body out of the Virgin: for wisdom built herself a house, as creator. And he bore the cross by his own will, because the Father left him; and as high priest he freed the world from the wrath to come.</w:t>
-      </w:r>
-    </w:p>
-    <w:p>
-      <w:pPr>
-        <w:shd w:val="clear" w:color="auto" w:fill="FFFFFF"/>
-        <w:spacing w:before="80"/>
-        <w:jc w:val="both"/>
-        <w:rPr>
-          <w:rFonts w:ascii="Gentium" w:hAnsi="Gentium" w:cs="Gentium"/>
-          <w:noProof/>
-        </w:rPr>
-      </w:pPr>
-      <w:r>
-        <w:rPr>
-          <w:rFonts w:ascii="Gentium" w:hAnsi="Gentium" w:cs="Gentium"/>
-          <w:noProof/>
-        </w:rPr>
-        <w:t>We are baptised therefore in the name of the Father, not because he was made man, nor because he suffered, nor as though he were the high priest of men, but as the head, who was well pleased in the generation, who left him also to the passion, and who received the prayers of the high priest.</w:t>
-      </w:r>
-    </w:p>
-    <w:p>
-      <w:pPr>
-        <w:shd w:val="clear" w:color="auto" w:fill="FFFFFF"/>
-        <w:spacing w:before="80"/>
-        <w:jc w:val="both"/>
-        <w:rPr>
-          <w:rFonts w:ascii="Gentium" w:hAnsi="Gentium" w:cs="Gentium"/>
-          <w:noProof/>
-        </w:rPr>
-      </w:pPr>
-      <w:r>
-        <w:rPr>
-          <w:rFonts w:ascii="Gentium" w:hAnsi="Gentium" w:cs="Gentium"/>
-          <w:noProof/>
-        </w:rPr>
-        <w:t>And in the name of the Son, not as of a beginning, not as of one who commanded, not as of one who forsook, but as of him who underwent generation, who bore the cross, who died, and who rose again.</w:t>
-      </w:r>
-    </w:p>
-    <w:p>
-      <w:pPr>
-        <w:shd w:val="clear" w:color="auto" w:fill="FFFFFF"/>
-        <w:spacing w:before="120"/>
-        <w:jc w:val="both"/>
-        <w:rPr>
-          <w:rFonts w:ascii="Gentium" w:hAnsi="Gentium" w:cs="Gentium"/>
-          <w:noProof/>
-        </w:rPr>
-      </w:pPr>
-      <w:r>
-        <w:rPr>
-          <w:rFonts w:ascii="Gentium" w:hAnsi="Gentium" w:cs="Gentium"/>
-          <w:noProof/>
-        </w:rPr>
         <w:lastRenderedPageBreak/>
-        <w:t>And in the name of the Paraclete, not as of the Father, nor as of the Son, but as of the witness and of the good pleasure of God, and of his forsaking, and of the entire obedience of the only-begotten.</w:t>
-      </w:r>
-    </w:p>
-    <w:p>
-      <w:pPr>
-        <w:shd w:val="clear" w:color="auto" w:fill="FFFFFF"/>
-        <w:spacing w:before="120"/>
-        <w:jc w:val="both"/>
-        <w:rPr>
-          <w:rFonts w:ascii="Gentium" w:hAnsi="Gentium" w:cs="Gentium"/>
-          <w:noProof/>
-        </w:rPr>
-      </w:pPr>
-      <w:r>
-        <w:rPr>
-          <w:rFonts w:ascii="Gentium" w:hAnsi="Gentium" w:cs="Gentium"/>
-          <w:noProof/>
-        </w:rPr>
-        <w:t>But those who do not baptise thus, but as men who know not the mystery of godliness itself: let them be deposed. For he who says that the Father suffered transgresses more than the Jews, because together with Christ he crucifies the Father also. And he who denies that the Lord was made man for our sake and bore the cross, contends with God and fights against the saints. And he who names the Paraclete Father, or Son, is without knowledge; for he marks with the name of Father and of Son the minister of the only-begotten, who is equal with him in creation, and in governance, and in the giving of the law, and in judgment, and is mediator of the resurrection, and who is not the high priest — either praising two beginnings, or asserting two Fathers. Neither has he heard what is said: the Lord thy God is one Lord.</w:t>
-      </w:r>
-    </w:p>
-    <w:p>
-      <w:pPr>
-        <w:shd w:val="clear" w:color="auto" w:fill="FFFFFF"/>
-        <w:spacing w:before="120"/>
-        <w:jc w:val="both"/>
-        <w:rPr>
-          <w:rFonts w:ascii="Gentium" w:hAnsi="Gentium" w:cs="Gentium"/>
-          <w:noProof/>
-        </w:rPr>
-      </w:pPr>
-      <w:r>
-        <w:rPr>
-          <w:rFonts w:ascii="Gentium" w:hAnsi="Gentium" w:cs="Gentium"/>
-          <w:noProof/>
-        </w:rPr>
-        <w:t>These things Simon the magician brought forth among us, in that he drew to himself and received that evil spirit, seditious in itself and a deceiver of the people; and he enjoined one threefold in his own names, and impiously said that he was God; and at times he did away with the passion of Christ and his death.</w:t>
-      </w:r>
-    </w:p>
-    <w:p>
-      <w:pPr>
-        <w:shd w:val="clear" w:color="auto" w:fill="FFFFFF"/>
-        <w:spacing w:before="120"/>
-        <w:jc w:val="both"/>
-        <w:rPr>
-          <w:rFonts w:ascii="Gentium" w:hAnsi="Gentium" w:cs="Gentium"/>
-          <w:i/>
-          <w:iCs/>
-          <w:noProof/>
-        </w:rPr>
-      </w:pPr>
-      <w:r>
-        <w:rPr>
-          <w:rFonts w:ascii="Gentium" w:hAnsi="Gentium" w:cs="Gentium"/>
-          <w:i/>
-          <w:iCs/>
-          <w:noProof/>
-        </w:rPr>
-        <w:t>(This exposition is restored from Mai’s Latin, pp. 12–13. Where Mai has the Father left him, a variant in his text adds to suffer and to die. The clause rendered he enjoined one threefold in his own names is obscure in the Latin and is given as it stands. Mai also records other forms of the present canon, one reading that he who does not perform the three baptisms of the one mystery but one only is to be deposed.)</w:t>
-      </w:r>
-    </w:p>
-    <w:p>
-      <w:pPr>
+        <w:t>Canon 47</w:t>
+      </w:r>
+    </w:p>
+    <w:p>
+      <w:pPr>
+        <w:shd w:val="clear" w:color="auto" w:fill="FFFFFF"/>
+        <w:spacing w:before="120"/>
+        <w:jc w:val="both"/>
+        <w:rPr>
+          <w:rFonts w:ascii="Gentium" w:hAnsi="Gentium" w:cs="Gentium"/>
+          <w:noProof/>
+        </w:rPr>
+      </w:pPr>
+      <w:r>
+        <w:rPr>
+          <w:rFonts w:ascii="Gentium" w:hAnsi="Gentium" w:cs="Gentium"/>
+          <w:b/>
+          <w:bCs/>
+          <w:noProof/>
+          <w:color w:val="0070C0"/>
+          <w:vertAlign w:val="superscript"/>
+        </w:rPr>
+        <w:t>1</w:t>
+      </w:r>
+      <w:r>
+        <w:rPr>
+          <w:rFonts w:ascii="Gentium" w:hAnsi="Gentium" w:cs="Gentium"/>
+          <w:noProof/>
+          <w:color w:val="0070C0"/>
+        </w:rPr>
+        <w:t> </w:t>
+      </w:r>
+      <w:r>
+        <w:rPr>
+          <w:rFonts w:ascii="Gentium" w:hAnsi="Gentium" w:cs="Gentium"/>
+          <w:noProof/>
+        </w:rPr>
+        <w:t>Abṭelis, Canon 47: If there is a bishop, or a priest, or a deacon who does not forgive a sinner who has repented and returned to the church, let him be removed from his office, for the word of God, our Lord Jesus Christ, says</w:t>
+      </w:r>
+      <w:r>
+        <w:rPr>
+          <w:rFonts w:ascii="Gentium" w:hAnsi="Gentium" w:cs="Gentium"/>
+          <w:noProof/>
+        </w:rPr>
+        <w:t>: “</w:t>
+      </w:r>
+      <w:r>
+        <w:rPr>
+          <w:rFonts w:ascii="Gentium" w:hAnsi="Gentium" w:cs="Gentium"/>
+          <w:noProof/>
+        </w:rPr>
+        <w:t>There is great joy in heaven over one sinner who repents and returns to God</w:t>
+      </w:r>
+      <w:r>
+        <w:rPr>
+          <w:rFonts w:ascii="Gentium" w:hAnsi="Gentium" w:cs="Gentium"/>
+          <w:noProof/>
+        </w:rPr>
+        <w:t>.”</w:t>
+      </w:r>
+    </w:p>
+    <w:p>
+      <w:pPr>
+        <w:spacing w:before="120"/>
+        <w:jc w:val="both"/>
         <w:rPr>
           <w:noProof/>
         </w:rPr>
@@ -3434,51 +4238,57 @@
           <w:sz w:val="28"/>
           <w:szCs w:val="28"/>
         </w:rPr>
-        <w:t>Canon 49</w:t>
-      </w:r>
-    </w:p>
-    <w:p>
-      <w:pPr>
-        <w:shd w:val="clear" w:color="auto" w:fill="FFFFFF"/>
-        <w:spacing w:before="120"/>
-        <w:jc w:val="both"/>
-        <w:rPr>
-          <w:rFonts w:ascii="Gentium" w:hAnsi="Gentium" w:cs="Gentium"/>
-          <w:noProof/>
-        </w:rPr>
-      </w:pPr>
-      <w:r>
-        <w:rPr>
-          <w:rFonts w:ascii="Gentium" w:hAnsi="Gentium" w:cs="Gentium"/>
-          <w:noProof/>
-        </w:rPr>
-        <w:t>You therefore, O bishops, immerse three times in the one Father, and the Son, and the Holy Spirit, according to the will of God and according to our command, which is in the Holy Spirit. If any bishop or presbyter or deacon, or anyone at all of the degrees of the priesthood, withdraws from marriage of the flesh, and from wine — not for the sake of continence but because he counts them unclean, in that he errs and forgets that all things are very good, and that God made man male and female, but contentiously blasphemes the creature and slanders the workmanship: let him be corrected, or be deposed and cast out of the church. And likewise the layman.</w:t>
-      </w:r>
-    </w:p>
-    <w:p>
-      <w:pPr>
-        <w:shd w:val="clear" w:color="auto" w:fill="FFFFFF"/>
-        <w:spacing w:before="120"/>
-        <w:jc w:val="both"/>
-        <w:rPr>
-          <w:rFonts w:ascii="Gentium" w:hAnsi="Gentium" w:cs="Gentium"/>
-          <w:i/>
-          <w:iCs/>
-          <w:noProof/>
-        </w:rPr>
-      </w:pPr>
-      <w:r>
-        <w:rPr>
-          <w:rFonts w:ascii="Gentium" w:hAnsi="Gentium" w:cs="Gentium"/>
-          <w:i/>
-          <w:iCs/>
-          <w:noProof/>
-        </w:rPr>
-        <w:t>(This is the canon whose Coptic form reads that the man pollutes marriage rather than abstains from it. The two say the same thing from different sides: what is condemned is not abstinence, which the canons allow as discipline, but the judgment that God’s creation is foul. The opening sentence of this canon is placed here on Mai’s numbering, where it begins canon 49 (p. 13). Canon 48 as Mai prints it carries two sentences of deposition, answering to the forty-ninth and fiftieth canons of the Greek under a single number; this has been checked against his text. It is one of the combinations behind the Syriac count of eighty-three against the eighty-five of the Greek, but the series has not been collated canon by canon throughout, and no claim is made here as to what accounts for the remainder.)</w:t>
-      </w:r>
-    </w:p>
-    <w:p>
-      <w:pPr>
+        <w:t>Canon 48</w:t>
+      </w:r>
+    </w:p>
+    <w:p>
+      <w:pPr>
+        <w:shd w:val="clear" w:color="auto" w:fill="FFFFFF"/>
+        <w:spacing w:before="120"/>
+        <w:jc w:val="both"/>
+        <w:rPr>
+          <w:rFonts w:ascii="Gentium" w:hAnsi="Gentium" w:cs="Gentium"/>
+          <w:noProof/>
+        </w:rPr>
+      </w:pPr>
+      <w:r>
+        <w:rPr>
+          <w:rFonts w:ascii="Gentium" w:hAnsi="Gentium" w:cs="Gentium"/>
+          <w:b/>
+          <w:bCs/>
+          <w:noProof/>
+          <w:color w:val="0070C0"/>
+          <w:vertAlign w:val="superscript"/>
+        </w:rPr>
+        <w:t>1</w:t>
+      </w:r>
+      <w:r>
+        <w:rPr>
+          <w:rFonts w:ascii="Gentium" w:hAnsi="Gentium" w:cs="Gentium"/>
+          <w:noProof/>
+          <w:color w:val="0070C0"/>
+        </w:rPr>
+        <w:t> </w:t>
+      </w:r>
+      <w:r>
+        <w:rPr>
+          <w:rFonts w:ascii="Gentium" w:hAnsi="Gentium" w:cs="Gentium"/>
+          <w:noProof/>
+        </w:rPr>
+        <w:t>Abṭelis, 48. If a bishop, presbyter, or deacon abstains from eating meat and drinking wine during the days of feasts and on the days of the Sabbath, let him be removed from the church, for he has become a cause of corruption for the people and has allied himself with the enemies of Christ</w:t>
+      </w:r>
+      <w:r>
+        <w:rPr>
+          <w:rFonts w:ascii="Gentium" w:hAnsi="Gentium" w:cs="Gentium"/>
+          <w:noProof/>
+        </w:rPr>
+        <w:t>.</w:t>
+      </w:r>
+    </w:p>
+    <w:p>
+      <w:pPr>
+        <w:spacing w:before="120"/>
+        <w:jc w:val="both"/>
         <w:rPr>
           <w:noProof/>
         </w:rPr>
@@ -3512,29 +4322,57 @@
           <w:sz w:val="28"/>
           <w:szCs w:val="28"/>
         </w:rPr>
-        <w:t>Canon 50</w:t>
-      </w:r>
-    </w:p>
-    <w:p>
-      <w:pPr>
-        <w:shd w:val="clear" w:color="auto" w:fill="FFFFFF"/>
-        <w:spacing w:before="120"/>
-        <w:jc w:val="both"/>
-        <w:rPr>
-          <w:rFonts w:ascii="Gentium" w:hAnsi="Gentium" w:cs="Gentium"/>
-          <w:noProof/>
-        </w:rPr>
-      </w:pPr>
-      <w:r>
-        <w:rPr>
-          <w:rFonts w:ascii="Gentium" w:hAnsi="Gentium" w:cs="Gentium"/>
-          <w:noProof/>
-        </w:rPr>
-        <w:t>If any bishop or presbyter or deacon does not receive one who turns from his sin, but casts him out: let him be deposed, because he grieves Christ, who said, There is joy in heaven over one sinner that repents.</w:t>
-      </w:r>
-    </w:p>
-    <w:p>
-      <w:pPr>
+        <w:t>Canon 49</w:t>
+      </w:r>
+    </w:p>
+    <w:p>
+      <w:pPr>
+        <w:shd w:val="clear" w:color="auto" w:fill="FFFFFF"/>
+        <w:spacing w:before="120"/>
+        <w:jc w:val="both"/>
+        <w:rPr>
+          <w:rFonts w:ascii="Gentium" w:hAnsi="Gentium" w:cs="Gentium"/>
+          <w:noProof/>
+        </w:rPr>
+      </w:pPr>
+      <w:r>
+        <w:rPr>
+          <w:rFonts w:ascii="Gentium" w:hAnsi="Gentium" w:cs="Gentium"/>
+          <w:b/>
+          <w:bCs/>
+          <w:noProof/>
+          <w:color w:val="0070C0"/>
+          <w:vertAlign w:val="superscript"/>
+        </w:rPr>
+        <w:t>1</w:t>
+      </w:r>
+      <w:r>
+        <w:rPr>
+          <w:rFonts w:ascii="Gentium" w:hAnsi="Gentium" w:cs="Gentium"/>
+          <w:noProof/>
+          <w:color w:val="0070C0"/>
+        </w:rPr>
+        <w:t> </w:t>
+      </w:r>
+      <w:r>
+        <w:rPr>
+          <w:rFonts w:ascii="Gentium" w:hAnsi="Gentium" w:cs="Gentium"/>
+          <w:noProof/>
+        </w:rPr>
+        <w:t>Abṭelis, 49. If a man from among the priests eats food in taverns or drinks wine in the house of the wicked, let him be deposed if he has no good works. If he is a layman and eats in the house of a merchant or drinks wine there, let him be excluded from communion with those who are without good works. If he is a merchant and eats in the house of a merchant or drinks wine there, let him be excluded from the one who does not eat, and let him have no share in his house. If he does not remain in his house, let him be excluded. And whoever does this, as we have previously spoken, let him be excluded from his name</w:t>
+      </w:r>
+      <w:r>
+        <w:rPr>
+          <w:rFonts w:ascii="Gentium" w:hAnsi="Gentium" w:cs="Gentium"/>
+          <w:noProof/>
+        </w:rPr>
+        <w:t>.</w:t>
+      </w:r>
+    </w:p>
+    <w:p>
+      <w:pPr>
+        <w:spacing w:before="120"/>
+        <w:jc w:val="both"/>
         <w:rPr>
           <w:noProof/>
         </w:rPr>
@@ -3553,6 +4391,7 @@
         <w:keepNext/>
         <w:widowControl w:val="0"/>
         <w:shd w:val="clear" w:color="auto" w:fill="FFFFFF"/>
+        <w:spacing w:before="120"/>
         <w:jc w:val="center"/>
         <w:rPr>
           <w:noProof/>
@@ -3567,52 +4406,71 @@
           <w:sz w:val="28"/>
           <w:szCs w:val="28"/>
         </w:rPr>
-        <w:lastRenderedPageBreak/>
-        <w:t>Canon 51</w:t>
-      </w:r>
-    </w:p>
-    <w:p>
-      <w:pPr>
-        <w:shd w:val="clear" w:color="auto" w:fill="FFFFFF"/>
-        <w:spacing w:before="100"/>
-        <w:jc w:val="both"/>
-        <w:rPr>
-          <w:rFonts w:ascii="Gentium" w:hAnsi="Gentium" w:cs="Gentium"/>
-          <w:noProof/>
-        </w:rPr>
-      </w:pPr>
-      <w:r>
-        <w:rPr>
-          <w:rFonts w:ascii="Gentium" w:hAnsi="Gentium" w:cs="Gentium"/>
-          <w:noProof/>
-        </w:rPr>
-        <w:t>If any bishop or presbyter or deacon does not eat flesh on the feast days, and does not drink wine: let him be deposed, as unhappy in his own conscience, and a cause of scandal to many.</w:t>
-      </w:r>
-    </w:p>
-    <w:p>
-      <w:pPr>
-        <w:shd w:val="clear" w:color="auto" w:fill="FFFFFF"/>
-        <w:spacing w:before="60"/>
-        <w:jc w:val="center"/>
-        <w:rPr>
-          <w:rFonts w:ascii="Gentium" w:hAnsi="Gentium" w:cs="Gentium"/>
-          <w:i/>
-          <w:iCs/>
-          <w:noProof/>
-        </w:rPr>
-      </w:pPr>
-      <w:r>
-        <w:rPr>
-          <w:rFonts w:ascii="Gentium" w:hAnsi="Gentium" w:cs="Gentium"/>
-          <w:i/>
-          <w:iCs/>
-          <w:noProof/>
-        </w:rPr>
-        <w:t>(Another form reads: as one who has an unjust conscience of his own, and is to many a cause of offence.)</w:t>
-      </w:r>
-    </w:p>
-    <w:p>
-      <w:pPr>
+        <w:t>Canon 50</w:t>
+      </w:r>
+    </w:p>
+    <w:p>
+      <w:pPr>
+        <w:shd w:val="clear" w:color="auto" w:fill="FFFFFF"/>
+        <w:spacing w:before="120"/>
+        <w:jc w:val="both"/>
+        <w:rPr>
+          <w:rFonts w:ascii="Gentium" w:hAnsi="Gentium" w:cs="Gentium"/>
+          <w:noProof/>
+        </w:rPr>
+      </w:pPr>
+      <w:r>
+        <w:rPr>
+          <w:rFonts w:ascii="Gentium" w:hAnsi="Gentium" w:cs="Gentium"/>
+          <w:b/>
+          <w:bCs/>
+          <w:noProof/>
+          <w:color w:val="0070C0"/>
+          <w:vertAlign w:val="superscript"/>
+        </w:rPr>
+        <w:t>1</w:t>
+      </w:r>
+      <w:r>
+        <w:rPr>
+          <w:rFonts w:ascii="Gentium" w:hAnsi="Gentium" w:cs="Gentium"/>
+          <w:noProof/>
+          <w:color w:val="0070C0"/>
+        </w:rPr>
+        <w:t> </w:t>
+      </w:r>
+      <w:r>
+        <w:rPr>
+          <w:rFonts w:ascii="Gentium" w:hAnsi="Gentium" w:cs="Gentium"/>
+          <w:noProof/>
+        </w:rPr>
+        <w:t xml:space="preserve">Abṭelis, 50. If a priest curses a bishop or reviles him as a man of the mouth, and it is found that he has no fault, let him be removed from his name. And likewise, if a bishop reviles one of the priests and speaks against him as if this thing were without fault, let him be removed from his name. For it is said in the law: </w:t>
+      </w:r>
+      <w:r>
+        <w:rPr>
+          <w:rFonts w:ascii="Gentium" w:hAnsi="Gentium" w:cs="Gentium"/>
+          <w:noProof/>
+        </w:rPr>
+        <w:t>“</w:t>
+      </w:r>
+      <w:r>
+        <w:rPr>
+          <w:rFonts w:ascii="Gentium" w:hAnsi="Gentium" w:cs="Gentium"/>
+          <w:noProof/>
+        </w:rPr>
+        <w:t>You shall not speak evil of a ruler of your people.</w:t>
+      </w:r>
+      <w:r>
+        <w:rPr>
+          <w:rFonts w:ascii="Gentium" w:hAnsi="Gentium" w:cs="Gentium"/>
+          <w:noProof/>
+        </w:rPr>
+        <w:t>”</w:t>
+      </w:r>
+    </w:p>
+    <w:p>
+      <w:pPr>
+        <w:spacing w:before="120"/>
+        <w:jc w:val="both"/>
         <w:rPr>
           <w:noProof/>
         </w:rPr>
@@ -3646,29 +4504,57 @@
           <w:sz w:val="28"/>
           <w:szCs w:val="28"/>
         </w:rPr>
-        <w:t>Canon 52</w:t>
-      </w:r>
-    </w:p>
-    <w:p>
-      <w:pPr>
-        <w:shd w:val="clear" w:color="auto" w:fill="FFFFFF"/>
-        <w:spacing w:before="100"/>
-        <w:jc w:val="both"/>
-        <w:rPr>
-          <w:rFonts w:ascii="Gentium" w:hAnsi="Gentium" w:cs="Gentium"/>
-          <w:noProof/>
-        </w:rPr>
-      </w:pPr>
-      <w:r>
-        <w:rPr>
-          <w:rFonts w:ascii="Gentium" w:hAnsi="Gentium" w:cs="Gentium"/>
-          <w:noProof/>
-        </w:rPr>
-        <w:t>If any cleric is caught eating in a tavern: let him be set apart — unless he is upon a journey, and has turned aside into a public inn out of necessity.</w:t>
-      </w:r>
-    </w:p>
-    <w:p>
-      <w:pPr>
+        <w:t>Canon 51</w:t>
+      </w:r>
+    </w:p>
+    <w:p>
+      <w:pPr>
+        <w:shd w:val="clear" w:color="auto" w:fill="FFFFFF"/>
+        <w:spacing w:before="120"/>
+        <w:jc w:val="both"/>
+        <w:rPr>
+          <w:rFonts w:ascii="Gentium" w:hAnsi="Gentium" w:cs="Gentium"/>
+          <w:noProof/>
+        </w:rPr>
+      </w:pPr>
+      <w:r>
+        <w:rPr>
+          <w:rFonts w:ascii="Gentium" w:hAnsi="Gentium" w:cs="Gentium"/>
+          <w:b/>
+          <w:bCs/>
+          <w:noProof/>
+          <w:color w:val="0070C0"/>
+          <w:vertAlign w:val="superscript"/>
+        </w:rPr>
+        <w:t>1</w:t>
+      </w:r>
+      <w:r>
+        <w:rPr>
+          <w:rFonts w:ascii="Gentium" w:hAnsi="Gentium" w:cs="Gentium"/>
+          <w:noProof/>
+          <w:color w:val="0070C0"/>
+        </w:rPr>
+        <w:t> </w:t>
+      </w:r>
+      <w:r>
+        <w:rPr>
+          <w:rFonts w:ascii="Gentium" w:hAnsi="Gentium" w:cs="Gentium"/>
+          <w:noProof/>
+        </w:rPr>
+        <w:t>Abṭelis, 51. If a man from among the priests or a layman curses a presbyter or a deacon, or one who is lower, or one who is higher, and he curses them as we have previously spoken, let him be excluded</w:t>
+      </w:r>
+      <w:r>
+        <w:rPr>
+          <w:rFonts w:ascii="Gentium" w:hAnsi="Gentium" w:cs="Gentium"/>
+          <w:noProof/>
+        </w:rPr>
+        <w:t>.</w:t>
+      </w:r>
+    </w:p>
+    <w:p>
+      <w:pPr>
+        <w:spacing w:before="120"/>
+        <w:jc w:val="both"/>
         <w:rPr>
           <w:noProof/>
         </w:rPr>
@@ -3702,29 +4588,93 @@
           <w:sz w:val="28"/>
           <w:szCs w:val="28"/>
         </w:rPr>
-        <w:t>Canon 53</w:t>
-      </w:r>
-    </w:p>
-    <w:p>
-      <w:pPr>
-        <w:shd w:val="clear" w:color="auto" w:fill="FFFFFF"/>
-        <w:spacing w:before="100"/>
-        <w:jc w:val="both"/>
-        <w:rPr>
-          <w:rFonts w:ascii="Gentium" w:hAnsi="Gentium" w:cs="Gentium"/>
-          <w:noProof/>
-        </w:rPr>
-      </w:pPr>
-      <w:r>
-        <w:rPr>
-          <w:rFonts w:ascii="Gentium" w:hAnsi="Gentium" w:cs="Gentium"/>
-          <w:noProof/>
-        </w:rPr>
-        <w:t>If any cleric wrongfully treats his bishop with insult: let him be deposed. For it is said: You shall not curse the ruler of your people.</w:t>
-      </w:r>
-    </w:p>
-    <w:p>
-      <w:pPr>
+        <w:t>Canon 52</w:t>
+      </w:r>
+    </w:p>
+    <w:p>
+      <w:pPr>
+        <w:shd w:val="clear" w:color="auto" w:fill="FFFFFF"/>
+        <w:spacing w:before="120"/>
+        <w:jc w:val="both"/>
+        <w:rPr>
+          <w:rFonts w:ascii="Gentium" w:hAnsi="Gentium" w:cs="Gentium"/>
+          <w:noProof/>
+        </w:rPr>
+      </w:pPr>
+      <w:r>
+        <w:rPr>
+          <w:rFonts w:ascii="Gentium" w:hAnsi="Gentium" w:cs="Gentium"/>
+          <w:b/>
+          <w:bCs/>
+          <w:noProof/>
+          <w:color w:val="0070C0"/>
+          <w:vertAlign w:val="superscript"/>
+        </w:rPr>
+        <w:t>1</w:t>
+      </w:r>
+      <w:r>
+        <w:rPr>
+          <w:rFonts w:ascii="Gentium" w:hAnsi="Gentium" w:cs="Gentium"/>
+          <w:noProof/>
+          <w:color w:val="0070C0"/>
+        </w:rPr>
+        <w:t> </w:t>
+      </w:r>
+      <w:r>
+        <w:rPr>
+          <w:rFonts w:ascii="Gentium" w:hAnsi="Gentium" w:cs="Gentium"/>
+          <w:noProof/>
+        </w:rPr>
+        <w:t xml:space="preserve">Abṭelis, 52. If a man from among the priests or a layman mocks or reviles a blind man, or a lame man, or a sick man, or a hunchback, or a dwarf, or a cripple, or one who is lame, let him be excluded. For thus says the Lord in the law: </w:t>
+      </w:r>
+      <w:r>
+        <w:rPr>
+          <w:rFonts w:ascii="Gentium" w:hAnsi="Gentium" w:cs="Gentium"/>
+          <w:noProof/>
+        </w:rPr>
+        <w:t>‘</w:t>
+      </w:r>
+      <w:r>
+        <w:rPr>
+          <w:rFonts w:ascii="Gentium" w:hAnsi="Gentium" w:cs="Gentium"/>
+          <w:noProof/>
+        </w:rPr>
+        <w:t xml:space="preserve">You shall not put a stumbling block before the blind, nor shall you revile the deaf, nor shall you curse the dumb, for he has received his portion from the Lord. He makes blind and makes lame, he </w:t>
+      </w:r>
+      <w:r>
+        <w:rPr>
+          <w:rFonts w:ascii="Gentium" w:hAnsi="Gentium" w:cs="Gentium"/>
+          <w:noProof/>
+        </w:rPr>
+        <w:lastRenderedPageBreak/>
+        <w:t>makes deaf and makes mute, he kills and he makes alive, he strikes and he heals.</w:t>
+      </w:r>
+      <w:r>
+        <w:rPr>
+          <w:rFonts w:ascii="Gentium" w:hAnsi="Gentium" w:cs="Gentium"/>
+          <w:noProof/>
+        </w:rPr>
+        <w:t>’</w:t>
+      </w:r>
+      <w:r>
+        <w:rPr>
+          <w:rFonts w:ascii="Gentium" w:hAnsi="Gentium" w:cs="Gentium"/>
+          <w:noProof/>
+        </w:rPr>
+        <w:t xml:space="preserve"> And whoever does this, if he is a priest, let him be removed from his priesthood, and if he is a layman, let him be excluded from communion. This is the law of the Lord, the old and the new</w:t>
+      </w:r>
+      <w:r>
+        <w:rPr>
+          <w:rFonts w:ascii="Gentium" w:hAnsi="Gentium" w:cs="Gentium"/>
+          <w:noProof/>
+        </w:rPr>
+        <w:t>.</w:t>
+      </w:r>
+    </w:p>
+    <w:p>
+      <w:pPr>
+        <w:spacing w:before="120"/>
+        <w:jc w:val="both"/>
         <w:rPr>
           <w:noProof/>
         </w:rPr>
@@ -3758,29 +4708,57 @@
           <w:sz w:val="28"/>
           <w:szCs w:val="28"/>
         </w:rPr>
-        <w:t>Canon 54</w:t>
-      </w:r>
-    </w:p>
-    <w:p>
-      <w:pPr>
-        <w:shd w:val="clear" w:color="auto" w:fill="FFFFFF"/>
-        <w:spacing w:before="100"/>
-        <w:jc w:val="both"/>
-        <w:rPr>
-          <w:rFonts w:ascii="Gentium" w:hAnsi="Gentium" w:cs="Gentium"/>
-          <w:noProof/>
-        </w:rPr>
-      </w:pPr>
-      <w:r>
-        <w:rPr>
-          <w:rFonts w:ascii="Gentium" w:hAnsi="Gentium" w:cs="Gentium"/>
-          <w:noProof/>
-        </w:rPr>
-        <w:t>If any cleric holds a presbyter or a deacon in contempt: let him be set apart.</w:t>
-      </w:r>
-    </w:p>
-    <w:p>
-      <w:pPr>
+        <w:t>Canon 53</w:t>
+      </w:r>
+    </w:p>
+    <w:p>
+      <w:pPr>
+        <w:shd w:val="clear" w:color="auto" w:fill="FFFFFF"/>
+        <w:spacing w:before="120"/>
+        <w:jc w:val="both"/>
+        <w:rPr>
+          <w:rFonts w:ascii="Gentium" w:hAnsi="Gentium" w:cs="Gentium"/>
+          <w:noProof/>
+        </w:rPr>
+      </w:pPr>
+      <w:r>
+        <w:rPr>
+          <w:rFonts w:ascii="Gentium" w:hAnsi="Gentium" w:cs="Gentium"/>
+          <w:b/>
+          <w:bCs/>
+          <w:noProof/>
+          <w:color w:val="0070C0"/>
+          <w:vertAlign w:val="superscript"/>
+        </w:rPr>
+        <w:t>1</w:t>
+      </w:r>
+      <w:r>
+        <w:rPr>
+          <w:rFonts w:ascii="Gentium" w:hAnsi="Gentium" w:cs="Gentium"/>
+          <w:noProof/>
+          <w:color w:val="0070C0"/>
+        </w:rPr>
+        <w:t> </w:t>
+      </w:r>
+      <w:r>
+        <w:rPr>
+          <w:rFonts w:ascii="Gentium" w:hAnsi="Gentium" w:cs="Gentium"/>
+          <w:noProof/>
+        </w:rPr>
+        <w:t>Abṭelis, 53. If a man from among the priests or a layman curses a presbyter or a deacon, and he curses them, let him be excluded</w:t>
+      </w:r>
+      <w:r>
+        <w:rPr>
+          <w:rFonts w:ascii="Gentium" w:hAnsi="Gentium" w:cs="Gentium"/>
+          <w:noProof/>
+        </w:rPr>
+        <w:t>.</w:t>
+      </w:r>
+    </w:p>
+    <w:p>
+      <w:pPr>
+        <w:spacing w:before="120"/>
+        <w:jc w:val="both"/>
         <w:rPr>
           <w:noProof/>
         </w:rPr>
@@ -3814,51 +4792,57 @@
           <w:sz w:val="28"/>
           <w:szCs w:val="28"/>
         </w:rPr>
-        <w:t>Canon 55</w:t>
-      </w:r>
-    </w:p>
-    <w:p>
-      <w:pPr>
-        <w:shd w:val="clear" w:color="auto" w:fill="FFFFFF"/>
-        <w:spacing w:before="100"/>
-        <w:jc w:val="both"/>
-        <w:rPr>
-          <w:rFonts w:ascii="Gentium" w:hAnsi="Gentium" w:cs="Gentium"/>
-          <w:noProof/>
-        </w:rPr>
-      </w:pPr>
-      <w:r>
-        <w:rPr>
-          <w:rFonts w:ascii="Gentium" w:hAnsi="Gentium" w:cs="Gentium"/>
-          <w:noProof/>
-        </w:rPr>
-        <w:t>If any cleric mocks a man deaf, or lame, or blind, or hurt in his heels: let him be set apart. And likewise the layman.</w:t>
-      </w:r>
-    </w:p>
-    <w:p>
-      <w:pPr>
-        <w:shd w:val="clear" w:color="auto" w:fill="FFFFFF"/>
-        <w:spacing w:before="60"/>
-        <w:jc w:val="center"/>
-        <w:rPr>
-          <w:rFonts w:ascii="Gentium" w:hAnsi="Gentium" w:cs="Gentium"/>
-          <w:i/>
-          <w:iCs/>
-          <w:noProof/>
-        </w:rPr>
-      </w:pPr>
-      <w:r>
-        <w:rPr>
-          <w:rFonts w:ascii="Gentium" w:hAnsi="Gentium" w:cs="Gentium"/>
-          <w:i/>
-          <w:iCs/>
-          <w:noProof/>
-        </w:rPr>
-        <w:t>(Another form reads, hurt in the spine; another, one whose walking is impaired.)</w:t>
-      </w:r>
-    </w:p>
-    <w:p>
-      <w:pPr>
+        <w:t>Canon 54</w:t>
+      </w:r>
+    </w:p>
+    <w:p>
+      <w:pPr>
+        <w:shd w:val="clear" w:color="auto" w:fill="FFFFFF"/>
+        <w:spacing w:before="120"/>
+        <w:jc w:val="both"/>
+        <w:rPr>
+          <w:rFonts w:ascii="Gentium" w:hAnsi="Gentium" w:cs="Gentium"/>
+          <w:noProof/>
+        </w:rPr>
+      </w:pPr>
+      <w:r>
+        <w:rPr>
+          <w:rFonts w:ascii="Gentium" w:hAnsi="Gentium" w:cs="Gentium"/>
+          <w:b/>
+          <w:bCs/>
+          <w:noProof/>
+          <w:color w:val="0070C0"/>
+          <w:vertAlign w:val="superscript"/>
+        </w:rPr>
+        <w:t>1</w:t>
+      </w:r>
+      <w:r>
+        <w:rPr>
+          <w:rFonts w:ascii="Gentium" w:hAnsi="Gentium" w:cs="Gentium"/>
+          <w:noProof/>
+          <w:color w:val="0070C0"/>
+        </w:rPr>
+        <w:t> </w:t>
+      </w:r>
+      <w:r>
+        <w:rPr>
+          <w:rFonts w:ascii="Gentium" w:hAnsi="Gentium" w:cs="Gentium"/>
+          <w:noProof/>
+        </w:rPr>
+        <w:t>Abṭelis, 54. If a bishop or one who is a bishop of a diocese neglects his diocese and his priesthood and his people, and does not care for them by command, and does not teach them the fear of God, let him be removed from them. And if he remains in this, let him be removed from his name</w:t>
+      </w:r>
+      <w:r>
+        <w:rPr>
+          <w:rFonts w:ascii="Gentium" w:hAnsi="Gentium" w:cs="Gentium"/>
+          <w:noProof/>
+        </w:rPr>
+        <w:t>.</w:t>
+      </w:r>
+    </w:p>
+    <w:p>
+      <w:pPr>
+        <w:spacing w:before="120"/>
+        <w:jc w:val="both"/>
         <w:rPr>
           <w:noProof/>
         </w:rPr>
@@ -3892,29 +4876,57 @@
           <w:sz w:val="28"/>
           <w:szCs w:val="28"/>
         </w:rPr>
-        <w:t>Canon 56</w:t>
-      </w:r>
-    </w:p>
-    <w:p>
-      <w:pPr>
-        <w:shd w:val="clear" w:color="auto" w:fill="FFFFFF"/>
-        <w:spacing w:before="100"/>
-        <w:jc w:val="both"/>
-        <w:rPr>
-          <w:rFonts w:ascii="Gentium" w:hAnsi="Gentium" w:cs="Gentium"/>
-          <w:noProof/>
-        </w:rPr>
-      </w:pPr>
-      <w:r>
-        <w:rPr>
-          <w:rFonts w:ascii="Gentium" w:hAnsi="Gentium" w:cs="Gentium"/>
-          <w:noProof/>
-        </w:rPr>
-        <w:t>A bishop or presbyter who neglects the clergy or the people, and does not rebuke them in the fear of God and does not teach them godliness: let him be set apart. And if he persists in his negligence: let him be deposed.</w:t>
-      </w:r>
-    </w:p>
-    <w:p>
-      <w:pPr>
+        <w:t>Canon 55</w:t>
+      </w:r>
+    </w:p>
+    <w:p>
+      <w:pPr>
+        <w:shd w:val="clear" w:color="auto" w:fill="FFFFFF"/>
+        <w:spacing w:before="120"/>
+        <w:jc w:val="both"/>
+        <w:rPr>
+          <w:rFonts w:ascii="Gentium" w:hAnsi="Gentium" w:cs="Gentium"/>
+          <w:noProof/>
+        </w:rPr>
+      </w:pPr>
+      <w:r>
+        <w:rPr>
+          <w:rFonts w:ascii="Gentium" w:hAnsi="Gentium" w:cs="Gentium"/>
+          <w:b/>
+          <w:bCs/>
+          <w:noProof/>
+          <w:color w:val="0070C0"/>
+          <w:vertAlign w:val="superscript"/>
+        </w:rPr>
+        <w:t>1</w:t>
+      </w:r>
+      <w:r>
+        <w:rPr>
+          <w:rFonts w:ascii="Gentium" w:hAnsi="Gentium" w:cs="Gentium"/>
+          <w:noProof/>
+          <w:color w:val="0070C0"/>
+        </w:rPr>
+        <w:t> </w:t>
+      </w:r>
+      <w:r>
+        <w:rPr>
+          <w:rFonts w:ascii="Gentium" w:hAnsi="Gentium" w:cs="Gentium"/>
+          <w:noProof/>
+        </w:rPr>
+        <w:t>Abṭelis, 55. If a bishop or one who is a bishop of a diocese sees a man from among the priests who is sinful and stubborn, and he does not give permission to his synod, and he does not restrain him, and he does not rebuke him, let him be removed, and let him be found guilty</w:t>
+      </w:r>
+      <w:r>
+        <w:rPr>
+          <w:rFonts w:ascii="Gentium" w:hAnsi="Gentium" w:cs="Gentium"/>
+          <w:noProof/>
+        </w:rPr>
+        <w:t>.</w:t>
+      </w:r>
+    </w:p>
+    <w:p>
+      <w:pPr>
+        <w:spacing w:before="120"/>
+        <w:jc w:val="both"/>
         <w:rPr>
           <w:noProof/>
         </w:rPr>
@@ -3948,29 +4960,57 @@
           <w:sz w:val="28"/>
           <w:szCs w:val="28"/>
         </w:rPr>
-        <w:t>Canon 57</w:t>
-      </w:r>
-    </w:p>
-    <w:p>
-      <w:pPr>
-        <w:shd w:val="clear" w:color="auto" w:fill="FFFFFF"/>
-        <w:spacing w:before="100"/>
-        <w:jc w:val="both"/>
-        <w:rPr>
-          <w:rFonts w:ascii="Gentium" w:hAnsi="Gentium" w:cs="Gentium"/>
-          <w:noProof/>
-        </w:rPr>
-      </w:pPr>
-      <w:r>
-        <w:rPr>
-          <w:rFonts w:ascii="Gentium" w:hAnsi="Gentium" w:cs="Gentium"/>
-          <w:noProof/>
-        </w:rPr>
-        <w:t>If any bishop or presbyter does not give to each of the needy clerics the things that are necessary for him: let him be set apart. And if he persists: let him be deposed, as one who has killed his own brother.</w:t>
-      </w:r>
-    </w:p>
-    <w:p>
-      <w:pPr>
+        <w:t>Canon 56</w:t>
+      </w:r>
+    </w:p>
+    <w:p>
+      <w:pPr>
+        <w:shd w:val="clear" w:color="auto" w:fill="FFFFFF"/>
+        <w:spacing w:before="120"/>
+        <w:jc w:val="both"/>
+        <w:rPr>
+          <w:rFonts w:ascii="Gentium" w:hAnsi="Gentium" w:cs="Gentium"/>
+          <w:noProof/>
+        </w:rPr>
+      </w:pPr>
+      <w:r>
+        <w:rPr>
+          <w:rFonts w:ascii="Gentium" w:hAnsi="Gentium" w:cs="Gentium"/>
+          <w:b/>
+          <w:bCs/>
+          <w:noProof/>
+          <w:color w:val="0070C0"/>
+          <w:vertAlign w:val="superscript"/>
+        </w:rPr>
+        <w:t>1</w:t>
+      </w:r>
+      <w:r>
+        <w:rPr>
+          <w:rFonts w:ascii="Gentium" w:hAnsi="Gentium" w:cs="Gentium"/>
+          <w:noProof/>
+          <w:color w:val="0070C0"/>
+        </w:rPr>
+        <w:t> </w:t>
+      </w:r>
+      <w:r>
+        <w:rPr>
+          <w:rFonts w:ascii="Gentium" w:hAnsi="Gentium" w:cs="Gentium"/>
+          <w:noProof/>
+        </w:rPr>
+        <w:t>Abṭelis, 56. If a man brings books of falsehood, which are read by heretics and enemies of Christ, into the church and places them among the holy books, let him be expelled from the church, for he has corrupted the faith of the people</w:t>
+      </w:r>
+      <w:r>
+        <w:rPr>
+          <w:rFonts w:ascii="Gentium" w:hAnsi="Gentium" w:cs="Gentium"/>
+          <w:noProof/>
+        </w:rPr>
+        <w:t>.</w:t>
+      </w:r>
+    </w:p>
+    <w:p>
+      <w:pPr>
+        <w:spacing w:before="120"/>
+        <w:jc w:val="both"/>
         <w:rPr>
           <w:noProof/>
         </w:rPr>
@@ -3989,6 +5029,7 @@
         <w:keepNext/>
         <w:widowControl w:val="0"/>
         <w:shd w:val="clear" w:color="auto" w:fill="FFFFFF"/>
+        <w:spacing w:before="120"/>
         <w:jc w:val="center"/>
         <w:rPr>
           <w:noProof/>
@@ -4003,29 +5044,141 @@
           <w:sz w:val="28"/>
           <w:szCs w:val="28"/>
         </w:rPr>
-        <w:t>Canon 58</w:t>
-      </w:r>
-    </w:p>
-    <w:p>
-      <w:pPr>
-        <w:shd w:val="clear" w:color="auto" w:fill="FFFFFF"/>
-        <w:spacing w:before="100"/>
-        <w:jc w:val="both"/>
-        <w:rPr>
-          <w:rFonts w:ascii="Gentium" w:hAnsi="Gentium" w:cs="Gentium"/>
-          <w:noProof/>
-        </w:rPr>
-      </w:pPr>
-      <w:r>
-        <w:rPr>
-          <w:rFonts w:ascii="Gentium" w:hAnsi="Gentium" w:cs="Gentium"/>
-          <w:noProof/>
-        </w:rPr>
-        <w:t>If anyone publishes in the church the apocryphal books of the impious as though they were holy, to the corruption of the people and of the clergy: let him be deposed.</w:t>
-      </w:r>
-    </w:p>
-    <w:p>
-      <w:pPr>
+        <w:t>Canon 57</w:t>
+      </w:r>
+    </w:p>
+    <w:p>
+      <w:pPr>
+        <w:shd w:val="clear" w:color="auto" w:fill="FFFFFF"/>
+        <w:spacing w:before="120"/>
+        <w:jc w:val="both"/>
+        <w:rPr>
+          <w:rFonts w:ascii="Gentium" w:hAnsi="Gentium" w:cs="Gentium"/>
+          <w:noProof/>
+        </w:rPr>
+      </w:pPr>
+      <w:r>
+        <w:rPr>
+          <w:rFonts w:ascii="Gentium" w:hAnsi="Gentium" w:cs="Gentium"/>
+          <w:b/>
+          <w:bCs/>
+          <w:noProof/>
+          <w:color w:val="0070C0"/>
+          <w:vertAlign w:val="superscript"/>
+        </w:rPr>
+        <w:t>1</w:t>
+      </w:r>
+      <w:r>
+        <w:rPr>
+          <w:rFonts w:ascii="Gentium" w:hAnsi="Gentium" w:cs="Gentium"/>
+          <w:noProof/>
+          <w:color w:val="0070C0"/>
+        </w:rPr>
+        <w:t> </w:t>
+      </w:r>
+      <w:r>
+        <w:rPr>
+          <w:rFonts w:ascii="Gentium" w:hAnsi="Gentium" w:cs="Gentium"/>
+          <w:noProof/>
+        </w:rPr>
+        <w:t xml:space="preserve">Abṭelis, 57. If a man has fallen from the faith through abundant fornication, and this has become his constant habit, let him be bound by this sin. Just as a man should not commit adultery, so too should he not commit fornication, just as he should not commit theft. As it is written in the Book of the Law, </w:t>
+      </w:r>
+      <w:r>
+        <w:rPr>
+          <w:rFonts w:ascii="Gentium" w:hAnsi="Gentium" w:cs="Gentium"/>
+          <w:noProof/>
+        </w:rPr>
+        <w:t>‘</w:t>
+      </w:r>
+      <w:r>
+        <w:rPr>
+          <w:rFonts w:ascii="Gentium" w:hAnsi="Gentium" w:cs="Gentium"/>
+          <w:noProof/>
+        </w:rPr>
+        <w:t>You shall not commit adultery,</w:t>
+      </w:r>
+      <w:r>
+        <w:rPr>
+          <w:rFonts w:ascii="Gentium" w:hAnsi="Gentium" w:cs="Gentium"/>
+          <w:noProof/>
+        </w:rPr>
+        <w:t>’</w:t>
+      </w:r>
+      <w:r>
+        <w:rPr>
+          <w:rFonts w:ascii="Gentium" w:hAnsi="Gentium" w:cs="Gentium"/>
+          <w:noProof/>
+        </w:rPr>
+        <w:t xml:space="preserve"> and </w:t>
+      </w:r>
+      <w:r>
+        <w:rPr>
+          <w:rFonts w:ascii="Gentium" w:hAnsi="Gentium" w:cs="Gentium"/>
+          <w:noProof/>
+        </w:rPr>
+        <w:t>‘</w:t>
+      </w:r>
+      <w:r>
+        <w:rPr>
+          <w:rFonts w:ascii="Gentium" w:hAnsi="Gentium" w:cs="Gentium"/>
+          <w:noProof/>
+        </w:rPr>
+        <w:t>You shall not steal,</w:t>
+      </w:r>
+      <w:r>
+        <w:rPr>
+          <w:rFonts w:ascii="Gentium" w:hAnsi="Gentium" w:cs="Gentium"/>
+          <w:noProof/>
+        </w:rPr>
+        <w:t>’</w:t>
+      </w:r>
+      <w:r>
+        <w:rPr>
+          <w:rFonts w:ascii="Gentium" w:hAnsi="Gentium" w:cs="Gentium"/>
+          <w:noProof/>
+        </w:rPr>
+        <w:t xml:space="preserve"> and </w:t>
+      </w:r>
+      <w:r>
+        <w:rPr>
+          <w:rFonts w:ascii="Gentium" w:hAnsi="Gentium" w:cs="Gentium"/>
+          <w:noProof/>
+        </w:rPr>
+        <w:t>‘</w:t>
+      </w:r>
+      <w:r>
+        <w:rPr>
+          <w:rFonts w:ascii="Gentium" w:hAnsi="Gentium" w:cs="Gentium"/>
+          <w:noProof/>
+        </w:rPr>
+        <w:t>You shall not worship idols,</w:t>
+      </w:r>
+      <w:r>
+        <w:rPr>
+          <w:rFonts w:ascii="Gentium" w:hAnsi="Gentium" w:cs="Gentium"/>
+          <w:noProof/>
+        </w:rPr>
+        <w:t>’</w:t>
+      </w:r>
+      <w:r>
+        <w:rPr>
+          <w:rFonts w:ascii="Gentium" w:hAnsi="Gentium" w:cs="Gentium"/>
+          <w:noProof/>
+        </w:rPr>
+        <w:t xml:space="preserve"> let him be condemned for his soul, and let him be forgiven, but let him not fast within, and let him not be admitted to the rank of the priesthood. But if he repents of this and turns to good, let him be forgiven</w:t>
+      </w:r>
+      <w:r>
+        <w:rPr>
+          <w:rFonts w:ascii="Gentium" w:hAnsi="Gentium" w:cs="Gentium"/>
+          <w:noProof/>
+        </w:rPr>
+        <w:t>.</w:t>
+      </w:r>
+    </w:p>
+    <w:p>
+      <w:pPr>
+        <w:spacing w:before="120"/>
+        <w:jc w:val="both"/>
         <w:rPr>
           <w:noProof/>
         </w:rPr>
@@ -4059,29 +5212,57 @@
           <w:sz w:val="28"/>
           <w:szCs w:val="28"/>
         </w:rPr>
-        <w:t>Canon 59</w:t>
-      </w:r>
-    </w:p>
-    <w:p>
-      <w:pPr>
-        <w:shd w:val="clear" w:color="auto" w:fill="FFFFFF"/>
-        <w:spacing w:before="100"/>
-        <w:jc w:val="both"/>
-        <w:rPr>
-          <w:rFonts w:ascii="Gentium" w:hAnsi="Gentium" w:cs="Gentium"/>
-          <w:noProof/>
-        </w:rPr>
-      </w:pPr>
-      <w:r>
-        <w:rPr>
-          <w:rFonts w:ascii="Gentium" w:hAnsi="Gentium" w:cs="Gentium"/>
-          <w:noProof/>
-        </w:rPr>
-        <w:t>If any believer is accused of fornication, or of adultery, or of any other abominable work, and is convicted: let him not be advanced to the clergy.</w:t>
-      </w:r>
-    </w:p>
-    <w:p>
-      <w:pPr>
+        <w:t>Canon 58</w:t>
+      </w:r>
+    </w:p>
+    <w:p>
+      <w:pPr>
+        <w:shd w:val="clear" w:color="auto" w:fill="FFFFFF"/>
+        <w:spacing w:before="120"/>
+        <w:jc w:val="both"/>
+        <w:rPr>
+          <w:rFonts w:ascii="Gentium" w:hAnsi="Gentium" w:cs="Gentium"/>
+          <w:noProof/>
+        </w:rPr>
+      </w:pPr>
+      <w:r>
+        <w:rPr>
+          <w:rFonts w:ascii="Gentium" w:hAnsi="Gentium" w:cs="Gentium"/>
+          <w:b/>
+          <w:bCs/>
+          <w:noProof/>
+          <w:color w:val="0070C0"/>
+          <w:vertAlign w:val="superscript"/>
+        </w:rPr>
+        <w:t>1</w:t>
+      </w:r>
+      <w:r>
+        <w:rPr>
+          <w:rFonts w:ascii="Gentium" w:hAnsi="Gentium" w:cs="Gentium"/>
+          <w:noProof/>
+          <w:color w:val="0070C0"/>
+        </w:rPr>
+        <w:t> </w:t>
+      </w:r>
+      <w:r>
+        <w:rPr>
+          <w:rFonts w:ascii="Gentium" w:hAnsi="Gentium" w:cs="Gentium"/>
+          <w:noProof/>
+        </w:rPr>
+        <w:t>Abṭelis, 58. If a man, whether a priest or a layperson, denies his faith out of fear of Jews, pagans, or heretics, and does not confess his faith, he is a cup of heresy and a denial of Christ. Let him be expelled from the church. But if he is a priest, let him be deposed from his rank. But if he repents, let him be forgiven along with the penitents</w:t>
+      </w:r>
+      <w:r>
+        <w:rPr>
+          <w:rFonts w:ascii="Gentium" w:hAnsi="Gentium" w:cs="Gentium"/>
+          <w:noProof/>
+        </w:rPr>
+        <w:t>.</w:t>
+      </w:r>
+    </w:p>
+    <w:p>
+      <w:pPr>
+        <w:spacing w:before="120"/>
+        <w:jc w:val="both"/>
         <w:rPr>
           <w:noProof/>
         </w:rPr>
@@ -4116,29 +5297,57 @@
           <w:szCs w:val="28"/>
         </w:rPr>
         <w:lastRenderedPageBreak/>
-        <w:t>Canon 60</w:t>
-      </w:r>
-    </w:p>
-    <w:p>
-      <w:pPr>
-        <w:shd w:val="clear" w:color="auto" w:fill="FFFFFF"/>
-        <w:spacing w:before="120"/>
-        <w:jc w:val="both"/>
-        <w:rPr>
-          <w:rFonts w:ascii="Gentium" w:hAnsi="Gentium" w:cs="Gentium"/>
-          <w:noProof/>
-        </w:rPr>
-      </w:pPr>
-      <w:r>
-        <w:rPr>
-          <w:rFonts w:ascii="Gentium" w:hAnsi="Gentium" w:cs="Gentium"/>
-          <w:noProof/>
-        </w:rPr>
-        <w:t>If any cleric, through fear of men — of Jews, or of the heathen, or of heretics — makes denial: if it is the name of Christ, let him be cast out; but if the name of a cleric, let him be deposed. And when he has repented, let him be received as a layman.</w:t>
-      </w:r>
-    </w:p>
-    <w:p>
-      <w:pPr>
+        <w:t>Canon 59</w:t>
+      </w:r>
+    </w:p>
+    <w:p>
+      <w:pPr>
+        <w:shd w:val="clear" w:color="auto" w:fill="FFFFFF"/>
+        <w:spacing w:before="120"/>
+        <w:jc w:val="both"/>
+        <w:rPr>
+          <w:rFonts w:ascii="Gentium" w:hAnsi="Gentium" w:cs="Gentium"/>
+          <w:noProof/>
+        </w:rPr>
+      </w:pPr>
+      <w:r>
+        <w:rPr>
+          <w:rFonts w:ascii="Gentium" w:hAnsi="Gentium" w:cs="Gentium"/>
+          <w:b/>
+          <w:bCs/>
+          <w:noProof/>
+          <w:color w:val="0070C0"/>
+          <w:vertAlign w:val="superscript"/>
+        </w:rPr>
+        <w:t>1</w:t>
+      </w:r>
+      <w:r>
+        <w:rPr>
+          <w:rFonts w:ascii="Gentium" w:hAnsi="Gentium" w:cs="Gentium"/>
+          <w:noProof/>
+          <w:color w:val="0070C0"/>
+        </w:rPr>
+        <w:t> </w:t>
+      </w:r>
+      <w:r>
+        <w:rPr>
+          <w:rFonts w:ascii="Gentium" w:hAnsi="Gentium" w:cs="Gentium"/>
+          <w:noProof/>
+        </w:rPr>
+        <w:t>Abṭelis, 59. If a bishop, priest, deacon, or any of the lower ranks of the clergy eats meat that has not been properly slaughtered, or meat killed by strangulation, or a dead animal, and does not avoid this, let him be deposed from his rank</w:t>
+      </w:r>
+      <w:r>
+        <w:rPr>
+          <w:rFonts w:ascii="Gentium" w:hAnsi="Gentium" w:cs="Gentium"/>
+          <w:noProof/>
+        </w:rPr>
+        <w:t>.</w:t>
+      </w:r>
+    </w:p>
+    <w:p>
+      <w:pPr>
+        <w:spacing w:before="120"/>
+        <w:jc w:val="both"/>
         <w:rPr>
           <w:noProof/>
         </w:rPr>
@@ -4172,29 +5381,71 @@
           <w:sz w:val="28"/>
           <w:szCs w:val="28"/>
         </w:rPr>
-        <w:t>Canon 61</w:t>
-      </w:r>
-    </w:p>
-    <w:p>
-      <w:pPr>
-        <w:shd w:val="clear" w:color="auto" w:fill="FFFFFF"/>
-        <w:spacing w:before="120"/>
-        <w:jc w:val="both"/>
-        <w:rPr>
-          <w:rFonts w:ascii="Gentium" w:hAnsi="Gentium" w:cs="Gentium"/>
-          <w:noProof/>
-        </w:rPr>
-      </w:pPr>
-      <w:r>
-        <w:rPr>
-          <w:rFonts w:ascii="Gentium" w:hAnsi="Gentium" w:cs="Gentium"/>
-          <w:noProof/>
-        </w:rPr>
-        <w:t>If any bishop or presbyter or deacon, or anyone at all of the priestly order, eats flesh with the blood of its life in it, or torn by beasts, or that has died of itself: let him be deposed. And when he has repented, let him be received as a layman.</w:t>
-      </w:r>
-    </w:p>
-    <w:p>
-      <w:pPr>
+        <w:t>Canon 60</w:t>
+      </w:r>
+    </w:p>
+    <w:p>
+      <w:pPr>
+        <w:shd w:val="clear" w:color="auto" w:fill="FFFFFF"/>
+        <w:spacing w:before="120"/>
+        <w:jc w:val="both"/>
+        <w:rPr>
+          <w:rFonts w:ascii="Gentium" w:hAnsi="Gentium" w:cs="Gentium"/>
+          <w:noProof/>
+        </w:rPr>
+      </w:pPr>
+      <w:r>
+        <w:rPr>
+          <w:rFonts w:ascii="Gentium" w:hAnsi="Gentium" w:cs="Gentium"/>
+          <w:b/>
+          <w:bCs/>
+          <w:noProof/>
+          <w:color w:val="0070C0"/>
+          <w:vertAlign w:val="superscript"/>
+        </w:rPr>
+        <w:t>1</w:t>
+      </w:r>
+      <w:r>
+        <w:rPr>
+          <w:rFonts w:ascii="Gentium" w:hAnsi="Gentium" w:cs="Gentium"/>
+          <w:noProof/>
+          <w:color w:val="0070C0"/>
+        </w:rPr>
+        <w:t> </w:t>
+      </w:r>
+      <w:r>
+        <w:rPr>
+          <w:rFonts w:ascii="Gentium" w:hAnsi="Gentium" w:cs="Gentium"/>
+          <w:noProof/>
+        </w:rPr>
+        <w:t>Abṭelis, 60. If a man, whether a priest or a layperson, fasts on the Sabbath and the Lord</w:t>
+      </w:r>
+      <w:r>
+        <w:rPr>
+          <w:rFonts w:ascii="Gentium" w:hAnsi="Gentium" w:cs="Gentium"/>
+          <w:noProof/>
+        </w:rPr>
+        <w:t>’</w:t>
+      </w:r>
+      <w:r>
+        <w:rPr>
+          <w:rFonts w:ascii="Gentium" w:hAnsi="Gentium" w:cs="Gentium"/>
+          <w:noProof/>
+        </w:rPr>
+        <w:t>s Day, which is the Great Fast, that is, the Passover, let the priest be deposed from his rank, and let the layperson be excluded from the Eucharist</w:t>
+      </w:r>
+      <w:r>
+        <w:rPr>
+          <w:rFonts w:ascii="Gentium" w:hAnsi="Gentium" w:cs="Gentium"/>
+          <w:noProof/>
+        </w:rPr>
+        <w:t>.</w:t>
+      </w:r>
+    </w:p>
+    <w:p>
+      <w:pPr>
+        <w:spacing w:before="120"/>
+        <w:jc w:val="both"/>
         <w:rPr>
           <w:noProof/>
         </w:rPr>
@@ -4228,29 +5479,57 @@
           <w:sz w:val="28"/>
           <w:szCs w:val="28"/>
         </w:rPr>
-        <w:t>Canon 62</w:t>
-      </w:r>
-    </w:p>
-    <w:p>
-      <w:pPr>
-        <w:shd w:val="clear" w:color="auto" w:fill="FFFFFF"/>
-        <w:spacing w:before="120"/>
-        <w:jc w:val="both"/>
-        <w:rPr>
-          <w:rFonts w:ascii="Gentium" w:hAnsi="Gentium" w:cs="Gentium"/>
-          <w:noProof/>
-        </w:rPr>
-      </w:pPr>
-      <w:r>
-        <w:rPr>
-          <w:rFonts w:ascii="Gentium" w:hAnsi="Gentium" w:cs="Gentium"/>
-          <w:noProof/>
-        </w:rPr>
-        <w:t>If any cleric is found fasting on the Lord’s day, or on the sabbath — save on that one sabbath only which goes before the Pascha of the resurrection: let him be deposed. And if a layman does it: let him be set apart.</w:t>
-      </w:r>
-    </w:p>
-    <w:p>
-      <w:pPr>
+        <w:t>Canon 61</w:t>
+      </w:r>
+    </w:p>
+    <w:p>
+      <w:pPr>
+        <w:shd w:val="clear" w:color="auto" w:fill="FFFFFF"/>
+        <w:spacing w:before="120"/>
+        <w:jc w:val="both"/>
+        <w:rPr>
+          <w:rFonts w:ascii="Gentium" w:hAnsi="Gentium" w:cs="Gentium"/>
+          <w:noProof/>
+        </w:rPr>
+      </w:pPr>
+      <w:r>
+        <w:rPr>
+          <w:rFonts w:ascii="Gentium" w:hAnsi="Gentium" w:cs="Gentium"/>
+          <w:b/>
+          <w:bCs/>
+          <w:noProof/>
+          <w:color w:val="0070C0"/>
+          <w:vertAlign w:val="superscript"/>
+        </w:rPr>
+        <w:t>1</w:t>
+      </w:r>
+      <w:r>
+        <w:rPr>
+          <w:rFonts w:ascii="Gentium" w:hAnsi="Gentium" w:cs="Gentium"/>
+          <w:noProof/>
+          <w:color w:val="0070C0"/>
+        </w:rPr>
+        <w:t> </w:t>
+      </w:r>
+      <w:r>
+        <w:rPr>
+          <w:rFonts w:ascii="Gentium" w:hAnsi="Gentium" w:cs="Gentium"/>
+          <w:noProof/>
+        </w:rPr>
+        <w:t>Abṭelis, 61. If a priest or a layperson enters the synagogue of the Jews for prayer, or the church of the heretics, so that he may pray within it or be healed by its blessing, let him be deposed from his rank and expelled from the church</w:t>
+      </w:r>
+      <w:r>
+        <w:rPr>
+          <w:rFonts w:ascii="Gentium" w:hAnsi="Gentium" w:cs="Gentium"/>
+          <w:noProof/>
+        </w:rPr>
+        <w:t>.</w:t>
+      </w:r>
+    </w:p>
+    <w:p>
+      <w:pPr>
+        <w:spacing w:before="120"/>
+        <w:jc w:val="both"/>
         <w:rPr>
           <w:noProof/>
         </w:rPr>
@@ -4284,29 +5563,57 @@
           <w:sz w:val="28"/>
           <w:szCs w:val="28"/>
         </w:rPr>
-        <w:t>Canon 63</w:t>
-      </w:r>
-    </w:p>
-    <w:p>
-      <w:pPr>
-        <w:shd w:val="clear" w:color="auto" w:fill="FFFFFF"/>
-        <w:spacing w:before="120"/>
-        <w:jc w:val="both"/>
-        <w:rPr>
-          <w:rFonts w:ascii="Gentium" w:hAnsi="Gentium" w:cs="Gentium"/>
-          <w:noProof/>
-        </w:rPr>
-      </w:pPr>
-      <w:r>
-        <w:rPr>
-          <w:rFonts w:ascii="Gentium" w:hAnsi="Gentium" w:cs="Gentium"/>
-          <w:noProof/>
-        </w:rPr>
-        <w:t>If any layman or cleric enters the synagogue of the Jews, or the place of heretics, to pray: let him be deposed and set apart.</w:t>
-      </w:r>
-    </w:p>
-    <w:p>
-      <w:pPr>
+        <w:t>Canon 62</w:t>
+      </w:r>
+    </w:p>
+    <w:p>
+      <w:pPr>
+        <w:shd w:val="clear" w:color="auto" w:fill="FFFFFF"/>
+        <w:spacing w:before="120"/>
+        <w:jc w:val="both"/>
+        <w:rPr>
+          <w:rFonts w:ascii="Gentium" w:hAnsi="Gentium" w:cs="Gentium"/>
+          <w:noProof/>
+        </w:rPr>
+      </w:pPr>
+      <w:r>
+        <w:rPr>
+          <w:rFonts w:ascii="Gentium" w:hAnsi="Gentium" w:cs="Gentium"/>
+          <w:b/>
+          <w:bCs/>
+          <w:noProof/>
+          <w:color w:val="0070C0"/>
+          <w:vertAlign w:val="superscript"/>
+        </w:rPr>
+        <w:t>1</w:t>
+      </w:r>
+      <w:r>
+        <w:rPr>
+          <w:rFonts w:ascii="Gentium" w:hAnsi="Gentium" w:cs="Gentium"/>
+          <w:noProof/>
+          <w:color w:val="0070C0"/>
+        </w:rPr>
+        <w:t> </w:t>
+      </w:r>
+      <w:r>
+        <w:rPr>
+          <w:rFonts w:ascii="Gentium" w:hAnsi="Gentium" w:cs="Gentium"/>
+          <w:noProof/>
+        </w:rPr>
+        <w:t>Abṭelis, 62. If a man, whether a priest, quarrels with another man and strikes him and he dies in that place, let him be deposed from his rank. But if he is the one who struck him, let him be condemned as a murderer. But if he is a layperson, let him be expelled from the church of the Lord</w:t>
+      </w:r>
+      <w:r>
+        <w:rPr>
+          <w:rFonts w:ascii="Gentium" w:hAnsi="Gentium" w:cs="Gentium"/>
+          <w:noProof/>
+        </w:rPr>
+        <w:t>.</w:t>
+      </w:r>
+    </w:p>
+    <w:p>
+      <w:pPr>
+        <w:spacing w:before="120"/>
+        <w:jc w:val="both"/>
         <w:rPr>
           <w:noProof/>
         </w:rPr>
@@ -4340,29 +5647,57 @@
           <w:sz w:val="28"/>
           <w:szCs w:val="28"/>
         </w:rPr>
-        <w:t>Canon 64</w:t>
-      </w:r>
-    </w:p>
-    <w:p>
-      <w:pPr>
-        <w:shd w:val="clear" w:color="auto" w:fill="FFFFFF"/>
-        <w:spacing w:before="120"/>
-        <w:jc w:val="both"/>
-        <w:rPr>
-          <w:rFonts w:ascii="Gentium" w:hAnsi="Gentium" w:cs="Gentium"/>
-          <w:noProof/>
-        </w:rPr>
-      </w:pPr>
-      <w:r>
-        <w:rPr>
-          <w:rFonts w:ascii="Gentium" w:hAnsi="Gentium" w:cs="Gentium"/>
-          <w:noProof/>
-        </w:rPr>
-        <w:t>If any cleric in a quarrel gives a man a blow, and kills him with that blow: let him be deposed for his rashness. And if he is a layman: let him be set apart.</w:t>
-      </w:r>
-    </w:p>
-    <w:p>
-      <w:pPr>
+        <w:t>Canon 63</w:t>
+      </w:r>
+    </w:p>
+    <w:p>
+      <w:pPr>
+        <w:shd w:val="clear" w:color="auto" w:fill="FFFFFF"/>
+        <w:spacing w:before="120"/>
+        <w:jc w:val="both"/>
+        <w:rPr>
+          <w:rFonts w:ascii="Gentium" w:hAnsi="Gentium" w:cs="Gentium"/>
+          <w:noProof/>
+        </w:rPr>
+      </w:pPr>
+      <w:r>
+        <w:rPr>
+          <w:rFonts w:ascii="Gentium" w:hAnsi="Gentium" w:cs="Gentium"/>
+          <w:b/>
+          <w:bCs/>
+          <w:noProof/>
+          <w:color w:val="0070C0"/>
+          <w:vertAlign w:val="superscript"/>
+        </w:rPr>
+        <w:t>1</w:t>
+      </w:r>
+      <w:r>
+        <w:rPr>
+          <w:rFonts w:ascii="Gentium" w:hAnsi="Gentium" w:cs="Gentium"/>
+          <w:noProof/>
+          <w:color w:val="0070C0"/>
+        </w:rPr>
+        <w:t> </w:t>
+      </w:r>
+      <w:r>
+        <w:rPr>
+          <w:rFonts w:ascii="Gentium" w:hAnsi="Gentium" w:cs="Gentium"/>
+          <w:noProof/>
+        </w:rPr>
+        <w:t>Abṭelis, 63. If a man deceives a virgin, whether he does not marry her, or he promises her to another, and she is not his, and he deceives her for his own soul, and if he is the one who did this by her consent and she has lost her virginity, let him be expelled from the church. But if she was deceived and he did not marry her, except that he loved her for himself, and if he is a widower, let them be bound by this, by the first law and by the new law, both of them</w:t>
+      </w:r>
+      <w:r>
+        <w:rPr>
+          <w:rFonts w:ascii="Gentium" w:hAnsi="Gentium" w:cs="Gentium"/>
+          <w:noProof/>
+        </w:rPr>
+        <w:t>.</w:t>
+      </w:r>
+    </w:p>
+    <w:p>
+      <w:pPr>
+        <w:spacing w:before="120"/>
+        <w:jc w:val="both"/>
         <w:rPr>
           <w:noProof/>
         </w:rPr>
@@ -4396,29 +5731,57 @@
           <w:sz w:val="28"/>
           <w:szCs w:val="28"/>
         </w:rPr>
-        <w:t>Canon 65</w:t>
-      </w:r>
-    </w:p>
-    <w:p>
-      <w:pPr>
-        <w:shd w:val="clear" w:color="auto" w:fill="FFFFFF"/>
-        <w:spacing w:before="120"/>
-        <w:jc w:val="both"/>
-        <w:rPr>
-          <w:rFonts w:ascii="Gentium" w:hAnsi="Gentium" w:cs="Gentium"/>
-          <w:noProof/>
-        </w:rPr>
-      </w:pPr>
-      <w:r>
-        <w:rPr>
-          <w:rFonts w:ascii="Gentium" w:hAnsi="Gentium" w:cs="Gentium"/>
-          <w:noProof/>
-        </w:rPr>
-        <w:t>If anyone takes a betrothed virgin by force: let him be set apart; and let him not take another, but keep her whom he desired, though she be poor and ill-favoured.</w:t>
-      </w:r>
-    </w:p>
-    <w:p>
-      <w:pPr>
+        <w:t>Canon 64</w:t>
+      </w:r>
+    </w:p>
+    <w:p>
+      <w:pPr>
+        <w:shd w:val="clear" w:color="auto" w:fill="FFFFFF"/>
+        <w:spacing w:before="120"/>
+        <w:jc w:val="both"/>
+        <w:rPr>
+          <w:rFonts w:ascii="Gentium" w:hAnsi="Gentium" w:cs="Gentium"/>
+          <w:noProof/>
+        </w:rPr>
+      </w:pPr>
+      <w:r>
+        <w:rPr>
+          <w:rFonts w:ascii="Gentium" w:hAnsi="Gentium" w:cs="Gentium"/>
+          <w:b/>
+          <w:bCs/>
+          <w:noProof/>
+          <w:color w:val="0070C0"/>
+          <w:vertAlign w:val="superscript"/>
+        </w:rPr>
+        <w:t>1</w:t>
+      </w:r>
+      <w:r>
+        <w:rPr>
+          <w:rFonts w:ascii="Gentium" w:hAnsi="Gentium" w:cs="Gentium"/>
+          <w:noProof/>
+          <w:color w:val="0070C0"/>
+        </w:rPr>
+        <w:t> </w:t>
+      </w:r>
+      <w:r>
+        <w:rPr>
+          <w:rFonts w:ascii="Gentium" w:hAnsi="Gentium" w:cs="Gentium"/>
+          <w:noProof/>
+        </w:rPr>
+        <w:t>Abṭelis, 64. If a bishop, a presbyter, or a deacon has married two women before his ordination, he is to be removed from his office. But if he married a second woman after his ordination, he is not to be removed, for he has not committed a sin against the priesthood. This is written in another book. If a priest has been ordained a second time, or if one has been ordained in the same manner, he is to be removed from his office. But if he was ordained a second time because the first ordination was invalid, he is not to be removed, for those who were baptized by the invalidly ordained do not possess valid baptism, nor do they possess valid priesthood, and they are not to be separated from the church, for this is foolishness in the faith</w:t>
+      </w:r>
+      <w:r>
+        <w:rPr>
+          <w:rFonts w:ascii="Gentium" w:hAnsi="Gentium" w:cs="Gentium"/>
+          <w:noProof/>
+        </w:rPr>
+        <w:t>.</w:t>
+      </w:r>
+    </w:p>
+    <w:p>
+      <w:pPr>
+        <w:spacing w:before="120"/>
+        <w:jc w:val="both"/>
         <w:rPr>
           <w:noProof/>
         </w:rPr>
@@ -4452,29 +5815,58 @@
           <w:sz w:val="28"/>
           <w:szCs w:val="28"/>
         </w:rPr>
-        <w:t>Canon 66</w:t>
-      </w:r>
-    </w:p>
-    <w:p>
-      <w:pPr>
-        <w:shd w:val="clear" w:color="auto" w:fill="FFFFFF"/>
-        <w:spacing w:before="120"/>
-        <w:jc w:val="both"/>
-        <w:rPr>
-          <w:rFonts w:ascii="Gentium" w:hAnsi="Gentium" w:cs="Gentium"/>
-          <w:noProof/>
-        </w:rPr>
-      </w:pPr>
-      <w:r>
-        <w:rPr>
-          <w:rFonts w:ascii="Gentium" w:hAnsi="Gentium" w:cs="Gentium"/>
-          <w:noProof/>
-        </w:rPr>
-        <w:t>If any bishop or presbyter or deacon receives ordination a second time: let both he and the one from whom he received the laying on of hands be deposed — unless he shows that he had his ordination from heretics. For those who were baptised or ordained by such men can be neither believers nor clergy.</w:t>
-      </w:r>
-    </w:p>
-    <w:p>
-      <w:pPr>
+        <w:lastRenderedPageBreak/>
+        <w:t>Canon 65</w:t>
+      </w:r>
+    </w:p>
+    <w:p>
+      <w:pPr>
+        <w:shd w:val="clear" w:color="auto" w:fill="FFFFFF"/>
+        <w:spacing w:before="120"/>
+        <w:jc w:val="both"/>
+        <w:rPr>
+          <w:rFonts w:ascii="Gentium" w:hAnsi="Gentium" w:cs="Gentium"/>
+          <w:noProof/>
+        </w:rPr>
+      </w:pPr>
+      <w:r>
+        <w:rPr>
+          <w:rFonts w:ascii="Gentium" w:hAnsi="Gentium" w:cs="Gentium"/>
+          <w:b/>
+          <w:bCs/>
+          <w:noProof/>
+          <w:color w:val="0070C0"/>
+          <w:vertAlign w:val="superscript"/>
+        </w:rPr>
+        <w:t>1</w:t>
+      </w:r>
+      <w:r>
+        <w:rPr>
+          <w:rFonts w:ascii="Gentium" w:hAnsi="Gentium" w:cs="Gentium"/>
+          <w:noProof/>
+          <w:color w:val="0070C0"/>
+        </w:rPr>
+        <w:t> </w:t>
+      </w:r>
+      <w:r>
+        <w:rPr>
+          <w:rFonts w:ascii="Gentium" w:hAnsi="Gentium" w:cs="Gentium"/>
+          <w:noProof/>
+        </w:rPr>
+        <w:t>Abṭelis, 65. If a priest does not observe the great fast of forty days, nor Wednesday, nor Friday, as the law of the church commands, he is to be removed from his office, unless he is prevented by a bodily disease or a known illness that makes it impossible. But if he does the same, he is to be expelled from the church</w:t>
+      </w:r>
+      <w:r>
+        <w:rPr>
+          <w:rFonts w:ascii="Gentium" w:hAnsi="Gentium" w:cs="Gentium"/>
+          <w:noProof/>
+        </w:rPr>
+        <w:t>.</w:t>
+      </w:r>
+    </w:p>
+    <w:p>
+      <w:pPr>
+        <w:spacing w:before="120"/>
+        <w:jc w:val="both"/>
         <w:rPr>
           <w:noProof/>
         </w:rPr>
@@ -4508,29 +5900,57 @@
           <w:sz w:val="28"/>
           <w:szCs w:val="28"/>
         </w:rPr>
-        <w:t>Canon 67</w:t>
-      </w:r>
-    </w:p>
-    <w:p>
-      <w:pPr>
-        <w:shd w:val="clear" w:color="auto" w:fill="FFFFFF"/>
-        <w:spacing w:before="120"/>
-        <w:jc w:val="both"/>
-        <w:rPr>
-          <w:rFonts w:ascii="Gentium" w:hAnsi="Gentium" w:cs="Gentium"/>
-          <w:noProof/>
-        </w:rPr>
-      </w:pPr>
-      <w:r>
-        <w:rPr>
-          <w:rFonts w:ascii="Gentium" w:hAnsi="Gentium" w:cs="Gentium"/>
-          <w:noProof/>
-        </w:rPr>
-        <w:t>If any bishop or presbyter or deacon, or reader, or cantor, does not keep the fast of the forty days, or of the sixth day and the fourth in the week: let him be deposed, unless bodily infirmity has hindered him. And if he is a layman: let him be set apart.</w:t>
-      </w:r>
-    </w:p>
-    <w:p>
-      <w:pPr>
+        <w:t>Canon 66</w:t>
+      </w:r>
+    </w:p>
+    <w:p>
+      <w:pPr>
+        <w:shd w:val="clear" w:color="auto" w:fill="FFFFFF"/>
+        <w:spacing w:before="120"/>
+        <w:jc w:val="both"/>
+        <w:rPr>
+          <w:rFonts w:ascii="Gentium" w:hAnsi="Gentium" w:cs="Gentium"/>
+          <w:noProof/>
+        </w:rPr>
+      </w:pPr>
+      <w:r>
+        <w:rPr>
+          <w:rFonts w:ascii="Gentium" w:hAnsi="Gentium" w:cs="Gentium"/>
+          <w:b/>
+          <w:bCs/>
+          <w:noProof/>
+          <w:color w:val="0070C0"/>
+          <w:vertAlign w:val="superscript"/>
+        </w:rPr>
+        <w:t>1</w:t>
+      </w:r>
+      <w:r>
+        <w:rPr>
+          <w:rFonts w:ascii="Gentium" w:hAnsi="Gentium" w:cs="Gentium"/>
+          <w:noProof/>
+          <w:color w:val="0070C0"/>
+        </w:rPr>
+        <w:t> </w:t>
+      </w:r>
+      <w:r>
+        <w:rPr>
+          <w:rFonts w:ascii="Gentium" w:hAnsi="Gentium" w:cs="Gentium"/>
+          <w:noProof/>
+        </w:rPr>
+        <w:t>Abṭelis, 66. If a priest or a layperson fasts with the Jews according to their fasts, or celebrates Passover with them, or joins them in their feasts, or agrees with them, or believes in them, or follows them, and if he is a priest, he is to be removed from his office. But if he is a layperson, he is to be expelled from the church</w:t>
+      </w:r>
+      <w:r>
+        <w:rPr>
+          <w:rFonts w:ascii="Gentium" w:hAnsi="Gentium" w:cs="Gentium"/>
+          <w:noProof/>
+        </w:rPr>
+        <w:t>.</w:t>
+      </w:r>
+    </w:p>
+    <w:p>
+      <w:pPr>
+        <w:spacing w:before="120"/>
+        <w:jc w:val="both"/>
         <w:rPr>
           <w:noProof/>
         </w:rPr>
@@ -4564,30 +5984,57 @@
           <w:sz w:val="28"/>
           <w:szCs w:val="28"/>
         </w:rPr>
-        <w:lastRenderedPageBreak/>
-        <w:t>Canon 68</w:t>
-      </w:r>
-    </w:p>
-    <w:p>
-      <w:pPr>
-        <w:shd w:val="clear" w:color="auto" w:fill="FFFFFF"/>
-        <w:spacing w:before="100"/>
-        <w:jc w:val="both"/>
-        <w:rPr>
-          <w:rFonts w:ascii="Gentium" w:hAnsi="Gentium" w:cs="Gentium"/>
-          <w:noProof/>
-        </w:rPr>
-      </w:pPr>
-      <w:r>
-        <w:rPr>
-          <w:rFonts w:ascii="Gentium" w:hAnsi="Gentium" w:cs="Gentium"/>
-          <w:noProof/>
-        </w:rPr>
-        <w:t>If any bishop or cleric fasts with the Jews, or keeps a feast with them, or receives from them the gifts of their feasts, such as unleavened bread or the like: let him be deposed. And if he is a layman: let him be set apart.</w:t>
-      </w:r>
-    </w:p>
-    <w:p>
-      <w:pPr>
+        <w:t>Canon 67</w:t>
+      </w:r>
+    </w:p>
+    <w:p>
+      <w:pPr>
+        <w:shd w:val="clear" w:color="auto" w:fill="FFFFFF"/>
+        <w:spacing w:before="120"/>
+        <w:jc w:val="both"/>
+        <w:rPr>
+          <w:rFonts w:ascii="Gentium" w:hAnsi="Gentium" w:cs="Gentium"/>
+          <w:noProof/>
+        </w:rPr>
+      </w:pPr>
+      <w:r>
+        <w:rPr>
+          <w:rFonts w:ascii="Gentium" w:hAnsi="Gentium" w:cs="Gentium"/>
+          <w:b/>
+          <w:bCs/>
+          <w:noProof/>
+          <w:color w:val="0070C0"/>
+          <w:vertAlign w:val="superscript"/>
+        </w:rPr>
+        <w:t>1</w:t>
+      </w:r>
+      <w:r>
+        <w:rPr>
+          <w:rFonts w:ascii="Gentium" w:hAnsi="Gentium" w:cs="Gentium"/>
+          <w:noProof/>
+          <w:color w:val="0070C0"/>
+        </w:rPr>
+        <w:t> </w:t>
+      </w:r>
+      <w:r>
+        <w:rPr>
+          <w:rFonts w:ascii="Gentium" w:hAnsi="Gentium" w:cs="Gentium"/>
+          <w:noProof/>
+        </w:rPr>
+        <w:t>Abṭelis, 67. If a priest or a layperson attends the feasts of the Jews, or the sacrifices of the pagans, or the worship of idols, or the places of demons, or joins them in their feasts, or agrees with them, or believes in them, or follows them, he is to be expelled from the church</w:t>
+      </w:r>
+      <w:r>
+        <w:rPr>
+          <w:rFonts w:ascii="Gentium" w:hAnsi="Gentium" w:cs="Gentium"/>
+          <w:noProof/>
+        </w:rPr>
+        <w:t>.</w:t>
+      </w:r>
+    </w:p>
+    <w:p>
+      <w:pPr>
+        <w:spacing w:before="120"/>
+        <w:jc w:val="both"/>
         <w:rPr>
           <w:noProof/>
         </w:rPr>
@@ -4621,29 +6068,57 @@
           <w:sz w:val="28"/>
           <w:szCs w:val="28"/>
         </w:rPr>
-        <w:t>Canon 69</w:t>
-      </w:r>
-    </w:p>
-    <w:p>
-      <w:pPr>
-        <w:shd w:val="clear" w:color="auto" w:fill="FFFFFF"/>
-        <w:spacing w:before="100"/>
-        <w:jc w:val="both"/>
-        <w:rPr>
-          <w:rFonts w:ascii="Gentium" w:hAnsi="Gentium" w:cs="Gentium"/>
-          <w:noProof/>
-        </w:rPr>
-      </w:pPr>
-      <w:r>
-        <w:rPr>
-          <w:rFonts w:ascii="Gentium" w:hAnsi="Gentium" w:cs="Gentium"/>
-          <w:noProof/>
-        </w:rPr>
-        <w:t>If any Christian carries oil to the house of the idols of the heathen, or to the synagogue of the Jews, or lights a lamp there at their feasts: let him be set apart.</w:t>
-      </w:r>
-    </w:p>
-    <w:p>
-      <w:pPr>
+        <w:t>Canon 68</w:t>
+      </w:r>
+    </w:p>
+    <w:p>
+      <w:pPr>
+        <w:shd w:val="clear" w:color="auto" w:fill="FFFFFF"/>
+        <w:spacing w:before="120"/>
+        <w:jc w:val="both"/>
+        <w:rPr>
+          <w:rFonts w:ascii="Gentium" w:hAnsi="Gentium" w:cs="Gentium"/>
+          <w:noProof/>
+        </w:rPr>
+      </w:pPr>
+      <w:r>
+        <w:rPr>
+          <w:rFonts w:ascii="Gentium" w:hAnsi="Gentium" w:cs="Gentium"/>
+          <w:b/>
+          <w:bCs/>
+          <w:noProof/>
+          <w:color w:val="0070C0"/>
+          <w:vertAlign w:val="superscript"/>
+        </w:rPr>
+        <w:t>1</w:t>
+      </w:r>
+      <w:r>
+        <w:rPr>
+          <w:rFonts w:ascii="Gentium" w:hAnsi="Gentium" w:cs="Gentium"/>
+          <w:noProof/>
+          <w:color w:val="0070C0"/>
+        </w:rPr>
+        <w:t> </w:t>
+      </w:r>
+      <w:r>
+        <w:rPr>
+          <w:rFonts w:ascii="Gentium" w:hAnsi="Gentium" w:cs="Gentium"/>
+          <w:noProof/>
+        </w:rPr>
+        <w:t>Abṭelis, 68. If a priest or a layperson steals from the church, whether a sacred vessel or a sacred object, he is not to be removed from his office, but he must restore what he stole with a fivefold penalty</w:t>
+      </w:r>
+      <w:r>
+        <w:rPr>
+          <w:rFonts w:ascii="Gentium" w:hAnsi="Gentium" w:cs="Gentium"/>
+          <w:noProof/>
+        </w:rPr>
+        <w:t>.</w:t>
+      </w:r>
+    </w:p>
+    <w:p>
+      <w:pPr>
+        <w:spacing w:before="120"/>
+        <w:jc w:val="both"/>
         <w:rPr>
           <w:noProof/>
         </w:rPr>
@@ -4662,6 +6137,7 @@
         <w:keepNext/>
         <w:widowControl w:val="0"/>
         <w:shd w:val="clear" w:color="auto" w:fill="FFFFFF"/>
+        <w:spacing w:before="120"/>
         <w:jc w:val="center"/>
         <w:rPr>
           <w:noProof/>
@@ -4676,29 +6152,57 @@
           <w:sz w:val="28"/>
           <w:szCs w:val="28"/>
         </w:rPr>
-        <w:t>Canon 70</w:t>
-      </w:r>
-    </w:p>
-    <w:p>
-      <w:pPr>
-        <w:shd w:val="clear" w:color="auto" w:fill="FFFFFF"/>
-        <w:spacing w:before="100"/>
-        <w:jc w:val="both"/>
-        <w:rPr>
-          <w:rFonts w:ascii="Gentium" w:hAnsi="Gentium" w:cs="Gentium"/>
-          <w:noProof/>
-        </w:rPr>
-      </w:pPr>
-      <w:r>
-        <w:rPr>
-          <w:rFonts w:ascii="Gentium" w:hAnsi="Gentium" w:cs="Gentium"/>
-          <w:noProof/>
-        </w:rPr>
-        <w:t>If any cleric or layman takes away wax or oil from the holy church: let him be set apart, and let him restore fivefold together with the thing taken.</w:t>
-      </w:r>
-    </w:p>
-    <w:p>
-      <w:pPr>
+        <w:t>Canon 69</w:t>
+      </w:r>
+    </w:p>
+    <w:p>
+      <w:pPr>
+        <w:shd w:val="clear" w:color="auto" w:fill="FFFFFF"/>
+        <w:spacing w:before="120"/>
+        <w:jc w:val="both"/>
+        <w:rPr>
+          <w:rFonts w:ascii="Gentium" w:hAnsi="Gentium" w:cs="Gentium"/>
+          <w:noProof/>
+        </w:rPr>
+      </w:pPr>
+      <w:r>
+        <w:rPr>
+          <w:rFonts w:ascii="Gentium" w:hAnsi="Gentium" w:cs="Gentium"/>
+          <w:b/>
+          <w:bCs/>
+          <w:noProof/>
+          <w:color w:val="0070C0"/>
+          <w:vertAlign w:val="superscript"/>
+        </w:rPr>
+        <w:t>1</w:t>
+      </w:r>
+      <w:r>
+        <w:rPr>
+          <w:rFonts w:ascii="Gentium" w:hAnsi="Gentium" w:cs="Gentium"/>
+          <w:noProof/>
+          <w:color w:val="0070C0"/>
+        </w:rPr>
+        <w:t> </w:t>
+      </w:r>
+      <w:r>
+        <w:rPr>
+          <w:rFonts w:ascii="Gentium" w:hAnsi="Gentium" w:cs="Gentium"/>
+          <w:noProof/>
+        </w:rPr>
+        <w:t>Abṭelis, 69. All who are of the church, whether of the holy vessels or of the silver vessels, must not sell or transfer them to anyone. They are to remain in their place, for this is the law commanded by God to His beloved, the faithful. Consider what God did to Nebuchadnezzar, king of Babylon. But if anyone gives the property of the church to God, and does as it is commanded, he is to be praised and not expelled from the church</w:t>
+      </w:r>
+      <w:r>
+        <w:rPr>
+          <w:rFonts w:ascii="Gentium" w:hAnsi="Gentium" w:cs="Gentium"/>
+          <w:noProof/>
+        </w:rPr>
+        <w:t>.</w:t>
+      </w:r>
+    </w:p>
+    <w:p>
+      <w:pPr>
+        <w:spacing w:before="120"/>
+        <w:jc w:val="both"/>
         <w:rPr>
           <w:noProof/>
         </w:rPr>
@@ -4717,6 +6221,7 @@
         <w:keepNext/>
         <w:widowControl w:val="0"/>
         <w:shd w:val="clear" w:color="auto" w:fill="FFFFFF"/>
+        <w:spacing w:before="120"/>
         <w:jc w:val="center"/>
         <w:rPr>
           <w:noProof/>
@@ -4731,29 +6236,65 @@
           <w:sz w:val="28"/>
           <w:szCs w:val="28"/>
         </w:rPr>
-        <w:t>Canon 71</w:t>
-      </w:r>
-    </w:p>
-    <w:p>
-      <w:pPr>
-        <w:shd w:val="clear" w:color="auto" w:fill="FFFFFF"/>
-        <w:spacing w:before="100"/>
-        <w:jc w:val="both"/>
-        <w:rPr>
-          <w:rFonts w:ascii="Gentium" w:hAnsi="Gentium" w:cs="Gentium"/>
-          <w:noProof/>
-        </w:rPr>
-      </w:pPr>
-      <w:r>
-        <w:rPr>
-          <w:rFonts w:ascii="Gentium" w:hAnsi="Gentium" w:cs="Gentium"/>
-          <w:noProof/>
-        </w:rPr>
-        <w:t>But as for the vessels of gold, or of silver, or the linen veils that have been sanctified — let no man take them into his own use, for that is against right. And if any is caught doing it: let him be punished with the sentence of separation.</w:t>
-      </w:r>
-    </w:p>
-    <w:p>
-      <w:pPr>
+        <w:t>Canon 70</w:t>
+      </w:r>
+    </w:p>
+    <w:p>
+      <w:pPr>
+        <w:shd w:val="clear" w:color="auto" w:fill="FFFFFF"/>
+        <w:spacing w:before="120"/>
+        <w:jc w:val="both"/>
+        <w:rPr>
+          <w:rFonts w:ascii="Gentium" w:hAnsi="Gentium" w:cs="Gentium"/>
+          <w:noProof/>
+        </w:rPr>
+      </w:pPr>
+      <w:r>
+        <w:rPr>
+          <w:rFonts w:ascii="Gentium" w:hAnsi="Gentium" w:cs="Gentium"/>
+          <w:b/>
+          <w:bCs/>
+          <w:noProof/>
+          <w:color w:val="0070C0"/>
+          <w:vertAlign w:val="superscript"/>
+        </w:rPr>
+        <w:t>1</w:t>
+      </w:r>
+      <w:r>
+        <w:rPr>
+          <w:rFonts w:ascii="Gentium" w:hAnsi="Gentium" w:cs="Gentium"/>
+          <w:noProof/>
+          <w:color w:val="0070C0"/>
+        </w:rPr>
+        <w:t> </w:t>
+      </w:r>
+      <w:r>
+        <w:rPr>
+          <w:rFonts w:ascii="Gentium" w:hAnsi="Gentium" w:cs="Gentium"/>
+          <w:noProof/>
+        </w:rPr>
+        <w:t xml:space="preserve">Abṭelis, 70. If a bishop has sinned, the priests are to judge him, and if there are no priests in that region, he is to be judged by the metropolitan or by a bishop in the presence of others, for the law has been established, and the order of their faith has been set. He is not to be judged by those who are not in the order of bishops. If there are bishops nearby, they are to be summoned, and they are to come to him, examine his case, and see what he has done. If he comes to them and his sin is proven, he is to be condemned for what he has done, and he is to be corrected for what he has violated, according to the law of his country. But if he refuses to come to them, they are to send for him again. If he still does not </w:t>
+      </w:r>
+      <w:r>
+        <w:rPr>
+          <w:rFonts w:ascii="Gentium" w:hAnsi="Gentium" w:cs="Gentium"/>
+          <w:noProof/>
+        </w:rPr>
+        <w:lastRenderedPageBreak/>
+        <w:t>come, they are to send for him a second time, and a third time. If he still refuses and does not listen to them, he is to be expelled from the people, and he is to be removed, and he is not to be like his fathers to the people, for he is not worthy</w:t>
+      </w:r>
+      <w:r>
+        <w:rPr>
+          <w:rFonts w:ascii="Gentium" w:hAnsi="Gentium" w:cs="Gentium"/>
+          <w:noProof/>
+        </w:rPr>
+        <w:t>.</w:t>
+      </w:r>
+    </w:p>
+    <w:p>
+      <w:pPr>
+        <w:spacing w:before="120"/>
+        <w:jc w:val="both"/>
         <w:rPr>
           <w:noProof/>
         </w:rPr>
@@ -4787,47 +6328,57 @@
           <w:sz w:val="28"/>
           <w:szCs w:val="28"/>
         </w:rPr>
-        <w:t>Canon 72</w:t>
-      </w:r>
-    </w:p>
-    <w:p>
-      <w:pPr>
-        <w:shd w:val="clear" w:color="auto" w:fill="FFFFFF"/>
-        <w:spacing w:before="100"/>
-        <w:jc w:val="both"/>
-        <w:rPr>
-          <w:rFonts w:ascii="Gentium" w:hAnsi="Gentium" w:cs="Gentium"/>
-          <w:noProof/>
-        </w:rPr>
-      </w:pPr>
-      <w:r>
-        <w:rPr>
-          <w:rFonts w:ascii="Gentium" w:hAnsi="Gentium" w:cs="Gentium"/>
-          <w:noProof/>
-        </w:rPr>
-        <w:t>A bishop who is accused of anything by men worthy of trust, who are faithful, ought to be summoned before the bishops. And if he comes, and confesses, and is convicted, let the sentence be determined against him and the penalty appointed.</w:t>
-      </w:r>
-    </w:p>
-    <w:p>
-      <w:pPr>
-        <w:shd w:val="clear" w:color="auto" w:fill="FFFFFF"/>
-        <w:spacing w:before="100"/>
-        <w:jc w:val="both"/>
-        <w:rPr>
-          <w:rFonts w:ascii="Gentium" w:hAnsi="Gentium" w:cs="Gentium"/>
-          <w:noProof/>
-        </w:rPr>
-      </w:pPr>
-      <w:r>
-        <w:rPr>
-          <w:rFonts w:ascii="Gentium" w:hAnsi="Gentium" w:cs="Gentium"/>
-          <w:noProof/>
-        </w:rPr>
-        <w:t>But if being summoned he does not hear, let him be summoned a second time, and two bishops sent to him. And if again he does not hear, let him be summoned a third time, and two bishops sent to him again. And if even so he holds this in contempt and does not come, let the synod judge concerning him as it thinks fit, that he may not seem to have profited by evading them.</w:t>
-      </w:r>
-    </w:p>
-    <w:p>
-      <w:pPr>
+        <w:t>Canon 71</w:t>
+      </w:r>
+    </w:p>
+    <w:p>
+      <w:pPr>
+        <w:shd w:val="clear" w:color="auto" w:fill="FFFFFF"/>
+        <w:spacing w:before="120"/>
+        <w:jc w:val="both"/>
+        <w:rPr>
+          <w:rFonts w:ascii="Gentium" w:hAnsi="Gentium" w:cs="Gentium"/>
+          <w:noProof/>
+        </w:rPr>
+      </w:pPr>
+      <w:r>
+        <w:rPr>
+          <w:rFonts w:ascii="Gentium" w:hAnsi="Gentium" w:cs="Gentium"/>
+          <w:b/>
+          <w:bCs/>
+          <w:noProof/>
+          <w:color w:val="0070C0"/>
+          <w:vertAlign w:val="superscript"/>
+        </w:rPr>
+        <w:t>1</w:t>
+      </w:r>
+      <w:r>
+        <w:rPr>
+          <w:rFonts w:ascii="Gentium" w:hAnsi="Gentium" w:cs="Gentium"/>
+          <w:noProof/>
+          <w:color w:val="0070C0"/>
+        </w:rPr>
+        <w:t> </w:t>
+      </w:r>
+      <w:r>
+        <w:rPr>
+          <w:rFonts w:ascii="Gentium" w:hAnsi="Gentium" w:cs="Gentium"/>
+          <w:noProof/>
+        </w:rPr>
+        <w:t>Abṭelis, 71. Two or three witnesses are not to be heard above a bishop, and no one is to be heard as a single witness, for as it is written in the law, by the mouth of two or three witnesses, every matter is established</w:t>
+      </w:r>
+      <w:r>
+        <w:rPr>
+          <w:rFonts w:ascii="Gentium" w:hAnsi="Gentium" w:cs="Gentium"/>
+          <w:noProof/>
+        </w:rPr>
+        <w:t>.</w:t>
+      </w:r>
+    </w:p>
+    <w:p>
+      <w:pPr>
+        <w:spacing w:before="120"/>
+        <w:jc w:val="both"/>
         <w:rPr>
           <w:noProof/>
         </w:rPr>
@@ -4861,61 +6412,71 @@
           <w:sz w:val="28"/>
           <w:szCs w:val="28"/>
         </w:rPr>
-        <w:t>Canon 73</w:t>
-      </w:r>
-    </w:p>
-    <w:p>
-      <w:pPr>
-        <w:shd w:val="clear" w:color="auto" w:fill="FFFFFF"/>
-        <w:spacing w:before="100"/>
-        <w:jc w:val="both"/>
-        <w:rPr>
-          <w:rFonts w:ascii="Gentium" w:hAnsi="Gentium" w:cs="Gentium"/>
-          <w:noProof/>
-        </w:rPr>
-      </w:pPr>
-      <w:r>
-        <w:rPr>
-          <w:rFonts w:ascii="Gentium" w:hAnsi="Gentium" w:cs="Gentium"/>
-          <w:noProof/>
-        </w:rPr>
-        <w:t>Let not the testimony of a heretical bishop be received. Nor the testimony of one faithful man alone; but by the mouth of two or of three witnesses shall every word stand.</w:t>
-      </w:r>
-    </w:p>
-    <w:p>
-      <w:pPr>
-        <w:shd w:val="clear" w:color="auto" w:fill="FFFFFF"/>
-        <w:spacing w:before="60"/>
-        <w:jc w:val="center"/>
-        <w:rPr>
-          <w:rFonts w:ascii="Gentium" w:hAnsi="Gentium" w:cs="Gentium"/>
-          <w:i/>
-          <w:iCs/>
-          <w:noProof/>
-        </w:rPr>
-      </w:pPr>
-      <w:r>
-        <w:rPr>
-          <w:rFonts w:ascii="Gentium" w:hAnsi="Gentium" w:cs="Gentium"/>
-          <w:i/>
-          <w:iCs/>
-          <w:noProof/>
-        </w:rPr>
-        <w:t xml:space="preserve">(Mai gives another form: that a heretic is not to be admitted in testimony against a bishop. Earlier </w:t>
-      </w:r>
-      <w:r>
-        <w:rPr>
-          <w:rFonts w:ascii="Gentium" w:hAnsi="Gentium" w:cs="Gentium"/>
-          <w:i/>
-          <w:iCs/>
-          <w:noProof/>
-        </w:rPr>
-        <w:br/>
-        <w:t>drafts of this edition followed that variant without saying so; the main text is followed here.)</w:t>
-      </w:r>
-    </w:p>
-    <w:p>
-      <w:pPr>
+        <w:t>Canon 72</w:t>
+      </w:r>
+    </w:p>
+    <w:p>
+      <w:pPr>
+        <w:shd w:val="clear" w:color="auto" w:fill="FFFFFF"/>
+        <w:spacing w:before="120"/>
+        <w:jc w:val="both"/>
+        <w:rPr>
+          <w:rFonts w:ascii="Gentium" w:hAnsi="Gentium" w:cs="Gentium"/>
+          <w:noProof/>
+        </w:rPr>
+      </w:pPr>
+      <w:r>
+        <w:rPr>
+          <w:rFonts w:ascii="Gentium" w:hAnsi="Gentium" w:cs="Gentium"/>
+          <w:b/>
+          <w:bCs/>
+          <w:noProof/>
+          <w:color w:val="0070C0"/>
+          <w:vertAlign w:val="superscript"/>
+        </w:rPr>
+        <w:t>1</w:t>
+      </w:r>
+      <w:r>
+        <w:rPr>
+          <w:rFonts w:ascii="Gentium" w:hAnsi="Gentium" w:cs="Gentium"/>
+          <w:noProof/>
+          <w:color w:val="0070C0"/>
+        </w:rPr>
+        <w:t> </w:t>
+      </w:r>
+      <w:r>
+        <w:rPr>
+          <w:rFonts w:ascii="Gentium" w:hAnsi="Gentium" w:cs="Gentium"/>
+          <w:noProof/>
+        </w:rPr>
+        <w:t xml:space="preserve">Abṭelis, </w:t>
+      </w:r>
+      <w:r>
+        <w:rPr>
+          <w:rFonts w:ascii="Gentium" w:hAnsi="Gentium" w:cs="Gentium"/>
+          <w:noProof/>
+        </w:rPr>
+        <w:t>8</w:t>
+      </w:r>
+      <w:r>
+        <w:rPr>
+          <w:rFonts w:ascii="Gentium" w:hAnsi="Gentium" w:cs="Gentium"/>
+          <w:noProof/>
+        </w:rPr>
+        <w:t>2. It is not permitted for a bishop to bequeath his office to his nephew, nor to his brother, nor to his sister, nor to his son, nor to his relative, nor to his favorite. Nor should he seek to bequeath the priesthood or transgress the command of God. The command of a bishop is not that he should permit and allow the church of God to be inherited by his household</w:t>
+      </w:r>
+      <w:r>
+        <w:rPr>
+          <w:rFonts w:ascii="Gentium" w:hAnsi="Gentium" w:cs="Gentium"/>
+          <w:noProof/>
+        </w:rPr>
+        <w:t>.</w:t>
+      </w:r>
+    </w:p>
+    <w:p>
+      <w:pPr>
+        <w:spacing w:before="120"/>
+        <w:jc w:val="both"/>
         <w:rPr>
           <w:noProof/>
         </w:rPr>
@@ -4949,37 +6510,106 @@
           <w:sz w:val="28"/>
           <w:szCs w:val="28"/>
         </w:rPr>
-        <w:t>Canon 74</w:t>
-      </w:r>
-    </w:p>
-    <w:p>
-      <w:pPr>
-        <w:shd w:val="clear" w:color="auto" w:fill="FFFFFF"/>
-        <w:spacing w:before="100"/>
-        <w:jc w:val="both"/>
-        <w:rPr>
-          <w:rFonts w:ascii="Gentium" w:hAnsi="Gentium" w:cs="Gentium"/>
-          <w:noProof/>
-        </w:rPr>
-      </w:pPr>
-      <w:r>
-        <w:rPr>
-          <w:rFonts w:ascii="Gentium" w:hAnsi="Gentium" w:cs="Gentium"/>
-          <w:noProof/>
-        </w:rPr>
-        <w:t xml:space="preserve">A bishop ought not to confer the honour of the episcopate upon his brother, or his son, or any other kinsman of his, nor make ordinations of whom he will — appointing heirs of his own bishopric. For it is not just, nor is it right, to grant the things which are God’s out of human affection, </w:t>
-      </w:r>
-      <w:r>
-        <w:rPr>
-          <w:rFonts w:ascii="Gentium" w:hAnsi="Gentium" w:cs="Gentium"/>
-          <w:noProof/>
-        </w:rPr>
-        <w:lastRenderedPageBreak/>
-        <w:t>nor to draw the church of God into an inheritance. And if any does this, let his ordination be void, and let him himself receive the sentence of separation.</w:t>
-      </w:r>
-    </w:p>
-    <w:p>
-      <w:pPr>
+        <w:t>Canon 73</w:t>
+      </w:r>
+    </w:p>
+    <w:p>
+      <w:pPr>
+        <w:shd w:val="clear" w:color="auto" w:fill="FFFFFF"/>
+        <w:spacing w:before="120"/>
+        <w:jc w:val="both"/>
+        <w:rPr>
+          <w:rFonts w:ascii="Gentium" w:hAnsi="Gentium" w:cs="Gentium"/>
+          <w:noProof/>
+        </w:rPr>
+      </w:pPr>
+      <w:r>
+        <w:rPr>
+          <w:rFonts w:ascii="Gentium" w:hAnsi="Gentium" w:cs="Gentium"/>
+          <w:b/>
+          <w:bCs/>
+          <w:noProof/>
+          <w:color w:val="0070C0"/>
+          <w:vertAlign w:val="superscript"/>
+        </w:rPr>
+        <w:t>1</w:t>
+      </w:r>
+      <w:r>
+        <w:rPr>
+          <w:rFonts w:ascii="Gentium" w:hAnsi="Gentium" w:cs="Gentium"/>
+          <w:noProof/>
+          <w:color w:val="0070C0"/>
+        </w:rPr>
+        <w:t> </w:t>
+      </w:r>
+      <w:r>
+        <w:rPr>
+          <w:rFonts w:ascii="Gentium" w:hAnsi="Gentium" w:cs="Gentium"/>
+          <w:noProof/>
+        </w:rPr>
+        <w:t xml:space="preserve">Abṭelis, 83. One who is a eunuch or a castrated man shall not be ordained a bishop. We do not separate from him if he has been heard to be distinguished in wisdom, goodness, humility, skill, faith, and the work of the church, for he is not condemned because the flesh is not the sin, but the sin is the sin of the soul, which is slander, oppression, darkness, and envy, and which harms a person and is raised above them by what is not in them, as if it were a good report. But all this is a model of blasphemy against God, who says in the Holy Gospel: </w:t>
+      </w:r>
+      <w:r>
+        <w:rPr>
+          <w:rFonts w:ascii="Gentium" w:hAnsi="Gentium" w:cs="Gentium"/>
+          <w:noProof/>
+        </w:rPr>
+        <w:t>“</w:t>
+      </w:r>
+      <w:r>
+        <w:rPr>
+          <w:rFonts w:ascii="Gentium" w:hAnsi="Gentium" w:cs="Gentium"/>
+          <w:noProof/>
+        </w:rPr>
+        <w:t>All sins shall be forgiven to a person, except blasphemy against God and against the Holy Spirit.</w:t>
+      </w:r>
+      <w:r>
+        <w:rPr>
+          <w:rFonts w:ascii="Gentium" w:hAnsi="Gentium" w:cs="Gentium"/>
+          <w:noProof/>
+        </w:rPr>
+        <w:t>”</w:t>
+      </w:r>
+      <w:r>
+        <w:rPr>
+          <w:rFonts w:ascii="Gentium" w:hAnsi="Gentium" w:cs="Gentium"/>
+          <w:noProof/>
+        </w:rPr>
+        <w:t xml:space="preserve"> And he says: </w:t>
+      </w:r>
+      <w:r>
+        <w:rPr>
+          <w:rFonts w:ascii="Gentium" w:hAnsi="Gentium" w:cs="Gentium"/>
+          <w:noProof/>
+        </w:rPr>
+        <w:t>“</w:t>
+      </w:r>
+      <w:r>
+        <w:rPr>
+          <w:rFonts w:ascii="Gentium" w:hAnsi="Gentium" w:cs="Gentium"/>
+          <w:noProof/>
+        </w:rPr>
+        <w:t>All that does not enter the mouth does not defile a person, but what comes out of the mouth</w:t>
+      </w:r>
+      <w:r>
+        <w:rPr>
+          <w:rFonts w:ascii="Gentium" w:hAnsi="Gentium" w:cs="Gentium"/>
+          <w:noProof/>
+        </w:rPr>
+        <w:t>.</w:t>
+      </w:r>
+      <w:r>
+        <w:rPr>
+          <w:rFonts w:ascii="Gentium" w:hAnsi="Gentium" w:cs="Gentium"/>
+          <w:noProof/>
+        </w:rPr>
+        <w:t>”</w:t>
+      </w:r>
+    </w:p>
+    <w:p>
+      <w:pPr>
+        <w:spacing w:before="120"/>
+        <w:jc w:val="both"/>
         <w:rPr>
           <w:noProof/>
         </w:rPr>
@@ -4998,6 +6628,7 @@
         <w:keepNext/>
         <w:widowControl w:val="0"/>
         <w:shd w:val="clear" w:color="auto" w:fill="FFFFFF"/>
+        <w:spacing w:before="120"/>
         <w:jc w:val="center"/>
         <w:rPr>
           <w:noProof/>
@@ -5012,29 +6643,57 @@
           <w:sz w:val="28"/>
           <w:szCs w:val="28"/>
         </w:rPr>
-        <w:t>Canon 75</w:t>
-      </w:r>
-    </w:p>
-    <w:p>
-      <w:pPr>
-        <w:shd w:val="clear" w:color="auto" w:fill="FFFFFF"/>
-        <w:spacing w:before="60"/>
-        <w:jc w:val="both"/>
-        <w:rPr>
-          <w:rFonts w:ascii="Gentium" w:hAnsi="Gentium" w:cs="Gentium"/>
-          <w:noProof/>
-        </w:rPr>
-      </w:pPr>
-      <w:r>
-        <w:rPr>
-          <w:rFonts w:ascii="Gentium" w:hAnsi="Gentium" w:cs="Gentium"/>
-          <w:noProof/>
-        </w:rPr>
-        <w:t>If any man has lost an eye, or is injured in the foot or the thigh, and is worthy of the episcopate: let him be made a bishop. For a defect of the body does not defile him, but an error of the soul.</w:t>
-      </w:r>
-    </w:p>
-    <w:p>
-      <w:pPr>
+        <w:t>Canon 74</w:t>
+      </w:r>
+    </w:p>
+    <w:p>
+      <w:pPr>
+        <w:shd w:val="clear" w:color="auto" w:fill="FFFFFF"/>
+        <w:spacing w:before="120"/>
+        <w:jc w:val="both"/>
+        <w:rPr>
+          <w:rFonts w:ascii="Gentium" w:hAnsi="Gentium" w:cs="Gentium"/>
+          <w:noProof/>
+        </w:rPr>
+      </w:pPr>
+      <w:r>
+        <w:rPr>
+          <w:rFonts w:ascii="Gentium" w:hAnsi="Gentium" w:cs="Gentium"/>
+          <w:b/>
+          <w:bCs/>
+          <w:noProof/>
+          <w:color w:val="0070C0"/>
+          <w:vertAlign w:val="superscript"/>
+        </w:rPr>
+        <w:t>1</w:t>
+      </w:r>
+      <w:r>
+        <w:rPr>
+          <w:rFonts w:ascii="Gentium" w:hAnsi="Gentium" w:cs="Gentium"/>
+          <w:noProof/>
+          <w:color w:val="0070C0"/>
+        </w:rPr>
+        <w:t> </w:t>
+      </w:r>
+      <w:r>
+        <w:rPr>
+          <w:rFonts w:ascii="Gentium" w:hAnsi="Gentium" w:cs="Gentium"/>
+          <w:noProof/>
+        </w:rPr>
+        <w:t>Abṭelis, 84. One should not seek to ordain a bishop who is blind, or deaf, or lame, or mutilated, or who is possessed by an unclean spirit. For he is not able to teach, which is not permitted from the ranks of the angels, and he stands by the command of the church and the command of the priesthood</w:t>
+      </w:r>
+      <w:r>
+        <w:rPr>
+          <w:rFonts w:ascii="Gentium" w:hAnsi="Gentium" w:cs="Gentium"/>
+          <w:noProof/>
+        </w:rPr>
+        <w:t>.</w:t>
+      </w:r>
+    </w:p>
+    <w:p>
+      <w:pPr>
+        <w:spacing w:before="120"/>
+        <w:jc w:val="both"/>
         <w:rPr>
           <w:noProof/>
         </w:rPr>
@@ -5053,6 +6712,7 @@
         <w:keepNext/>
         <w:widowControl w:val="0"/>
         <w:shd w:val="clear" w:color="auto" w:fill="FFFFFF"/>
+        <w:spacing w:before="120"/>
         <w:jc w:val="center"/>
         <w:rPr>
           <w:noProof/>
@@ -5067,29 +6727,57 @@
           <w:sz w:val="28"/>
           <w:szCs w:val="28"/>
         </w:rPr>
-        <w:t>Canon 76</w:t>
-      </w:r>
-    </w:p>
-    <w:p>
-      <w:pPr>
-        <w:shd w:val="clear" w:color="auto" w:fill="FFFFFF"/>
-        <w:spacing w:before="60"/>
-        <w:jc w:val="both"/>
-        <w:rPr>
-          <w:rFonts w:ascii="Gentium" w:hAnsi="Gentium" w:cs="Gentium"/>
-          <w:noProof/>
-        </w:rPr>
-      </w:pPr>
-      <w:r>
-        <w:rPr>
-          <w:rFonts w:ascii="Gentium" w:hAnsi="Gentium" w:cs="Gentium"/>
-          <w:noProof/>
-        </w:rPr>
-        <w:t>But let not one who is deaf, or blind, be made a bishop — not as being polluted, but lest the affairs of the church be hindered.</w:t>
-      </w:r>
-    </w:p>
-    <w:p>
-      <w:pPr>
+        <w:t>Canon 75</w:t>
+      </w:r>
+    </w:p>
+    <w:p>
+      <w:pPr>
+        <w:shd w:val="clear" w:color="auto" w:fill="FFFFFF"/>
+        <w:spacing w:before="120"/>
+        <w:jc w:val="both"/>
+        <w:rPr>
+          <w:rFonts w:ascii="Gentium" w:hAnsi="Gentium" w:cs="Gentium"/>
+          <w:noProof/>
+        </w:rPr>
+      </w:pPr>
+      <w:r>
+        <w:rPr>
+          <w:rFonts w:ascii="Gentium" w:hAnsi="Gentium" w:cs="Gentium"/>
+          <w:b/>
+          <w:bCs/>
+          <w:noProof/>
+          <w:color w:val="0070C0"/>
+          <w:vertAlign w:val="superscript"/>
+        </w:rPr>
+        <w:t>1</w:t>
+      </w:r>
+      <w:r>
+        <w:rPr>
+          <w:rFonts w:ascii="Gentium" w:hAnsi="Gentium" w:cs="Gentium"/>
+          <w:noProof/>
+          <w:color w:val="0070C0"/>
+        </w:rPr>
+        <w:t> </w:t>
+      </w:r>
+      <w:r>
+        <w:rPr>
+          <w:rFonts w:ascii="Gentium" w:hAnsi="Gentium" w:cs="Gentium"/>
+          <w:noProof/>
+        </w:rPr>
+        <w:t>Abṭelis, 85. If a man is a eunuch or is mutilated, he shall not be ordained a priest, nor shall he be numbered among the clergy. But if he has been healed and lives, he may be numbered among the clergy. But if he is one who does not desire the priesthood, let him be ordained by his wisdom and his mind according to the order of the church</w:t>
+      </w:r>
+      <w:r>
+        <w:rPr>
+          <w:rFonts w:ascii="Gentium" w:hAnsi="Gentium" w:cs="Gentium"/>
+          <w:noProof/>
+        </w:rPr>
+        <w:t>.</w:t>
+      </w:r>
+    </w:p>
+    <w:p>
+      <w:pPr>
+        <w:spacing w:before="120"/>
+        <w:jc w:val="both"/>
         <w:rPr>
           <w:noProof/>
         </w:rPr>
@@ -5123,60 +6811,58 @@
           <w:sz w:val="28"/>
           <w:szCs w:val="28"/>
         </w:rPr>
-        <w:t>Canon 77</w:t>
-      </w:r>
-    </w:p>
-    <w:p>
-      <w:pPr>
-        <w:shd w:val="clear" w:color="auto" w:fill="FFFFFF"/>
-        <w:spacing w:before="60"/>
-        <w:jc w:val="both"/>
-        <w:rPr>
-          <w:rFonts w:ascii="Gentium" w:hAnsi="Gentium" w:cs="Gentium"/>
-          <w:noProof/>
-        </w:rPr>
-      </w:pPr>
-      <w:r>
-        <w:rPr>
-          <w:rFonts w:ascii="Gentium" w:hAnsi="Gentium" w:cs="Gentium"/>
-          <w:noProof/>
-        </w:rPr>
-        <w:t>He who has a demon, let him not be made a cleric, nor pray with the clergy. But if he has been cleansed, let him be received; and if he is worthy, let it be so.</w:t>
-      </w:r>
-    </w:p>
-    <w:p>
-      <w:pPr>
-        <w:shd w:val="clear" w:color="auto" w:fill="FFFFFF"/>
-        <w:jc w:val="center"/>
-        <w:rPr>
-          <w:rFonts w:ascii="Gentium" w:hAnsi="Gentium" w:cs="Gentium"/>
-          <w:i/>
-          <w:iCs/>
-          <w:noProof/>
-        </w:rPr>
-      </w:pPr>
-      <w:r>
-        <w:rPr>
-          <w:rFonts w:ascii="Gentium" w:hAnsi="Gentium" w:cs="Gentium"/>
-          <w:i/>
-          <w:iCs/>
-          <w:noProof/>
-        </w:rPr>
-        <w:t xml:space="preserve">(Mai gives another form, that he is not to pray with the faithful. Earlier drafts of this </w:t>
-      </w:r>
-      <w:r>
-        <w:rPr>
-          <w:rFonts w:ascii="Gentium" w:hAnsi="Gentium" w:cs="Gentium"/>
-          <w:i/>
-          <w:iCs/>
-          <w:noProof/>
-        </w:rPr>
-        <w:br/>
-        <w:t>edition followed that variant without saying so; the main text is followed here.)</w:t>
-      </w:r>
-    </w:p>
-    <w:p>
-      <w:pPr>
+        <w:lastRenderedPageBreak/>
+        <w:t>Canon 76</w:t>
+      </w:r>
+    </w:p>
+    <w:p>
+      <w:pPr>
+        <w:shd w:val="clear" w:color="auto" w:fill="FFFFFF"/>
+        <w:spacing w:before="120"/>
+        <w:jc w:val="both"/>
+        <w:rPr>
+          <w:rFonts w:ascii="Gentium" w:hAnsi="Gentium" w:cs="Gentium"/>
+          <w:noProof/>
+        </w:rPr>
+      </w:pPr>
+      <w:r>
+        <w:rPr>
+          <w:rFonts w:ascii="Gentium" w:hAnsi="Gentium" w:cs="Gentium"/>
+          <w:b/>
+          <w:bCs/>
+          <w:noProof/>
+          <w:color w:val="0070C0"/>
+          <w:vertAlign w:val="superscript"/>
+        </w:rPr>
+        <w:t>1</w:t>
+      </w:r>
+      <w:r>
+        <w:rPr>
+          <w:rFonts w:ascii="Gentium" w:hAnsi="Gentium" w:cs="Gentium"/>
+          <w:noProof/>
+          <w:color w:val="0070C0"/>
+        </w:rPr>
+        <w:t> </w:t>
+      </w:r>
+      <w:r>
+        <w:rPr>
+          <w:rFonts w:ascii="Gentium" w:hAnsi="Gentium" w:cs="Gentium"/>
+          <w:noProof/>
+        </w:rPr>
+        <w:t>Abṭelis, 86. If a man is a pagan who has been baptized and is a man of evil, and his evil deeds were known before him, and he has not been cleansed from his evil deeds after baptism, he shall not be ordained a bishop, nor a presbyter, nor a deacon, nor one who resembles them in the first rank. For he is not a teacher, because he has not been taught. But if he is a teacher by the gift of God, and his deeds are known to be good and distinguished, and he stands in this, let him be ordained a bishop and a priest</w:t>
+      </w:r>
+      <w:r>
+        <w:rPr>
+          <w:rFonts w:ascii="Gentium" w:hAnsi="Gentium" w:cs="Gentium"/>
+          <w:noProof/>
+        </w:rPr>
+        <w:t>.</w:t>
+      </w:r>
+    </w:p>
+    <w:p>
+      <w:pPr>
+        <w:spacing w:before="120"/>
+        <w:jc w:val="both"/>
         <w:rPr>
           <w:noProof/>
         </w:rPr>
@@ -5210,29 +6896,85 @@
           <w:sz w:val="28"/>
           <w:szCs w:val="28"/>
         </w:rPr>
-        <w:t>Canon 78</w:t>
-      </w:r>
-    </w:p>
-    <w:p>
-      <w:pPr>
-        <w:shd w:val="clear" w:color="auto" w:fill="FFFFFF"/>
-        <w:spacing w:before="60"/>
-        <w:jc w:val="both"/>
-        <w:rPr>
-          <w:rFonts w:ascii="Gentium" w:hAnsi="Gentium" w:cs="Gentium"/>
-          <w:noProof/>
-        </w:rPr>
-      </w:pPr>
-      <w:r>
-        <w:rPr>
-          <w:rFonts w:ascii="Gentium" w:hAnsi="Gentium" w:cs="Gentium"/>
-          <w:noProof/>
-        </w:rPr>
-        <w:t>He who comes from heathendom and is baptised, or who comes from an evil manner of life, it is not right that the episcopate be committed to him at once. For it is unjust that one who has not yet undergone probation should be a teacher of others — unless perhaps this be by divine grace.</w:t>
-      </w:r>
-    </w:p>
-    <w:p>
-      <w:pPr>
+        <w:t>Canon 77</w:t>
+      </w:r>
+    </w:p>
+    <w:p>
+      <w:pPr>
+        <w:shd w:val="clear" w:color="auto" w:fill="FFFFFF"/>
+        <w:spacing w:before="120"/>
+        <w:jc w:val="both"/>
+        <w:rPr>
+          <w:rFonts w:ascii="Gentium" w:hAnsi="Gentium" w:cs="Gentium"/>
+          <w:noProof/>
+        </w:rPr>
+      </w:pPr>
+      <w:r>
+        <w:rPr>
+          <w:rFonts w:ascii="Gentium" w:hAnsi="Gentium" w:cs="Gentium"/>
+          <w:b/>
+          <w:bCs/>
+          <w:noProof/>
+          <w:color w:val="0070C0"/>
+          <w:vertAlign w:val="superscript"/>
+        </w:rPr>
+        <w:t>1</w:t>
+      </w:r>
+      <w:r>
+        <w:rPr>
+          <w:rFonts w:ascii="Gentium" w:hAnsi="Gentium" w:cs="Gentium"/>
+          <w:noProof/>
+          <w:color w:val="0070C0"/>
+        </w:rPr>
+        <w:t> </w:t>
+      </w:r>
+      <w:r>
+        <w:rPr>
+          <w:rFonts w:ascii="Gentium" w:hAnsi="Gentium" w:cs="Gentium"/>
+          <w:noProof/>
+        </w:rPr>
+        <w:t xml:space="preserve">Abṭelis, 87. Just as it is not permitted for a bishop to bow his head from the freedom of Christ and to profane his spiritual office, so he shall not be ordained nor numbered among the ranks of the nobles, except that he is within the church and his office is not diminished nor diminished. But if he is deeply involved in the affairs of the nobles and in the freedom of the earth, and he abandons the freedom of the heavenly King, he is removed from his office. For as our Lord says: </w:t>
+      </w:r>
+      <w:r>
+        <w:rPr>
+          <w:rFonts w:ascii="Gentium" w:hAnsi="Gentium" w:cs="Gentium"/>
+          <w:noProof/>
+        </w:rPr>
+        <w:t>‘</w:t>
+      </w:r>
+      <w:r>
+        <w:rPr>
+          <w:rFonts w:ascii="Gentium" w:hAnsi="Gentium" w:cs="Gentium"/>
+          <w:noProof/>
+        </w:rPr>
+        <w:t>No one can serve two masters,</w:t>
+      </w:r>
+      <w:r>
+        <w:rPr>
+          <w:rFonts w:ascii="Gentium" w:hAnsi="Gentium" w:cs="Gentium"/>
+          <w:noProof/>
+        </w:rPr>
+        <w:t>’</w:t>
+      </w:r>
+      <w:r>
+        <w:rPr>
+          <w:rFonts w:ascii="Gentium" w:hAnsi="Gentium" w:cs="Gentium"/>
+          <w:noProof/>
+        </w:rPr>
+        <w:t xml:space="preserve"> and if one commands one and abandons the other</w:t>
+      </w:r>
+      <w:r>
+        <w:rPr>
+          <w:rFonts w:ascii="Gentium" w:hAnsi="Gentium" w:cs="Gentium"/>
+          <w:noProof/>
+        </w:rPr>
+        <w:t>.</w:t>
+      </w:r>
+    </w:p>
+    <w:p>
+      <w:pPr>
+        <w:spacing w:before="120"/>
+        <w:jc w:val="both"/>
         <w:rPr>
           <w:noProof/>
         </w:rPr>
@@ -5251,6 +6993,7 @@
         <w:keepNext/>
         <w:widowControl w:val="0"/>
         <w:shd w:val="clear" w:color="auto" w:fill="FFFFFF"/>
+        <w:spacing w:before="120"/>
         <w:jc w:val="center"/>
         <w:rPr>
           <w:noProof/>
@@ -5265,29 +7008,57 @@
           <w:sz w:val="28"/>
           <w:szCs w:val="28"/>
         </w:rPr>
-        <w:t>Canon 79</w:t>
-      </w:r>
-    </w:p>
-    <w:p>
-      <w:pPr>
-        <w:shd w:val="clear" w:color="auto" w:fill="FFFFFF"/>
-        <w:spacing w:before="60"/>
-        <w:jc w:val="both"/>
-        <w:rPr>
-          <w:rFonts w:ascii="Gentium" w:hAnsi="Gentium" w:cs="Gentium"/>
-          <w:noProof/>
-        </w:rPr>
-      </w:pPr>
-      <w:r>
-        <w:rPr>
-          <w:rFonts w:ascii="Gentium" w:hAnsi="Gentium" w:cs="Gentium"/>
-          <w:noProof/>
-        </w:rPr>
-        <w:t>We command that a bishop ought not to put himself into secular administration, nor give himself to public offices, but attend rather to the affairs of the church. Otherwise let him be removed; for no man can serve two masters, according to the word of the Lord.</w:t>
-      </w:r>
-    </w:p>
-    <w:p>
-      <w:pPr>
+        <w:t>Canon 78</w:t>
+      </w:r>
+    </w:p>
+    <w:p>
+      <w:pPr>
+        <w:shd w:val="clear" w:color="auto" w:fill="FFFFFF"/>
+        <w:spacing w:before="120"/>
+        <w:jc w:val="both"/>
+        <w:rPr>
+          <w:rFonts w:ascii="Gentium" w:hAnsi="Gentium" w:cs="Gentium"/>
+          <w:noProof/>
+        </w:rPr>
+      </w:pPr>
+      <w:r>
+        <w:rPr>
+          <w:rFonts w:ascii="Gentium" w:hAnsi="Gentium" w:cs="Gentium"/>
+          <w:b/>
+          <w:bCs/>
+          <w:noProof/>
+          <w:color w:val="0070C0"/>
+          <w:vertAlign w:val="superscript"/>
+        </w:rPr>
+        <w:t>1</w:t>
+      </w:r>
+      <w:r>
+        <w:rPr>
+          <w:rFonts w:ascii="Gentium" w:hAnsi="Gentium" w:cs="Gentium"/>
+          <w:noProof/>
+          <w:color w:val="0070C0"/>
+        </w:rPr>
+        <w:t> </w:t>
+      </w:r>
+      <w:r>
+        <w:rPr>
+          <w:rFonts w:ascii="Gentium" w:hAnsi="Gentium" w:cs="Gentium"/>
+          <w:noProof/>
+        </w:rPr>
+        <w:t>Abṭelis, 88. Slaves shall not be ordained, nor numbered among the priesthood, except by the permission of their masters. For in this way, they become free and are placed among them. But if a slave is one who desires the priesthood, as Absyrtus or a similar name and his masters freed him and elevated him and brought him out from among them, and he is one who desires this, let him be ordained a priest</w:t>
+      </w:r>
+      <w:r>
+        <w:rPr>
+          <w:rFonts w:ascii="Gentium" w:hAnsi="Gentium" w:cs="Gentium"/>
+          <w:noProof/>
+        </w:rPr>
+        <w:t>.</w:t>
+      </w:r>
+    </w:p>
+    <w:p>
+      <w:pPr>
+        <w:spacing w:before="120"/>
+        <w:jc w:val="both"/>
         <w:rPr>
           <w:noProof/>
         </w:rPr>
@@ -5321,29 +7092,99 @@
           <w:sz w:val="28"/>
           <w:szCs w:val="28"/>
         </w:rPr>
-        <w:t>Canon 80</w:t>
-      </w:r>
-    </w:p>
-    <w:p>
-      <w:pPr>
-        <w:shd w:val="clear" w:color="auto" w:fill="FFFFFF"/>
-        <w:spacing w:before="60"/>
-        <w:jc w:val="both"/>
-        <w:rPr>
-          <w:rFonts w:ascii="Gentium" w:hAnsi="Gentium" w:cs="Gentium"/>
-          <w:noProof/>
-        </w:rPr>
-      </w:pPr>
-      <w:r>
-        <w:rPr>
-          <w:rFonts w:ascii="Gentium" w:hAnsi="Gentium" w:cs="Gentium"/>
-          <w:noProof/>
-        </w:rPr>
-        <w:t>Servants of a household are not to be promoted to the clergy without the counsel of their masters, lest it be a grief to them and a contempt of those masters; for such a thing has brought about the overthrow of houses. But if at any time a servant appears worthy of the degree of ordination — as our Onesimus was seen to be — and his masters consent, and grant him his freedom, and send him out from their house: let it be so.</w:t>
-      </w:r>
-    </w:p>
-    <w:p>
-      <w:pPr>
+        <w:t>Canon 79</w:t>
+      </w:r>
+    </w:p>
+    <w:p>
+      <w:pPr>
+        <w:shd w:val="clear" w:color="auto" w:fill="FFFFFF"/>
+        <w:spacing w:before="120"/>
+        <w:jc w:val="both"/>
+        <w:rPr>
+          <w:rFonts w:ascii="Gentium" w:hAnsi="Gentium" w:cs="Gentium"/>
+          <w:noProof/>
+        </w:rPr>
+      </w:pPr>
+      <w:r>
+        <w:rPr>
+          <w:rFonts w:ascii="Gentium" w:hAnsi="Gentium" w:cs="Gentium"/>
+          <w:b/>
+          <w:bCs/>
+          <w:noProof/>
+          <w:color w:val="0070C0"/>
+          <w:vertAlign w:val="superscript"/>
+        </w:rPr>
+        <w:t>1</w:t>
+      </w:r>
+      <w:r>
+        <w:rPr>
+          <w:rFonts w:ascii="Gentium" w:hAnsi="Gentium" w:cs="Gentium"/>
+          <w:noProof/>
+          <w:color w:val="0070C0"/>
+        </w:rPr>
+        <w:t> </w:t>
+      </w:r>
+      <w:r>
+        <w:rPr>
+          <w:rFonts w:ascii="Gentium" w:hAnsi="Gentium" w:cs="Gentium"/>
+          <w:noProof/>
+        </w:rPr>
+        <w:t xml:space="preserve">Abṭelis, 89. If a bishop, or a presbyter, or a deacon is a slave and frees himself from his master and serves the sacrifice and the office of the church, and he is a slave to the nobles, he is removed. For God, blessed be His name, says: </w:t>
+      </w:r>
+      <w:r>
+        <w:rPr>
+          <w:rFonts w:ascii="Gentium" w:hAnsi="Gentium" w:cs="Gentium"/>
+          <w:noProof/>
+        </w:rPr>
+        <w:t>“</w:t>
+      </w:r>
+      <w:r>
+        <w:rPr>
+          <w:rFonts w:ascii="Gentium" w:hAnsi="Gentium" w:cs="Gentium"/>
+          <w:noProof/>
+        </w:rPr>
+        <w:t>Render to Caesar what is Caesar</w:t>
+      </w:r>
+      <w:r>
+        <w:rPr>
+          <w:rFonts w:ascii="Gentium" w:hAnsi="Gentium" w:cs="Gentium"/>
+          <w:noProof/>
+        </w:rPr>
+        <w:t>’</w:t>
+      </w:r>
+      <w:r>
+        <w:rPr>
+          <w:rFonts w:ascii="Gentium" w:hAnsi="Gentium" w:cs="Gentium"/>
+          <w:noProof/>
+        </w:rPr>
+        <w:t>s, and to God what is God</w:t>
+      </w:r>
+      <w:r>
+        <w:rPr>
+          <w:rFonts w:ascii="Gentium" w:hAnsi="Gentium" w:cs="Gentium"/>
+          <w:noProof/>
+        </w:rPr>
+        <w:t>’</w:t>
+      </w:r>
+      <w:r>
+        <w:rPr>
+          <w:rFonts w:ascii="Gentium" w:hAnsi="Gentium" w:cs="Gentium"/>
+          <w:noProof/>
+        </w:rPr>
+        <w:t>s.</w:t>
+      </w:r>
+      <w:r>
+        <w:rPr>
+          <w:rFonts w:ascii="Gentium" w:hAnsi="Gentium" w:cs="Gentium"/>
+          <w:noProof/>
+        </w:rPr>
+        <w:t>”</w:t>
+      </w:r>
+    </w:p>
+    <w:p>
+      <w:pPr>
+        <w:spacing w:before="120"/>
+        <w:jc w:val="both"/>
         <w:rPr>
           <w:noProof/>
         </w:rPr>
@@ -5377,29 +7218,57 @@
           <w:sz w:val="28"/>
           <w:szCs w:val="28"/>
         </w:rPr>
-        <w:t>Canon 81</w:t>
-      </w:r>
-    </w:p>
-    <w:p>
-      <w:pPr>
-        <w:shd w:val="clear" w:color="auto" w:fill="FFFFFF"/>
-        <w:spacing w:before="60"/>
-        <w:jc w:val="both"/>
-        <w:rPr>
-          <w:rFonts w:ascii="Gentium" w:hAnsi="Gentium" w:cs="Gentium"/>
-          <w:noProof/>
-        </w:rPr>
-      </w:pPr>
-      <w:r>
-        <w:rPr>
-          <w:rFonts w:ascii="Gentium" w:hAnsi="Gentium" w:cs="Gentium"/>
-          <w:noProof/>
-        </w:rPr>
-        <w:t>A bishop or presbyter or deacon who is constant in military service, and wishes to accomplish both together — to hold, that is, the Roman magistracy and to administer the priesthood — ought to be deposed. For the things that are Caesar’s are Caesar’s, and the things that are God’s are God’s.</w:t>
-      </w:r>
-    </w:p>
-    <w:p>
-      <w:pPr>
+        <w:t>Canon 80</w:t>
+      </w:r>
+    </w:p>
+    <w:p>
+      <w:pPr>
+        <w:shd w:val="clear" w:color="auto" w:fill="FFFFFF"/>
+        <w:spacing w:before="120"/>
+        <w:jc w:val="both"/>
+        <w:rPr>
+          <w:rFonts w:ascii="Gentium" w:hAnsi="Gentium" w:cs="Gentium"/>
+          <w:noProof/>
+        </w:rPr>
+      </w:pPr>
+      <w:r>
+        <w:rPr>
+          <w:rFonts w:ascii="Gentium" w:hAnsi="Gentium" w:cs="Gentium"/>
+          <w:b/>
+          <w:bCs/>
+          <w:noProof/>
+          <w:color w:val="0070C0"/>
+          <w:vertAlign w:val="superscript"/>
+        </w:rPr>
+        <w:t>1</w:t>
+      </w:r>
+      <w:r>
+        <w:rPr>
+          <w:rFonts w:ascii="Gentium" w:hAnsi="Gentium" w:cs="Gentium"/>
+          <w:noProof/>
+          <w:color w:val="0070C0"/>
+        </w:rPr>
+        <w:t> </w:t>
+      </w:r>
+      <w:r>
+        <w:rPr>
+          <w:rFonts w:ascii="Gentium" w:hAnsi="Gentium" w:cs="Gentium"/>
+          <w:noProof/>
+        </w:rPr>
+        <w:t>Abtelis, Canon 80. Anyone who insults a king when no act of force has been committed against him, or who unjustly curses one of the judges when they have done him no wrong, shall receive a painful sentence. If he is a priest, he shall be deposed; if he is a layman, he shall be expelled</w:t>
+      </w:r>
+      <w:r>
+        <w:rPr>
+          <w:rFonts w:ascii="Gentium" w:hAnsi="Gentium" w:cs="Gentium"/>
+          <w:noProof/>
+        </w:rPr>
+        <w:t>.</w:t>
+      </w:r>
+    </w:p>
+    <w:p>
+      <w:pPr>
+        <w:spacing w:before="120"/>
+        <w:jc w:val="both"/>
         <w:rPr>
           <w:noProof/>
         </w:rPr>
@@ -5433,30 +7302,280 @@
           <w:sz w:val="28"/>
           <w:szCs w:val="28"/>
         </w:rPr>
+        <w:t>Canon 81</w:t>
+      </w:r>
+    </w:p>
+    <w:p>
+      <w:pPr>
+        <w:shd w:val="clear" w:color="auto" w:fill="FFFFFF"/>
+        <w:spacing w:before="120"/>
+        <w:jc w:val="both"/>
+        <w:rPr>
+          <w:rFonts w:ascii="Gentium" w:hAnsi="Gentium" w:cs="Gentium"/>
+          <w:noProof/>
+        </w:rPr>
+      </w:pPr>
+      <w:r>
+        <w:rPr>
+          <w:rFonts w:ascii="Gentium" w:hAnsi="Gentium" w:cs="Gentium"/>
+          <w:b/>
+          <w:bCs/>
+          <w:noProof/>
+          <w:color w:val="0070C0"/>
+          <w:vertAlign w:val="superscript"/>
+        </w:rPr>
+        <w:t>1</w:t>
+      </w:r>
+      <w:r>
+        <w:rPr>
+          <w:rFonts w:ascii="Gentium" w:hAnsi="Gentium" w:cs="Gentium"/>
+          <w:noProof/>
+          <w:color w:val="0070C0"/>
+        </w:rPr>
+        <w:t> </w:t>
+      </w:r>
+      <w:r>
+        <w:rPr>
+          <w:rFonts w:ascii="Gentium" w:hAnsi="Gentium" w:cs="Gentium"/>
+          <w:noProof/>
+        </w:rPr>
+        <w:t>Abtelis, Canon 81. Let the faithful keep these books. These are the names of those that we have prescribed for the faithful in Christ, from the Old and from the New. This is the book of the account that came down from God the Father and the Holy Spirit, namely the order numbered eighty-one concerning the books, together with the book of the Synodos that we recounted to Clement.</w:t>
+      </w:r>
+    </w:p>
+    <w:p>
+      <w:pPr>
+        <w:shd w:val="clear" w:color="auto" w:fill="FFFFFF"/>
+        <w:spacing w:before="120"/>
+        <w:jc w:val="both"/>
+        <w:rPr>
+          <w:rFonts w:ascii="Gentium" w:hAnsi="Gentium" w:cs="Gentium"/>
+          <w:noProof/>
+        </w:rPr>
+      </w:pPr>
+      <w:r>
+        <w:rPr>
+          <w:rFonts w:ascii="Gentium" w:hAnsi="Gentium" w:cs="Gentium"/>
+          <w:b/>
+          <w:bCs/>
+          <w:noProof/>
+          <w:color w:val="0070C0"/>
+          <w:vertAlign w:val="superscript"/>
+        </w:rPr>
         <w:lastRenderedPageBreak/>
-        <w:t>Canon 82</w:t>
-      </w:r>
-    </w:p>
-    <w:p>
-      <w:pPr>
-        <w:shd w:val="clear" w:color="auto" w:fill="FFFFFF"/>
-        <w:spacing w:before="80"/>
-        <w:jc w:val="both"/>
-        <w:rPr>
-          <w:rFonts w:ascii="Gentium" w:hAnsi="Gentium" w:cs="Gentium"/>
-          <w:noProof/>
-        </w:rPr>
-      </w:pPr>
-      <w:r>
-        <w:rPr>
-          <w:rFonts w:ascii="Gentium" w:hAnsi="Gentium" w:cs="Gentium"/>
-          <w:noProof/>
-        </w:rPr>
-        <w:t>He who unlawfully holds in contempt the king or the princes shall bear his punishment: if he is a cleric, let him be deposed; but if a layman, let him be set apart.</w:t>
-      </w:r>
-    </w:p>
-    <w:p>
-      <w:pPr>
+        <w:t>2</w:t>
+      </w:r>
+      <w:r>
+        <w:rPr>
+          <w:rFonts w:ascii="Gentium" w:hAnsi="Gentium" w:cs="Gentium"/>
+          <w:noProof/>
+          <w:color w:val="0070C0"/>
+        </w:rPr>
+        <w:t> </w:t>
+      </w:r>
+      <w:r>
+        <w:rPr>
+          <w:rFonts w:ascii="Gentium" w:hAnsi="Gentium" w:cs="Gentium"/>
+          <w:noProof/>
+        </w:rPr>
+        <w:t>The Old also speaks about the later, and the later is the fulfillment of the former. The former bore witness concerning the latter. One matter comes from one word, from one utterance: God is its laḥāku and its creator through his Word and his Spirit.</w:t>
+      </w:r>
+    </w:p>
+    <w:p>
+      <w:pPr>
+        <w:shd w:val="clear" w:color="auto" w:fill="FFFFFF"/>
+        <w:spacing w:before="120"/>
+        <w:jc w:val="both"/>
+        <w:rPr>
+          <w:rFonts w:ascii="Gentium" w:hAnsi="Gentium" w:cs="Gentium"/>
+          <w:noProof/>
+        </w:rPr>
+      </w:pPr>
+      <w:r>
+        <w:rPr>
+          <w:rFonts w:ascii="Gentium" w:hAnsi="Gentium" w:cs="Gentium"/>
+          <w:b/>
+          <w:bCs/>
+          <w:noProof/>
+          <w:color w:val="0070C0"/>
+          <w:vertAlign w:val="superscript"/>
+        </w:rPr>
+        <w:t>3</w:t>
+      </w:r>
+      <w:r>
+        <w:rPr>
+          <w:rFonts w:ascii="Gentium" w:hAnsi="Gentium" w:cs="Gentium"/>
+          <w:noProof/>
+          <w:color w:val="0070C0"/>
+        </w:rPr>
+        <w:t> </w:t>
+      </w:r>
+      <w:r>
+        <w:rPr>
+          <w:rFonts w:ascii="Gentium" w:hAnsi="Gentium" w:cs="Gentium"/>
+          <w:noProof/>
+        </w:rPr>
+        <w:t>First is the Law, which belongs to the Old. In it are five books. The first book is Genesis. The second book concerns the departure of the children of Israel from Egypt. The third book is the Book of the Priests. The fourth book concerns the numbering of the children of Israel. The fifth book is the Second Law.</w:t>
+      </w:r>
+    </w:p>
+    <w:p>
+      <w:pPr>
+        <w:shd w:val="clear" w:color="auto" w:fill="FFFFFF"/>
+        <w:spacing w:before="120"/>
+        <w:jc w:val="both"/>
+        <w:rPr>
+          <w:rFonts w:ascii="Gentium" w:hAnsi="Gentium" w:cs="Gentium"/>
+          <w:noProof/>
+        </w:rPr>
+      </w:pPr>
+      <w:r>
+        <w:rPr>
+          <w:rFonts w:ascii="Gentium" w:hAnsi="Gentium" w:cs="Gentium"/>
+          <w:b/>
+          <w:bCs/>
+          <w:noProof/>
+          <w:color w:val="0070C0"/>
+          <w:vertAlign w:val="superscript"/>
+        </w:rPr>
+        <w:t>4</w:t>
+      </w:r>
+      <w:r>
+        <w:rPr>
+          <w:rFonts w:ascii="Gentium" w:hAnsi="Gentium" w:cs="Gentium"/>
+          <w:noProof/>
+          <w:color w:val="0070C0"/>
+        </w:rPr>
+        <w:t> </w:t>
+      </w:r>
+      <w:r>
+        <w:rPr>
+          <w:rFonts w:ascii="Gentium" w:hAnsi="Gentium" w:cs="Gentium"/>
+          <w:noProof/>
+        </w:rPr>
+        <w:t>The book of Joshua son of Nave. The book of Judges. The book of Ruth. The four books of Kings, and the Remnants of Kings. The two books of Ezra. The book of Zephaniah. The book of Malachi. The book of Micah. The book of Joel. The book of Makbeb, son of Dophonia. The book of Job the Righteous. The one hundred and fifty Psalms of David. The Proverbs of Solomon. The Book of the Church. The Song of Songs. The twelve Minor Prophets. The book of Habakkuk. The book of Isaiah. The book of Jeremiah. The book of Ezekiel. The book of Daniel. The book of Hosea. The book of Zechariah son of Berechiah.</w:t>
+      </w:r>
+    </w:p>
+    <w:p>
+      <w:pPr>
+        <w:shd w:val="clear" w:color="auto" w:fill="FFFFFF"/>
+        <w:spacing w:before="120"/>
+        <w:jc w:val="both"/>
+        <w:rPr>
+          <w:rFonts w:ascii="Gentium" w:hAnsi="Gentium" w:cs="Gentium"/>
+          <w:noProof/>
+        </w:rPr>
+      </w:pPr>
+      <w:r>
+        <w:rPr>
+          <w:rFonts w:ascii="Gentium" w:hAnsi="Gentium" w:cs="Gentium"/>
+          <w:b/>
+          <w:bCs/>
+          <w:noProof/>
+          <w:color w:val="0070C0"/>
+          <w:vertAlign w:val="superscript"/>
+        </w:rPr>
+        <w:t>5</w:t>
+      </w:r>
+      <w:r>
+        <w:rPr>
+          <w:rFonts w:ascii="Gentium" w:hAnsi="Gentium" w:cs="Gentium"/>
+          <w:noProof/>
+          <w:color w:val="0070C0"/>
+        </w:rPr>
+        <w:t> </w:t>
+      </w:r>
+      <w:r>
+        <w:rPr>
+          <w:rFonts w:ascii="Gentium" w:hAnsi="Gentium" w:cs="Gentium"/>
+          <w:noProof/>
+        </w:rPr>
+        <w:t>The book by which you shall teach your children, namely the Wisdom of Solomon. Judith. The Book of Kufale, in three books. Joshua son of Sirach, the scribe of Solomon son of David. The twelve Minor Prophets. The twelve Major Prophets. Here the number of their books from the former Law is completed.</w:t>
+      </w:r>
+    </w:p>
+    <w:p>
+      <w:pPr>
+        <w:shd w:val="clear" w:color="auto" w:fill="FFFFFF"/>
+        <w:spacing w:before="120"/>
+        <w:jc w:val="both"/>
+        <w:rPr>
+          <w:rFonts w:ascii="Gentium" w:hAnsi="Gentium" w:cs="Gentium"/>
+          <w:noProof/>
+        </w:rPr>
+      </w:pPr>
+      <w:r>
+        <w:rPr>
+          <w:rFonts w:ascii="Gentium" w:hAnsi="Gentium" w:cs="Gentium"/>
+          <w:b/>
+          <w:bCs/>
+          <w:noProof/>
+          <w:color w:val="0070C0"/>
+          <w:vertAlign w:val="superscript"/>
+        </w:rPr>
+        <w:t>6</w:t>
+      </w:r>
+      <w:r>
+        <w:rPr>
+          <w:rFonts w:ascii="Gentium" w:hAnsi="Gentium" w:cs="Gentium"/>
+          <w:noProof/>
+          <w:color w:val="0070C0"/>
+        </w:rPr>
+        <w:t> </w:t>
+      </w:r>
+      <w:r>
+        <w:rPr>
+          <w:rFonts w:ascii="Gentium" w:hAnsi="Gentium" w:cs="Gentium"/>
+          <w:noProof/>
+        </w:rPr>
+        <w:t>Our books also—those belonging to us, the apostles—from the New Law are the four Gospels: that which Matthew narrated, that which Mark narrated, that which Luke narrated, and that which John narrated. Next, the Acts belonging to us, the apostles. Two of Peter; three of John; one of James; one of Jude; and fourteen letters of Paul. The Apocalypse, that is, the Vision of John. The fifty-six Məqwam. The eight books of Clement from the apostles. In them is the Preparation; what they left behind is not to go out.</w:t>
+      </w:r>
+    </w:p>
+    <w:p>
+      <w:pPr>
+        <w:shd w:val="clear" w:color="auto" w:fill="FFFFFF"/>
+        <w:spacing w:before="120"/>
+        <w:jc w:val="both"/>
+        <w:rPr>
+          <w:rFonts w:ascii="Gentium" w:hAnsi="Gentium" w:cs="Gentium"/>
+          <w:noProof/>
+        </w:rPr>
+      </w:pPr>
+      <w:r>
+        <w:rPr>
+          <w:rFonts w:ascii="Gentium" w:hAnsi="Gentium" w:cs="Gentium"/>
+          <w:b/>
+          <w:bCs/>
+          <w:noProof/>
+          <w:color w:val="0070C0"/>
+          <w:vertAlign w:val="superscript"/>
+        </w:rPr>
+        <w:t>7</w:t>
+      </w:r>
+      <w:r>
+        <w:rPr>
+          <w:rFonts w:ascii="Gentium" w:hAnsi="Gentium" w:cs="Gentium"/>
+          <w:noProof/>
+          <w:color w:val="0070C0"/>
+        </w:rPr>
+        <w:t> </w:t>
+      </w:r>
+      <w:r>
+        <w:rPr>
+          <w:rFonts w:ascii="Gentium" w:hAnsi="Gentium" w:cs="Gentium"/>
+          <w:noProof/>
+        </w:rPr>
+        <w:t>Fathers, know the message of Clement and everything I commanded you in it, O fathers—bishops, pappas, chiefs of the pappas, and chief priests—through the hand of Clement, the disciple of Peter the apostle. These eight books are not to be shown to all the faithful, because of the law and order contained in them. No one is to give commands by means of them except leaders appointed from among the priests</w:t>
+      </w:r>
+      <w:r>
+        <w:rPr>
+          <w:rFonts w:ascii="Gentium" w:hAnsi="Gentium" w:cs="Gentium"/>
+          <w:noProof/>
+        </w:rPr>
+        <w:t>.</w:t>
+      </w:r>
+    </w:p>
+    <w:p>
+      <w:pPr>
+        <w:spacing w:before="120"/>
+        <w:jc w:val="both"/>
         <w:rPr>
           <w:noProof/>
         </w:rPr>
@@ -5475,6 +7594,7 @@
         <w:keepNext/>
         <w:widowControl w:val="0"/>
         <w:shd w:val="clear" w:color="auto" w:fill="FFFFFF"/>
+        <w:spacing w:before="120"/>
         <w:jc w:val="center"/>
         <w:rPr>
           <w:noProof/>
@@ -5489,171 +7609,207 @@
           <w:sz w:val="28"/>
           <w:szCs w:val="28"/>
         </w:rPr>
-        <w:t>Canon 83</w:t>
-      </w:r>
-    </w:p>
-    <w:p>
-      <w:pPr>
-        <w:shd w:val="clear" w:color="auto" w:fill="FFFFFF"/>
-        <w:spacing w:before="80"/>
-        <w:jc w:val="both"/>
-        <w:rPr>
-          <w:rFonts w:ascii="Gentium" w:hAnsi="Gentium" w:cs="Gentium"/>
-          <w:noProof/>
-        </w:rPr>
-      </w:pPr>
-      <w:r>
-        <w:rPr>
-          <w:rFonts w:ascii="Gentium" w:hAnsi="Gentium" w:cs="Gentium"/>
-          <w:noProof/>
-        </w:rPr>
-        <w:t>Let these books be venerable and holy to you all, both clergy and laity. Of the Old Testament: the five books of Moses; Joshua the son of Nun, one book; Ruth, one book; the four books of Kings; the two of Chronicles, which the Syrians call the Words of the Days; the two books of Ezra; Esther, one book; Judith, one book; the three books of Maccabees; Job, one book; the Psalms, one book; the five books of Solomon; the Twelve Prophets; Isaiah, one book; Jeremiah, one book; Ezekiel, one book; Daniel, one book.</w:t>
-      </w:r>
-    </w:p>
-    <w:p>
-      <w:pPr>
-        <w:shd w:val="clear" w:color="auto" w:fill="FFFFFF"/>
-        <w:spacing w:before="80"/>
-        <w:jc w:val="both"/>
-        <w:rPr>
-          <w:rFonts w:ascii="Gentium" w:hAnsi="Gentium" w:cs="Gentium"/>
-          <w:noProof/>
-        </w:rPr>
-      </w:pPr>
-      <w:r>
-        <w:rPr>
-          <w:rFonts w:ascii="Gentium" w:hAnsi="Gentium" w:cs="Gentium"/>
-          <w:noProof/>
-        </w:rPr>
-        <w:t>And from outside these we say to you, that your children may learn the wisdom of that most learned Sirach, whom the Syrians call Bar-Sira.</w:t>
-      </w:r>
-    </w:p>
-    <w:p>
-      <w:pPr>
-        <w:shd w:val="clear" w:color="auto" w:fill="FFFFFF"/>
-        <w:spacing w:before="80"/>
-        <w:jc w:val="both"/>
-        <w:rPr>
-          <w:rFonts w:ascii="Gentium" w:hAnsi="Gentium" w:cs="Gentium"/>
-          <w:noProof/>
-        </w:rPr>
-      </w:pPr>
-      <w:r>
-        <w:rPr>
-          <w:rFonts w:ascii="Gentium" w:hAnsi="Gentium" w:cs="Gentium"/>
-          <w:noProof/>
-        </w:rPr>
-        <w:t>And ours, that is of the New Testament, are: the four Gospels, as we said before — of Matthew, of Mark, of Luke, of John; the fourteen epistles of Paul; one epistle of James; three epistles of John; one of Jude; two epistles of Peter; and the Constitutions, which were written by my hand, Clement’s, to you bishops, and which are published in eight books — which nevertheless ought not to be made manifest to all, because of the mystical things that are in them; and our Acts of the Apostles.</w:t>
-      </w:r>
-    </w:p>
-    <w:p>
-      <w:pPr>
-        <w:shd w:val="clear" w:color="auto" w:fill="FFFFFF"/>
-        <w:spacing w:before="80"/>
-        <w:jc w:val="both"/>
-        <w:rPr>
-          <w:rFonts w:ascii="Gentium" w:hAnsi="Gentium" w:cs="Gentium"/>
-          <w:noProof/>
-        </w:rPr>
-      </w:pPr>
-      <w:r>
-        <w:rPr>
-          <w:rFonts w:ascii="Gentium" w:hAnsi="Gentium" w:cs="Gentium"/>
-          <w:noProof/>
-        </w:rPr>
-        <w:t>These things concerning the canons are ordained by us for you, O bishops. And you, being steadfast in them, shall live, and peace shall be upon you. But if you do not obey, you shall be afflicted with torments, and there shall be perpetual war among you one with another; and a fitting judgment shall be required of you for your disobedience.</w:t>
-      </w:r>
-    </w:p>
-    <w:p>
-      <w:pPr>
-        <w:shd w:val="clear" w:color="auto" w:fill="FFFFFF"/>
-        <w:spacing w:before="80"/>
-        <w:jc w:val="both"/>
-        <w:rPr>
-          <w:rFonts w:ascii="Gentium" w:hAnsi="Gentium" w:cs="Gentium"/>
-          <w:i/>
-          <w:iCs/>
-          <w:noProof/>
-        </w:rPr>
-      </w:pPr>
-      <w:r>
-        <w:rPr>
-          <w:rFonts w:ascii="Gentium" w:hAnsi="Gentium" w:cs="Gentium"/>
-          <w:i/>
-          <w:iCs/>
-          <w:noProof/>
-        </w:rPr>
-        <w:t>(Greek Apostolic Canon 85 lists both two epistles of Clement and the Constitutions in eight books; the Syriac here names the Constitutions alone. Where the Ethiopian lists name Qalementos at the corresponding point, the name by itself does not establish which work is meant, and the relationship requires textual comparison. A commonly described broader-canon reckoning comprises four Sinodos sections together with two Books of the Covenant, Clement, and the Didascalia (Mikre-Sellassie 1993, 119–121). Note also that the Syriac counts three books of Maccabees and five of Solomon, and sets Sirach outside the canon as a book for the learning of children. Bausi holds the sequence given here — the list of books first, the charge to the bishops after — to be the correct one, against manuscripts that reverse or omit; and he records that in several Ge’ez copies the list is preceded by a prohibition of psalm-poems in church, which this Syriac does not carry. The Constitutions are named here as written by Clement’s own hand for the bishops and published in eight books.)</w:t>
-      </w:r>
-    </w:p>
-    <w:p>
-      <w:pPr>
-        <w:shd w:val="clear" w:color="auto" w:fill="FFFFFF"/>
-        <w:spacing w:before="80"/>
-        <w:jc w:val="both"/>
-        <w:rPr>
-          <w:rFonts w:ascii="Gentium" w:hAnsi="Gentium" w:cs="Gentium"/>
-          <w:noProof/>
-        </w:rPr>
-      </w:pPr>
-      <w:r>
-        <w:rPr>
-          <w:rFonts w:ascii="Gentium" w:hAnsi="Gentium" w:cs="Gentium"/>
-          <w:noProof/>
-        </w:rPr>
-        <w:t>But may that God, who alone is unmade and the maker of all, strengthen you all through Christ, and unite peace in the Holy Spirit, and perfect you unto every good work, unchangeable, blameless and unfailing, and make you worthy of eternal life through his Son Jesus Christ, God our quickener; through whom is glory to him who is God over all, the Father, with the Holy Spirit and Paraclete, now and always, and unto the age of ages. Amen.</w:t>
-      </w:r>
-    </w:p>
-    <w:p>
-      <w:pPr>
-        <w:shd w:val="clear" w:color="auto" w:fill="FFFFFF"/>
-        <w:spacing w:before="60"/>
+        <w:t>Conclusion</w:t>
+      </w:r>
+    </w:p>
+    <w:p>
+      <w:pPr>
+        <w:shd w:val="clear" w:color="auto" w:fill="FFFFFF"/>
+        <w:spacing w:before="120"/>
+        <w:jc w:val="both"/>
+        <w:rPr>
+          <w:rFonts w:ascii="Gentium" w:hAnsi="Gentium" w:cs="Gentium"/>
+          <w:noProof/>
+        </w:rPr>
+      </w:pPr>
+      <w:r>
+        <w:rPr>
+          <w:rFonts w:ascii="Gentium" w:hAnsi="Gentium" w:cs="Gentium"/>
+          <w:b/>
+          <w:bCs/>
+          <w:noProof/>
+          <w:color w:val="0070C0"/>
+          <w:vertAlign w:val="superscript"/>
+        </w:rPr>
+        <w:t>1</w:t>
+      </w:r>
+      <w:r>
+        <w:rPr>
+          <w:rFonts w:ascii="Gentium" w:hAnsi="Gentium" w:cs="Gentium"/>
+          <w:noProof/>
+          <w:color w:val="0070C0"/>
+        </w:rPr>
+        <w:t> </w:t>
+      </w:r>
+      <w:r>
+        <w:rPr>
+          <w:rFonts w:ascii="Gentium" w:hAnsi="Gentium" w:cs="Gentium"/>
+          <w:noProof/>
+        </w:rPr>
+        <w:t>The conclusion of the knowledge of the books and their names.</w:t>
+      </w:r>
+    </w:p>
+    <w:p>
+      <w:pPr>
+        <w:shd w:val="clear" w:color="auto" w:fill="FFFFFF"/>
+        <w:spacing w:before="120"/>
+        <w:jc w:val="both"/>
+        <w:rPr>
+          <w:rFonts w:ascii="Gentium" w:hAnsi="Gentium" w:cs="Gentium"/>
+          <w:noProof/>
+        </w:rPr>
+      </w:pPr>
+      <w:r>
+        <w:rPr>
+          <w:rFonts w:ascii="Gentium" w:hAnsi="Gentium" w:cs="Gentium"/>
+          <w:b/>
+          <w:bCs/>
+          <w:noProof/>
+          <w:color w:val="0070C0"/>
+          <w:vertAlign w:val="superscript"/>
+        </w:rPr>
+        <w:t>2</w:t>
+      </w:r>
+      <w:r>
+        <w:rPr>
+          <w:rFonts w:ascii="Gentium" w:hAnsi="Gentium" w:cs="Gentium"/>
+          <w:noProof/>
+          <w:color w:val="0070C0"/>
+        </w:rPr>
+        <w:t> </w:t>
+      </w:r>
+      <w:r>
+        <w:rPr>
+          <w:rFonts w:ascii="Gentium" w:hAnsi="Gentium" w:cs="Gentium"/>
+          <w:noProof/>
+        </w:rPr>
+        <w:t>O congregation of the faithful, hear our word and our command, for it is from the Holy Spirit, the Lord and Life-giver, and we have commanded you. If you keep it, your salvation will be in it, and there will be among you a fellowship of peace and a ladder. But if you do not keep it, you will be condemned because of it, qəst will seize you, and you will be called to account for what you have done by abandoning his command, transgressing the command, and committing sin.</w:t>
+      </w:r>
+    </w:p>
+    <w:p>
+      <w:pPr>
+        <w:shd w:val="clear" w:color="auto" w:fill="FFFFFF"/>
+        <w:spacing w:before="120"/>
+        <w:jc w:val="both"/>
+        <w:rPr>
+          <w:rFonts w:ascii="Gentium" w:hAnsi="Gentium" w:cs="Gentium"/>
+          <w:noProof/>
+        </w:rPr>
+      </w:pPr>
+      <w:r>
+        <w:rPr>
+          <w:rFonts w:ascii="Gentium" w:hAnsi="Gentium" w:cs="Gentium"/>
+          <w:b/>
+          <w:bCs/>
+          <w:noProof/>
+          <w:color w:val="0070C0"/>
+          <w:vertAlign w:val="superscript"/>
+        </w:rPr>
+        <w:t>3</w:t>
+      </w:r>
+      <w:r>
+        <w:rPr>
+          <w:rFonts w:ascii="Gentium" w:hAnsi="Gentium" w:cs="Gentium"/>
+          <w:noProof/>
+          <w:color w:val="0070C0"/>
+        </w:rPr>
+        <w:t> </w:t>
+      </w:r>
+      <w:r>
+        <w:rPr>
+          <w:rFonts w:ascii="Gentium" w:hAnsi="Gentium" w:cs="Gentium"/>
+          <w:noProof/>
+        </w:rPr>
+        <w:t xml:space="preserve">We ask God the Father himself, and Christ, who became incarnate from the Holy Spirit and the Virgin Mary, to strengthen you in obedience to him through the Holy Spirit, the Lord and Life-giver. He is the Holy Spirit, the Paraclete, who descended upon his disciples on the height of </w:t>
+      </w:r>
+      <w:r>
+        <w:rPr>
+          <w:rFonts w:ascii="Gentium" w:hAnsi="Gentium" w:cs="Gentium"/>
+          <w:noProof/>
+        </w:rPr>
+        <w:lastRenderedPageBreak/>
+        <w:t>Zion, so that he may clothe you with that which is spiritual and help you to do good things in the knowledge of our Lord Jesus Christ, his Son and Beloved, God, Savior, and our Judge, who became incarnate from the Holy Spirit, became human, was crucified, and rose on the third day, as the prophets prophesied concerning him.</w:t>
+      </w:r>
+    </w:p>
+    <w:p>
+      <w:pPr>
+        <w:shd w:val="clear" w:color="auto" w:fill="FFFFFF"/>
+        <w:spacing w:before="120"/>
+        <w:jc w:val="both"/>
+        <w:rPr>
+          <w:rFonts w:ascii="Gentium" w:hAnsi="Gentium" w:cs="Gentium"/>
+          <w:noProof/>
+        </w:rPr>
+      </w:pPr>
+      <w:r>
+        <w:rPr>
+          <w:rFonts w:ascii="Gentium" w:hAnsi="Gentium" w:cs="Gentium"/>
+          <w:b/>
+          <w:bCs/>
+          <w:noProof/>
+          <w:color w:val="0070C0"/>
+          <w:vertAlign w:val="superscript"/>
+        </w:rPr>
+        <w:t>4</w:t>
+      </w:r>
+      <w:r>
+        <w:rPr>
+          <w:rFonts w:ascii="Gentium" w:hAnsi="Gentium" w:cs="Gentium"/>
+          <w:noProof/>
+          <w:color w:val="0070C0"/>
+        </w:rPr>
+        <w:t> </w:t>
+      </w:r>
+      <w:r>
+        <w:rPr>
+          <w:rFonts w:ascii="Gentium" w:hAnsi="Gentium" w:cs="Gentium"/>
+          <w:noProof/>
+        </w:rPr>
+        <w:t>To him be praise and glory, together with his Father, wise and great, and the Son who speaks and creates, and the Holy Spirit, the Lord and Life-giver, now and always and forever and ever. Amen.</w:t>
+      </w:r>
+    </w:p>
+    <w:p>
+      <w:pPr>
+        <w:shd w:val="clear" w:color="auto" w:fill="FFFFFF"/>
+        <w:spacing w:before="120"/>
         <w:jc w:val="center"/>
         <w:rPr>
           <w:rFonts w:ascii="Gentium" w:hAnsi="Gentium" w:cs="Gentium"/>
-          <w:smallCaps/>
-          <w:noProof/>
-        </w:rPr>
-      </w:pPr>
-      <w:r>
-        <w:rPr>
-          <w:rFonts w:ascii="Gentium" w:hAnsi="Gentium" w:cs="Gentium"/>
-          <w:smallCaps/>
-          <w:noProof/>
-        </w:rPr>
-        <w:t xml:space="preserve">Here end the canons established by the common judgment of the holy Apostles, which were handed down through Clement; </w:t>
-      </w:r>
-      <w:r>
-        <w:rPr>
-          <w:rFonts w:ascii="Gentium" w:hAnsi="Gentium" w:cs="Gentium"/>
-          <w:smallCaps/>
-          <w:noProof/>
-        </w:rPr>
-        <w:br/>
-        <w:t>and they are eighty-three in number. Likewise the canons which were appointed severally by each of the holy Apostles.</w:t>
-      </w:r>
-    </w:p>
-    <w:p>
-      <w:pPr>
-        <w:shd w:val="clear" w:color="auto" w:fill="FFFFFF"/>
-        <w:spacing w:before="120"/>
-        <w:jc w:val="both"/>
-        <w:rPr>
-          <w:rFonts w:ascii="Gentium" w:hAnsi="Gentium" w:cs="Gentium"/>
-          <w:i/>
-          <w:iCs/>
-          <w:noProof/>
-        </w:rPr>
-      </w:pPr>
-      <w:r>
-        <w:rPr>
-          <w:rFonts w:ascii="Gentium" w:hAnsi="Gentium" w:cs="Gentium"/>
-          <w:i/>
-          <w:iCs/>
-          <w:noProof/>
-        </w:rPr>
-        <w:lastRenderedPageBreak/>
-        <w:t>(The blessing and the colophon are restored from Mai’s Latin, pp. 16–17. The colophon’s last sentence points forward to the canons of the several Apostles, which follow in Mai and begin with the precept of Simon the Canaanite on the laying on of hands; they are a separate work and are not printed in this edition.)</w:t>
+          <w:noProof/>
+        </w:rPr>
+      </w:pPr>
+      <w:r>
+        <w:rPr>
+          <w:rFonts w:ascii="Gentium" w:hAnsi="Gentium" w:cs="Gentium"/>
+          <w:b/>
+          <w:bCs/>
+          <w:noProof/>
+          <w:color w:val="0070C0"/>
+          <w:vertAlign w:val="superscript"/>
+        </w:rPr>
+        <w:t>5</w:t>
+      </w:r>
+      <w:r>
+        <w:rPr>
+          <w:rFonts w:ascii="Gentium" w:hAnsi="Gentium" w:cs="Gentium"/>
+          <w:noProof/>
+          <w:color w:val="0070C0"/>
+        </w:rPr>
+        <w:t> </w:t>
+      </w:r>
+      <w:r>
+        <w:rPr>
+          <w:rFonts w:ascii="Gentium" w:hAnsi="Gentium" w:cs="Gentium"/>
+          <w:noProof/>
+        </w:rPr>
+        <w:t>Abtelisat is completed with the help of God</w:t>
+      </w:r>
+      <w:r>
+        <w:rPr>
+          <w:rFonts w:ascii="Gentium" w:hAnsi="Gentium" w:cs="Gentium"/>
+          <w:noProof/>
+        </w:rPr>
+        <w:t>.</w:t>
       </w:r>
     </w:p>
     <w:sectPr>
